--- a/klagomål/A 14308-2026 FSC-klagomål.docx
+++ b/klagomål/A 14308-2026 FSC-klagomål.docx
@@ -856,7 +856,7 @@
     <w:r>
       <w:tab/>
       <w:tab/>
-      <w:t>2026-03-19</w:t>
+      <w:t>2026-03-20</w:t>
       <w:br/>
       <w:br/>
     </w:r>

--- a/klagomål/A 14308-2026 FSC-klagomål.docx
+++ b/klagomål/A 14308-2026 FSC-klagomål.docx
@@ -856,7 +856,7 @@
     <w:r>
       <w:tab/>
       <w:tab/>
-      <w:t>2026-03-20</w:t>
+      <w:t>2026-03-21</w:t>
       <w:br/>
       <w:br/>
     </w:r>

--- a/klagomål/A 14308-2026 FSC-klagomål.docx
+++ b/klagomål/A 14308-2026 FSC-klagomål.docx
@@ -856,7 +856,7 @@
     <w:r>
       <w:tab/>
       <w:tab/>
-      <w:t>2026-03-21</w:t>
+      <w:t>2026-03-22</w:t>
       <w:br/>
       <w:br/>
     </w:r>

--- a/klagomål/A 14308-2026 FSC-klagomål.docx
+++ b/klagomål/A 14308-2026 FSC-klagomål.docx
@@ -856,7 +856,7 @@
     <w:r>
       <w:tab/>
       <w:tab/>
-      <w:t>2026-03-22</w:t>
+      <w:t>2026-03-23</w:t>
       <w:br/>
       <w:br/>
     </w:r>

--- a/klagomål/A 14308-2026 FSC-klagomål.docx
+++ b/klagomål/A 14308-2026 FSC-klagomål.docx
@@ -856,7 +856,7 @@
     <w:r>
       <w:tab/>
       <w:tab/>
-      <w:t>2026-03-23</w:t>
+      <w:t>2026-03-24</w:t>
       <w:br/>
       <w:br/>
     </w:r>

--- a/klagomål/A 14308-2026 FSC-klagomål.docx
+++ b/klagomål/A 14308-2026 FSC-klagomål.docx
@@ -856,7 +856,7 @@
     <w:r>
       <w:tab/>
       <w:tab/>
-      <w:t>2026-03-24</w:t>
+      <w:t>2026-03-25</w:t>
       <w:br/>
       <w:br/>
     </w:r>

--- a/klagomål/A 14308-2026 FSC-klagomål.docx
+++ b/klagomål/A 14308-2026 FSC-klagomål.docx
@@ -856,7 +856,7 @@
     <w:r>
       <w:tab/>
       <w:tab/>
-      <w:t>2026-03-25</w:t>
+      <w:t>2026-03-26</w:t>
       <w:br/>
       <w:br/>
     </w:r>

--- a/klagomål/A 14308-2026 FSC-klagomål.docx
+++ b/klagomål/A 14308-2026 FSC-klagomål.docx
@@ -856,7 +856,7 @@
     <w:r>
       <w:tab/>
       <w:tab/>
-      <w:t>2026-03-26</w:t>
+      <w:t>2026-03-27</w:t>
       <w:br/>
       <w:br/>
     </w:r>

--- a/klagomål/A 14308-2026 FSC-klagomål.docx
+++ b/klagomål/A 14308-2026 FSC-klagomål.docx
@@ -856,7 +856,7 @@
     <w:r>
       <w:tab/>
       <w:tab/>
-      <w:t>2026-03-27</w:t>
+      <w:t>2026-03-28</w:t>
       <w:br/>
       <w:br/>
     </w:r>

--- a/klagomål/A 14308-2026 FSC-klagomål.docx
+++ b/klagomål/A 14308-2026 FSC-klagomål.docx
@@ -856,7 +856,7 @@
     <w:r>
       <w:tab/>
       <w:tab/>
-      <w:t>2026-03-28</w:t>
+      <w:t>2026-03-29</w:t>
       <w:br/>
       <w:br/>
     </w:r>

--- a/klagomål/A 14308-2026 FSC-klagomål.docx
+++ b/klagomål/A 14308-2026 FSC-klagomål.docx
@@ -856,7 +856,7 @@
     <w:r>
       <w:tab/>
       <w:tab/>
-      <w:t>2026-03-29</w:t>
+      <w:t>2026-03-30</w:t>
       <w:br/>
       <w:br/>
     </w:r>

--- a/klagomål/A 14308-2026 FSC-klagomål.docx
+++ b/klagomål/A 14308-2026 FSC-klagomål.docx
@@ -856,7 +856,7 @@
     <w:r>
       <w:tab/>
       <w:tab/>
-      <w:t>2026-03-30</w:t>
+      <w:t>2026-03-31</w:t>
       <w:br/>
       <w:br/>
     </w:r>

--- a/klagomål/A 14308-2026 FSC-klagomål.docx
+++ b/klagomål/A 14308-2026 FSC-klagomål.docx
@@ -168,7 +168,7 @@
     </w:p>
     <w:p>
       <w:r>
-        <w:t>Detta dokument behandlar höga naturvärden i avverkningsanmälan A 14308-2026 i Falu kommun. Denna avverkningsanmälan inkom 2026-03-18 19:50:04 och omfattar 44,5 ha.</w:t>
+        <w:t>Detta dokument behandlar höga naturvärden i avverkningsanmälan A 14308-2026 i Falu kommun. Denna avverkningsanmälan inkom 2026-03-18 00:00:00 och omfattar 44,5 ha.</w:t>
       </w:r>
     </w:p>
     <w:p>
@@ -856,7 +856,7 @@
     <w:r>
       <w:tab/>
       <w:tab/>
-      <w:t>2026-03-31</w:t>
+      <w:t>2026-04-01</w:t>
       <w:br/>
       <w:br/>
     </w:r>

--- a/klagomål/A 14308-2026 FSC-klagomål.docx
+++ b/klagomål/A 14308-2026 FSC-klagomål.docx
@@ -856,7 +856,7 @@
     <w:r>
       <w:tab/>
       <w:tab/>
-      <w:t>2026-04-01</w:t>
+      <w:t>2026-04-02</w:t>
       <w:br/>
       <w:br/>
     </w:r>

--- a/klagomål/A 14308-2026 FSC-klagomål.docx
+++ b/klagomål/A 14308-2026 FSC-klagomål.docx
@@ -856,7 +856,7 @@
     <w:r>
       <w:tab/>
       <w:tab/>
-      <w:t>2026-04-02</w:t>
+      <w:t>2026-04-03</w:t>
       <w:br/>
       <w:br/>
     </w:r>

--- a/klagomål/A 14308-2026 FSC-klagomål.docx
+++ b/klagomål/A 14308-2026 FSC-klagomål.docx
@@ -856,7 +856,7 @@
     <w:r>
       <w:tab/>
       <w:tab/>
-      <w:t>2026-04-03</w:t>
+      <w:t>2026-04-04</w:t>
       <w:br/>
       <w:br/>
     </w:r>

--- a/klagomål/A 14308-2026 FSC-klagomål.docx
+++ b/klagomål/A 14308-2026 FSC-klagomål.docx
@@ -874,7 +874,7 @@
     <w:r>
       <w:tab/>
       <w:tab/>
-      <w:t>2026-04-14</w:t>
+      <w:t>2026-04-15</w:t>
       <w:br/>
       <w:br/>
     </w:r>

--- a/klagomål/A 14308-2026 FSC-klagomål.docx
+++ b/klagomål/A 14308-2026 FSC-klagomål.docx
@@ -874,7 +874,7 @@
     <w:r>
       <w:tab/>
       <w:tab/>
-      <w:t>2026-04-15</w:t>
+      <w:t>2026-04-16</w:t>
       <w:br/>
       <w:br/>
     </w:r>

--- a/klagomål/A 14308-2026 FSC-klagomål.docx
+++ b/klagomål/A 14308-2026 FSC-klagomål.docx
@@ -874,7 +874,7 @@
     <w:r>
       <w:tab/>
       <w:tab/>
-      <w:t>2026-04-16</w:t>
+      <w:t>2026-04-17</w:t>
       <w:br/>
       <w:br/>
     </w:r>

--- a/klagomål/A 14308-2026 FSC-klagomål.docx
+++ b/klagomål/A 14308-2026 FSC-klagomål.docx
@@ -874,7 +874,7 @@
     <w:r>
       <w:tab/>
       <w:tab/>
-      <w:t>2026-04-17</w:t>
+      <w:t>2026-04-18</w:t>
       <w:br/>
       <w:br/>
     </w:r>

--- a/klagomål/A 14308-2026 FSC-klagomål.docx
+++ b/klagomål/A 14308-2026 FSC-klagomål.docx
@@ -874,7 +874,7 @@
     <w:r>
       <w:tab/>
       <w:tab/>
-      <w:t>2026-04-18</w:t>
+      <w:t>2026-04-19</w:t>
       <w:br/>
       <w:br/>
     </w:r>

--- a/klagomål/A 14308-2026 FSC-klagomål.docx
+++ b/klagomål/A 14308-2026 FSC-klagomål.docx
@@ -874,7 +874,7 @@
     <w:r>
       <w:tab/>
       <w:tab/>
-      <w:t>2026-04-19</w:t>
+      <w:t>2026-04-20</w:t>
       <w:br/>
       <w:br/>
     </w:r>

--- a/klagomål/A 14308-2026 FSC-klagomål.docx
+++ b/klagomål/A 14308-2026 FSC-klagomål.docx
@@ -874,7 +874,7 @@
     <w:r>
       <w:tab/>
       <w:tab/>
-      <w:t>2026-04-20</w:t>
+      <w:t>2026-04-21</w:t>
       <w:br/>
       <w:br/>
     </w:r>

--- a/klagomål/A 14308-2026 FSC-klagomål.docx
+++ b/klagomål/A 14308-2026 FSC-klagomål.docx
@@ -874,7 +874,7 @@
     <w:r>
       <w:tab/>
       <w:tab/>
-      <w:t>2026-04-21</w:t>
+      <w:t>2026-04-22</w:t>
       <w:br/>
       <w:br/>
     </w:r>

--- a/klagomål/A 14308-2026 FSC-klagomål.docx
+++ b/klagomål/A 14308-2026 FSC-klagomål.docx
@@ -874,7 +874,7 @@
     <w:r>
       <w:tab/>
       <w:tab/>
-      <w:t>2026-04-22</w:t>
+      <w:t>2026-04-23</w:t>
       <w:br/>
       <w:br/>
     </w:r>

--- a/klagomål/A 14308-2026 FSC-klagomål.docx
+++ b/klagomål/A 14308-2026 FSC-klagomål.docx
@@ -874,7 +874,7 @@
     <w:r>
       <w:tab/>
       <w:tab/>
-      <w:t>2026-04-23</w:t>
+      <w:t>2026-04-24</w:t>
       <w:br/>
       <w:br/>
     </w:r>

--- a/klagomål/A 14308-2026 FSC-klagomål.docx
+++ b/klagomål/A 14308-2026 FSC-klagomål.docx
@@ -874,7 +874,7 @@
     <w:r>
       <w:tab/>
       <w:tab/>
-      <w:t>2026-04-24</w:t>
+      <w:t>2026-04-25</w:t>
       <w:br/>
       <w:br/>
     </w:r>

--- a/klagomål/A 14308-2026 FSC-klagomål.docx
+++ b/klagomål/A 14308-2026 FSC-klagomål.docx
@@ -874,7 +874,7 @@
     <w:r>
       <w:tab/>
       <w:tab/>
-      <w:t>2026-04-25</w:t>
+      <w:t>2026-04-26</w:t>
       <w:br/>
       <w:br/>
     </w:r>

--- a/klagomål/A 14308-2026 FSC-klagomål.docx
+++ b/klagomål/A 14308-2026 FSC-klagomål.docx
@@ -874,7 +874,7 @@
     <w:r>
       <w:tab/>
       <w:tab/>
-      <w:t>2026-04-26</w:t>
+      <w:t>2026-04-27</w:t>
       <w:br/>
       <w:br/>
     </w:r>

--- a/klagomål/A 14308-2026 FSC-klagomål.docx
+++ b/klagomål/A 14308-2026 FSC-klagomål.docx
@@ -874,7 +874,7 @@
     <w:r>
       <w:tab/>
       <w:tab/>
-      <w:t>2026-04-27</w:t>
+      <w:t>2026-04-28</w:t>
       <w:br/>
       <w:br/>
     </w:r>

--- a/klagomål/A 14308-2026 FSC-klagomål.docx
+++ b/klagomål/A 14308-2026 FSC-klagomål.docx
@@ -874,7 +874,7 @@
     <w:r>
       <w:tab/>
       <w:tab/>
-      <w:t>2026-04-28</w:t>
+      <w:t>2026-04-29</w:t>
       <w:br/>
       <w:br/>
     </w:r>

--- a/klagomål/A 14308-2026 FSC-klagomål.docx
+++ b/klagomål/A 14308-2026 FSC-klagomål.docx
@@ -874,7 +874,7 @@
     <w:r>
       <w:tab/>
       <w:tab/>
-      <w:t>2026-04-29</w:t>
+      <w:t>2026-04-30</w:t>
       <w:br/>
       <w:br/>
     </w:r>

--- a/klagomål/A 14308-2026 FSC-klagomål.docx
+++ b/klagomål/A 14308-2026 FSC-klagomål.docx
@@ -874,7 +874,7 @@
     <w:r>
       <w:tab/>
       <w:tab/>
-      <w:t>2026-04-30</w:t>
+      <w:t>2026-05-01</w:t>
       <w:br/>
       <w:br/>
     </w:r>

--- a/klagomål/A 14308-2026 FSC-klagomål.docx
+++ b/klagomål/A 14308-2026 FSC-klagomål.docx
@@ -874,7 +874,7 @@
     <w:r>
       <w:tab/>
       <w:tab/>
-      <w:t>2026-05-01</w:t>
+      <w:t>2026-05-02</w:t>
       <w:br/>
       <w:br/>
     </w:r>

--- a/klagomål/A 14308-2026 FSC-klagomål.docx
+++ b/klagomål/A 14308-2026 FSC-klagomål.docx
@@ -874,7 +874,7 @@
     <w:r>
       <w:tab/>
       <w:tab/>
-      <w:t>2026-05-02</w:t>
+      <w:t>2026-05-03</w:t>
       <w:br/>
       <w:br/>
     </w:r>

--- a/klagomål/A 14308-2026 FSC-klagomål.docx
+++ b/klagomål/A 14308-2026 FSC-klagomål.docx
@@ -874,7 +874,7 @@
     <w:r>
       <w:tab/>
       <w:tab/>
-      <w:t>2026-05-03</w:t>
+      <w:t>2026-05-04</w:t>
       <w:br/>
       <w:br/>
     </w:r>

--- a/klagomål/A 14308-2026 FSC-klagomål.docx
+++ b/klagomål/A 14308-2026 FSC-klagomål.docx
@@ -874,7 +874,7 @@
     <w:r>
       <w:tab/>
       <w:tab/>
-      <w:t>2026-05-04</w:t>
+      <w:t>2026-05-05</w:t>
       <w:br/>
       <w:br/>
     </w:r>

--- a/klagomål/A 14308-2026 FSC-klagomål.docx
+++ b/klagomål/A 14308-2026 FSC-klagomål.docx
@@ -874,7 +874,7 @@
     <w:r>
       <w:tab/>
       <w:tab/>
-      <w:t>2026-05-05</w:t>
+      <w:t>2026-05-06</w:t>
       <w:br/>
       <w:br/>
     </w:r>

--- a/klagomål/A 14308-2026 FSC-klagomål.docx
+++ b/klagomål/A 14308-2026 FSC-klagomål.docx
@@ -874,7 +874,7 @@
     <w:r>
       <w:tab/>
       <w:tab/>
-      <w:t>2026-05-06</w:t>
+      <w:t>2026-05-07</w:t>
       <w:br/>
       <w:br/>
     </w:r>

--- a/klagomål/A 14308-2026 FSC-klagomål.docx
+++ b/klagomål/A 14308-2026 FSC-klagomål.docx
@@ -874,7 +874,7 @@
     <w:r>
       <w:tab/>
       <w:tab/>
-      <w:t>2026-05-07</w:t>
+      <w:t>2026-05-08</w:t>
       <w:br/>
       <w:br/>
     </w:r>

--- a/klagomål/A 14308-2026 FSC-klagomål.docx
+++ b/klagomål/A 14308-2026 FSC-klagomål.docx
@@ -874,7 +874,7 @@
     <w:r>
       <w:tab/>
       <w:tab/>
-      <w:t>2026-05-08</w:t>
+      <w:t>2026-05-09</w:t>
       <w:br/>
       <w:br/>
     </w:r>

--- a/klagomål/A 14308-2026 FSC-klagomål.docx
+++ b/klagomål/A 14308-2026 FSC-klagomål.docx
@@ -874,7 +874,7 @@
     <w:r>
       <w:tab/>
       <w:tab/>
-      <w:t>2026-05-09</w:t>
+      <w:t>2026-05-10</w:t>
       <w:br/>
       <w:br/>
     </w:r>

--- a/klagomål/A 14308-2026 FSC-klagomål.docx
+++ b/klagomål/A 14308-2026 FSC-klagomål.docx
@@ -874,7 +874,7 @@
     <w:r>
       <w:tab/>
       <w:tab/>
-      <w:t>2026-05-10</w:t>
+      <w:t>2026-05-11</w:t>
       <w:br/>
       <w:br/>
     </w:r>

--- a/klagomål/A 14308-2026 FSC-klagomål.docx
+++ b/klagomål/A 14308-2026 FSC-klagomål.docx
@@ -874,7 +874,7 @@
     <w:r>
       <w:tab/>
       <w:tab/>
-      <w:t>2026-05-11</w:t>
+      <w:t>2026-05-12</w:t>
       <w:br/>
       <w:br/>
     </w:r>

--- a/klagomål/A 14308-2026 FSC-klagomål.docx
+++ b/klagomål/A 14308-2026 FSC-klagomål.docx
@@ -874,7 +874,7 @@
     <w:r>
       <w:tab/>
       <w:tab/>
-      <w:t>2026-05-12</w:t>
+      <w:t>2026-05-13</w:t>
       <w:br/>
       <w:br/>
     </w:r>

--- a/klagomål/A 14308-2026 FSC-klagomål.docx
+++ b/klagomål/A 14308-2026 FSC-klagomål.docx
@@ -874,7 +874,7 @@
     <w:r>
       <w:tab/>
       <w:tab/>
-      <w:t>2026-05-13</w:t>
+      <w:t>2026-05-16</w:t>
       <w:br/>
       <w:br/>
     </w:r>

--- a/klagomål/A 14308-2026 FSC-klagomål.docx
+++ b/klagomål/A 14308-2026 FSC-klagomål.docx
@@ -874,7 +874,7 @@
     <w:r>
       <w:tab/>
       <w:tab/>
-      <w:t>2026-06-15</w:t>
+      <w:t>2026-06-16</w:t>
       <w:br/>
       <w:br/>
     </w:r>

--- a/klagomål/A 14308-2026 FSC-klagomål.docx
+++ b/klagomål/A 14308-2026 FSC-klagomål.docx
@@ -874,7 +874,7 @@
     <w:r>
       <w:tab/>
       <w:tab/>
-      <w:t>2026-06-16</w:t>
+      <w:t>2026-06-17</w:t>
       <w:br/>
       <w:br/>
     </w:r>

--- a/klagomål/A 14308-2026 FSC-klagomål.docx
+++ b/klagomål/A 14308-2026 FSC-klagomål.docx
@@ -1,6 +1,6 @@
 
 <file path=word/document.xml><?xml version="1.0" encoding="utf-8"?>
-<w:document xmlns:wpc="http://schemas.microsoft.com/office/word/2010/wordprocessingCanvas" xmlns:cx="http://schemas.microsoft.com/office/drawing/2014/chartex" xmlns:cx1="http://schemas.microsoft.com/office/drawing/2015/9/8/chartex" xmlns:cx2="http://schemas.microsoft.com/office/drawing/2015/10/21/chartex" xmlns:cx3="http://schemas.microsoft.com/office/drawing/2016/5/9/chartex" xmlns:cx4="http://schemas.microsoft.com/office/drawing/2016/5/10/chartex" xmlns:cx5="http://schemas.microsoft.com/office/drawing/2016/5/11/chartex" xmlns:cx6="http://schemas.microsoft.com/office/drawing/2016/5/12/chartex" xmlns:cx7="http://schemas.microsoft.com/office/drawing/2016/5/13/chartex" xmlns:cx8="http://schemas.microsoft.com/office/drawing/2016/5/14/chartex" xmlns:mc="http://schemas.openxmlformats.org/markup-compatibility/2006" xmlns:aink="http://schemas.microsoft.com/office/drawing/2016/ink" xmlns:am3d="http://schemas.microsoft.com/office/drawing/2017/model3d" xmlns:o="urn:schemas-microsoft-com:office:office" xmlns:oel="http://schemas.microsoft.com/office/2019/extlst" xmlns:r="http://schemas.openxmlformats.org/officeDocument/2006/relationships" xmlns:m="http://schemas.openxmlformats.org/officeDocument/2006/math" xmlns:v="urn:schemas-microsoft-com:vml" xmlns:wp14="http://schemas.microsoft.com/office/word/2010/wordprocessingDrawing" xmlns:wp="http://schemas.openxmlformats.org/drawingml/2006/wordprocessingDrawing" xmlns:w10="urn:schemas-microsoft-com:office:word" xmlns:w="http://schemas.openxmlformats.org/wordprocessingml/2006/main" xmlns:w14="http://schemas.microsoft.com/office/word/2010/wordml" xmlns:w15="http://schemas.microsoft.com/office/word/2012/wordml" xmlns:w16cex="http://schemas.microsoft.com/office/word/2018/wordml/cex" xmlns:w16cid="http://schemas.microsoft.com/office/word/2016/wordml/cid" xmlns:w16="http://schemas.microsoft.com/office/word/2018/wordml" xmlns:w16sdtdh="http://schemas.microsoft.com/office/word/2020/wordml/sdtdatahash" xmlns:w16se="http://schemas.microsoft.com/office/word/2015/wordml/symex" xmlns:wpg="http://schemas.microsoft.com/office/word/2010/wordprocessingGroup" xmlns:wpi="http://schemas.microsoft.com/office/word/2010/wordprocessingInk" xmlns:wne="http://schemas.microsoft.com/office/word/2006/wordml" xmlns:wps="http://schemas.microsoft.com/office/word/2010/wordprocessingShape" mc:Ignorable="w14 w15 w16se w16cid w16 w16cex w16sdtdh wp14">
+<w:document xmlns:wpc="http://schemas.microsoft.com/office/word/2010/wordprocessingCanvas" xmlns:cx="http://schemas.microsoft.com/office/drawing/2014/chartex" xmlns:cx1="http://schemas.microsoft.com/office/drawing/2015/9/8/chartex" xmlns:cx2="http://schemas.microsoft.com/office/drawing/2015/10/21/chartex" xmlns:cx3="http://schemas.microsoft.com/office/drawing/2016/5/9/chartex" xmlns:cx4="http://schemas.microsoft.com/office/drawing/2016/5/10/chartex" xmlns:cx5="http://schemas.microsoft.com/office/drawing/2016/5/11/chartex" xmlns:cx6="http://schemas.microsoft.com/office/drawing/2016/5/12/chartex" xmlns:cx7="http://schemas.microsoft.com/office/drawing/2016/5/13/chartex" xmlns:cx8="http://schemas.microsoft.com/office/drawing/2016/5/14/chartex" xmlns:mc="http://schemas.openxmlformats.org/markup-compatibility/2006" xmlns:aink="http://schemas.microsoft.com/office/drawing/2016/ink" xmlns:am3d="http://schemas.microsoft.com/office/drawing/2017/model3d" xmlns:o="urn:schemas-microsoft-com:office:office" xmlns:oel="http://schemas.microsoft.com/office/2019/extlst" xmlns:r="http://schemas.openxmlformats.org/officeDocument/2006/relationships" xmlns:m="http://schemas.openxmlformats.org/officeDocument/2006/math" xmlns:v="urn:schemas-microsoft-com:vml" xmlns:wp14="http://schemas.microsoft.com/office/word/2010/wordprocessingDrawing" xmlns:wp="http://schemas.openxmlformats.org/drawingml/2006/wordprocessingDrawing" xmlns:w10="urn:schemas-microsoft-com:office:word" xmlns:w="http://schemas.openxmlformats.org/wordprocessingml/2006/main" xmlns:w14="http://schemas.microsoft.com/office/word/2010/wordml" xmlns:w15="http://schemas.microsoft.com/office/word/2012/wordml" xmlns:w16cex="http://schemas.microsoft.com/office/word/2018/wordml/cex" xmlns:w16cid="http://schemas.microsoft.com/office/word/2016/wordml/cid" xmlns:w16="http://schemas.microsoft.com/office/word/2018/wordml" xmlns:w16du="http://schemas.microsoft.com/office/word/2023/wordml/word16du" xmlns:w16sdtdh="http://schemas.microsoft.com/office/word/2020/wordml/sdtdatahash" xmlns:w16sdtfl="http://schemas.microsoft.com/office/word/2024/wordml/sdtformatlock" xmlns:w16se="http://schemas.microsoft.com/office/word/2015/wordml/symex" xmlns:wpg="http://schemas.microsoft.com/office/word/2010/wordprocessingGroup" xmlns:wpi="http://schemas.microsoft.com/office/word/2010/wordprocessingInk" xmlns:wne="http://schemas.microsoft.com/office/word/2006/wordml" xmlns:wps="http://schemas.microsoft.com/office/word/2010/wordprocessingShape" mc:Ignorable="w14 w15 w16se w16cid w16 w16cex w16sdtdh w16sdtfl w16du wp14">
   <w:body>
     <w:p>
       <w:r>
@@ -168,12 +168,12 @@
     </w:p>
     <w:p>
       <w:r>
-        <w:t>Detta dokument behandlar höga naturvärden i avverkningsanmälan A 14308-2026 i Falu kommun. Denna avverkningsanmälan inkom 2026-03-18 00:00:00 och omfattar 44,5 ha.</w:t>
+        <w:t>Detta dokument behandlar höga naturvärden i avverkningsanmälan A 14308-2026 i Falu kommun som inkom 2026-03-18 och omfattar 44,5 ha.</w:t>
       </w:r>
     </w:p>
     <w:p>
       <w:r>
-        <w:t>Nedan presenteras fynd av naturvårdsarter och fridlysta arter som gjorts i det avverkningsanmälda området, samt relevanta utdrag ur standarderna för FSC, Chain of Custody, Controlled Wood och PEFC. I BILAGA 1 finns artfakta om fridlysta arter.</w:t>
+        <w:t>Nedan presenteras fynd av naturvårdsarter och fridlysta arter som gjorts i det avverkningsanmälda området, samt relevanta utdrag ur standarderna för FSC, Chain of Custody, Controlled Wood och PEFC. I BILAGA 1 finns artfakta om fridlysta och rödlistade arter.</w:t>
       </w:r>
     </w:p>
     <w:p>
@@ -191,12 +191,15 @@
     </w:p>
     <w:p>
       <w:r>
-        <w:t>I avverkningsanmälan har följande 2 naturvårdsarter hittats: järpe (NT, §4) och kungsörn (NT, §4). Av dessa är 2 rödlistade. För rödlistade arter har rödlistekategorin angivits inom parentes. För fridlysta arter anges även paragrafen i Artskyddsförordningen som arten är fridlyst enligt.</w:t>
+        <w:t>I och inom 25 meter från avverkningsanmälan har följande 6 naturvårdsarter hittats: garnlav (VU, T), kungsörn (NT, §4), mindre märgborre (S, T), järpe (T, §4), spillkråka (T, §4) och tjäder (T, §4). Av dessa är 2 rödlistade. För rödlistade arter har rödlistekategorin angivits inom parentes. Arter som är signalarter enligt Skogsstyrelsen har markerats med (S). Typiska arter inom Natura 2000 som är kopplade till skogsekosystem har markerats med (T). För fridlysta arter anges även paragrafen i Artskyddsförordningen som arten är fridlyst enligt.</w:t>
       </w:r>
     </w:p>
     <w:p>
       <w:r>
-        <w:t>De påträffade naturvårdsarterna är ett tydligt kvitto på att detta rör sig om en skog med höga naturvärden. I Figur 1 visas en karta över det avverkningsanmälda området, där samtliga fyndplatser för naturvårdsarter som finns registrerade på Artportalen har markerats.</w:t>
+        <w:t>De påträffade naturvårdsarterna är ett tydligt kvitto på att det rör sig om en skog med höga naturvärden.</w:t>
+      </w:r>
+      <w:r>
+        <w:t xml:space="preserve"> I Figur 1 visas fyndplatser för naturvårdsarter i området, som finns registrerade på Artportalen.</w:t>
       </w:r>
     </w:p>
     <w:p>
@@ -206,7 +209,7 @@
       <w:r>
         <w:drawing>
           <wp:inline xmlns:a="http://schemas.openxmlformats.org/drawingml/2006/main" xmlns:pic="http://schemas.openxmlformats.org/drawingml/2006/picture">
-            <wp:extent cx="5486400" cy="4456221"/>
+            <wp:extent cx="5379292" cy="5688000"/>
             <wp:docPr id="1" name="Picture 1"/>
             <wp:cNvGraphicFramePr>
               <a:graphicFrameLocks noChangeAspect="1"/>
@@ -227,7 +230,7 @@
                   <pic:spPr>
                     <a:xfrm>
                       <a:off x="0" y="0"/>
-                      <a:ext cx="5486400" cy="4456221"/>
+                      <a:ext cx="5379292" cy="5688000"/>
                     </a:xfrm>
                     <a:prstGeom prst="rect"/>
                   </pic:spPr>
@@ -241,9 +244,206 @@
     <w:p>
       <w:pPr>
         <w:pStyle w:val="Caption"/>
+        <w:spacing w:after="240"/>
       </w:pPr>
       <w:r>
-        <w:t>Figur 1. Fyndplatser för naturvårdsarter i det avverkningsanmälda området (röd linje). Markörer utan svart kant är placerade på fyndplatsen. Markörer med svart kant är placerade vid sidan av fyndplatsen och har ett svart streck som visar fyndplatsens exakta position. Kartans mittpunktskoordinat är N 6716878, E 549282 i SWEREF 99 TM.</w:t>
+        <w:t>Figur 1. Fyndplatser för naturvårdsarter i och inom 25 meter från avverkningsanmälan (röd linje). Markörer utan svart kant är placerade på fyndplatsen. Markörer med svart kant är placerade vid sidan av fyndplatsen och har ett svart streck som visar fyndplatsens exakta position. Kartans mittpunktskoordinat är N 6716878, E 549282 i SWEREF 99 TM.</w:t>
+      </w:r>
+    </w:p>
+    <w:p>
+      <w:pPr>
+        <w:pStyle w:val="Heading2"/>
+      </w:pPr>
+      <w:r>
+        <w:t>Fridlysta arter</w:t>
+      </w:r>
+    </w:p>
+    <w:p>
+      <w:r>
+        <w:t>Följande fridlysta arter har sina livsmiljöer och växtplatser i den avverkningsanmälda skogen: kungsörn (NT, §4), järpe (T, §4), spillkråka (T, §4) och tjäder (T, §4).</w:t>
+      </w:r>
+    </w:p>
+    <w:p>
+      <w:r>
+        <w:t xml:space="preserve">Observera att medlemsländerna är skyldiga att agera i enlighet med EU:s fågeldirektiv där det uttryckligen står att direktivet gäller för fåglar samt för deras ägg, bon och </w:t>
+      </w:r>
+      <w:r>
+        <w:rPr>
+          <w:b/>
+        </w:rPr>
+        <w:t xml:space="preserve">livsmiljöer </w:t>
+      </w:r>
+      <w:r>
+        <w:t>(artikel 1). Vidare att de åtgärder som vidtas inte får leda till en försämring av den nuvarande situationen beträffande bevarandet av de fågelarter som avses i artikel 1 (artikel 13). Fågeldirektivet är styrande för tillsynsansvariga myndigheters ärendehantering, ställningstaganden och beslutsfattande.</w:t>
+      </w:r>
+    </w:p>
+    <w:p>
+      <w:r>
+        <w:rPr>
+          <w:b/>
+        </w:rPr>
+        <w:t>Järpe (§4)</w:t>
+      </w:r>
+      <w:r>
+        <w:t xml:space="preserve">, som är upptagen i bilaga 1 och 2 EU:s fågeldirektiv, är mycket stationär inom sitt revir som är minst 25 hektar stort. Livsmiljöerna utgörs av tät barrskog med inblandning av lövträd och en väl utvecklad flerskiktad struktur med bärris och yngre eller undertryckta, täta granar i ett lägre skikt, ofta utmed bäckar och åar inne i den skyddande granskogen. Den överlever inte om dess livsmiljö kalavverkas och är även känslig för röjning, gallring och avverkning där unga granar och lövträd inte sparas i tillräcklig omfattning. Arten finns i sammanhängande grandominerad skog över hela Sverige men förekomsterna är betydligt glesare i Götaland än i övriga landet. Järpe är typisk art för </w:t>
+      </w:r>
+      <w:r>
+        <w:rPr>
+          <w:i/>
+        </w:rPr>
+        <w:t xml:space="preserve">9010 Taiga, 9080 Lövsumpskog </w:t>
+      </w:r>
+      <w:r>
+        <w:t xml:space="preserve">och </w:t>
+      </w:r>
+      <w:r>
+        <w:rPr>
+          <w:i/>
+        </w:rPr>
+        <w:t xml:space="preserve">9740 Skogsbevuxen myr </w:t>
+      </w:r>
+      <w:r>
+        <w:t>(SLU Artdatabanken, 2026).</w:t>
+      </w:r>
+    </w:p>
+    <w:p>
+      <w:r>
+        <w:rPr>
+          <w:b/>
+        </w:rPr>
+        <w:t>Kungsörn (NT, §4)</w:t>
+      </w:r>
+      <w:r>
+        <w:t xml:space="preserve"> är rödlistad som nära hotad och upptagen i bilaga 1 EU:s fågeldirektiv. Boträd får inte avverkas och skyddande skog bör vid avverkning alltid sparas runt örnbon, även runt s.k. alternativbon. Som utgångspunkt vid bedömning av hur mycket skog som skall lämnas runt boträdet bör 200 meters radie gälla. Under häckningsperioden (1 januari till 31 augusti) är kungsörnen störningskänslig och inga skogsbruksåtgärder eller andra störande verksamheter får förekomma närmare än 500 m från boet under den tiden. Arealen på det sparade skogspartiet kan uppgå till åtskilliga tiotals hektar beroende på t.ex. topografi, vindexponering och insyn. Det är även värdefullt om sammanhängande skog kan lämnas i någon riktning. Avverkning av gammelskog i bergsbranter och annan svår terräng måste undvikas (SLU Artdatabanken, 2024; Skogsstyrelsen, 2016).</w:t>
+      </w:r>
+    </w:p>
+    <w:p>
+      <w:r>
+        <w:rPr>
+          <w:b/>
+        </w:rPr>
+        <w:t>Spillkråka (§4)</w:t>
+      </w:r>
+      <w:r>
+        <w:t xml:space="preserve"> omfattas av bilaga 1 i EU:s fågeldirektiv och är typisk art för </w:t>
+      </w:r>
+      <w:r>
+        <w:rPr>
+          <w:i/>
+        </w:rPr>
+        <w:t xml:space="preserve">9010 Taiga </w:t>
+      </w:r>
+      <w:r>
+        <w:t>och</w:t>
+      </w:r>
+      <w:r>
+        <w:rPr>
+          <w:i/>
+        </w:rPr>
+        <w:t xml:space="preserve"> 9740 Skogsbevuxen myr</w:t>
+      </w:r>
+      <w:r>
+        <w:t>. Den behöver grova träd, främst tall, asp och bok som boträd. Skogsbruk med korta omloppstider och täta, homogena ungskogar utgör det största hotet. Spillkråka är en nyckelart i skogliga miljöer vars övergivna bohål utnyttjas av flera andra hålhäckande fågelarter och fladdermöss, däribland pärluggla (EN, §4), knipa (§4), salskrake (§4) och skogsduva (§4). Hökuggla (VU, §4) och slaguggla (§4) häckar ofta i högstubbar som brutits av i höjd med ett gammalt spillkråkebo (SLU Artdatabanken, 2026; Skogsstyrelsen, 2016).</w:t>
+      </w:r>
+    </w:p>
+    <w:p>
+      <w:r>
+        <w:rPr>
+          <w:b/>
+        </w:rPr>
+        <w:t>Tjäder (§4)</w:t>
+      </w:r>
+      <w:r>
+        <w:t xml:space="preserve"> omfattas av bilaga 1 och 2 EU:s fågeldirektiv och är typisk art för </w:t>
+      </w:r>
+      <w:r>
+        <w:rPr>
+          <w:i/>
+        </w:rPr>
+        <w:t xml:space="preserve">9010 Taiga </w:t>
+      </w:r>
+      <w:r>
+        <w:t xml:space="preserve">och </w:t>
+      </w:r>
+      <w:r>
+        <w:rPr>
+          <w:i/>
+        </w:rPr>
+        <w:t>9740 Skogsbevuxen myr</w:t>
+      </w:r>
+      <w:r>
+        <w:t>. Tjädern är en utpräglad skogsfågel knuten till större sammanhängande barrskogsområden. Tupparna och hönorna utnyttjar till viss del olika miljöer, och habitatvalet varierar dessutom mellan olika delar av året. För att det ska finnas livskraftiga tjäderbestånd krävs funktionella skogslandskap med en blandning av uppvuxen, gles och luckig skog, täta sumpskogar, myrar och andra små våtmarker. Arten försvinner när skogen fragmenteras och den sammanlagda arealen hyggen och andra öppna områden blir för stor. Ett småskaligt och försiktigt virkesuttag genom hyggesfria metoder kan i vissa fall vara möjligt i området inom 200 m från lekcentrum. Längre ut från lekcentrum, inom 200–500 m bör den avverkade ytan inte överskrida 1 hektar för att undvika alltför stora och snabba förändringar (Skogsstyrelsen, 2019; SLU Artdatabanken, 2024).</w:t>
+      </w:r>
+    </w:p>
+    <w:p>
+      <w:r>
+        <w:t>I BILAGA 1 finns mer detaljerad information om ekologi samt krav på livsmiljö hos fridlysta arter.</w:t>
+      </w:r>
+    </w:p>
+    <w:p>
+      <w:pPr>
+        <w:pStyle w:val="Heading2"/>
+      </w:pPr>
+      <w:r>
+        <w:t>Övriga naturvårdsarter</w:t>
+      </w:r>
+    </w:p>
+    <w:p>
+      <w:r>
+        <w:rPr>
+          <w:b/>
+        </w:rPr>
+        <w:t>Garnlav (VU)</w:t>
+      </w:r>
+      <w:r>
+        <w:t xml:space="preserve"> är en utpräglad barrskogsart som ibland kan drapera träden i norrländska grannaturskogar med hög luftfuktighet. Den förekommer även i talldominerade bestånd där den, förutom i trädens grenverk, påträffas hängande över ojämnheter i tallbarken. Arten har minskat starkt i södra och mellersta Sverige och den minskar även i sitt nordliga utbredningsområde. Minskningstakten uppgår till 30 (20–50) % inom 50 år och överstiger gränsvärdet för Sårbar (VU). Orsaken till tillbakagången beror främst på slutavverkningar av naturskogsartade skogar. Bestånd med riklig förekomst bör regelmässigt sparas, vilket även gynnar flera andra sällsynta och rödlistade arter. Garnlav är värdväxt för den mycket sällsynta och akut hotade fjärilen barrskogslavfly (CR) som hör hemma i boreala barrskogar med riklig förekomst av värdväxten. Tidigare kunde arten konstateras årligen på flera platser vid Dala-Floda i Dalarna innan lokalerna kalavverkades. Senaste fyndet i landet av barrskogslavfly är från år 2000 då den påträffades vid Högberget i Sollefteå kommun. Garnlav är typisk art för </w:t>
+      </w:r>
+      <w:r>
+        <w:rPr>
+          <w:i/>
+        </w:rPr>
+        <w:t xml:space="preserve">9010 Taiga </w:t>
+      </w:r>
+      <w:r>
+        <w:t>och</w:t>
+      </w:r>
+      <w:r>
+        <w:rPr>
+          <w:i/>
+        </w:rPr>
+        <w:t xml:space="preserve"> 9070 Trädklädd betesmark</w:t>
+      </w:r>
+      <w:r>
+        <w:t xml:space="preserve"> (SLU Artdatabanken, 2026).</w:t>
+      </w:r>
+    </w:p>
+    <w:p>
+      <w:r>
+        <w:rPr>
+          <w:b/>
+        </w:rPr>
+        <w:t>Mindre märgborre</w:t>
+      </w:r>
+      <w:r>
+        <w:t xml:space="preserve"> är en signalart för tallskog med höga naturvärden och betraktas tillsammans med skarptandad barkborre som nyckelarter för ett antal sällsynta åtgärdsprogramsarter som är beroende av deras gångsystem. Bland dessa kan nämnas avlång barkborre (VU), </w:t>
+      </w:r>
+      <w:r>
+        <w:rPr>
+          <w:i/>
+        </w:rPr>
+        <w:t>Corticeus longulus</w:t>
+      </w:r>
+      <w:r>
+        <w:t xml:space="preserve"> (VU), tallgångbagge (VU), cholodkovskys bastborre (NT) och tallbarksvartbagge (NT). Den mindre märgborrens måsvingeliknande gnaggångar är lätta att känna igen och hittas ofta på grova tallgrenar på marken. Rika förekomster av främst mindre märgborre men även skarptandad barkborre är en signal för artrikedom och inventeringar har visat att det är i skogar med en naturlig självgallring som det skapas förutsättningar för dessa arter samt de efterföljande åtgärdsprogramsarterna. Tallskogar med stark förekomst av mindre märgborre och skarptandad barkborre bör avsättas som reservat. Generellt bör hänsyn tas vid slutavverkning av talldominerad skog så att avverkningsrester som gren- och toppdelar lämnas. Mindre märgborre är typisk art för </w:t>
+      </w:r>
+      <w:r>
+        <w:rPr>
+          <w:i/>
+        </w:rPr>
+        <w:t>9060 Åsbarrskog</w:t>
+      </w:r>
+      <w:r>
+        <w:t xml:space="preserve"> (SLU Artdatabanken, 2026; Pettersson, 2014; Hedgren, 2012; Gunnarsson m fl., 1999).</w:t>
       </w:r>
     </w:p>
     <w:p>
@@ -251,26 +451,26 @@
         <w:pStyle w:val="Heading1"/>
       </w:pPr>
       <w:r>
-        <w:t>Fridlysta arter</w:t>
+        <w:t>Certifiering</w:t>
       </w:r>
     </w:p>
     <w:p>
-      <w:r>
-        <w:t>Följande fridlysta arter har sina livsmiljöer och växtplatser i den avverkningsanmälda skogen: järpe (NT, §4) och kungsörn (NT, §4).</w:t>
+      <w:pPr>
+        <w:pStyle w:val="Heading2"/>
+      </w:pPr>
+      <w:r>
+        <w:t>Ur FSC-standarden</w:t>
       </w:r>
     </w:p>
     <w:p>
-      <w:r>
-        <w:t xml:space="preserve">Observera att medlemsländerna är skyldiga att agera i enlighet med EU:s fågeldirektiv där det uttryckligen står att direktivet gäller för fåglar samt för deras ägg, bon och </w:t>
-      </w:r>
       <w:r>
         <w:rPr>
           <w:b/>
         </w:rPr>
-        <w:t xml:space="preserve">livsmiljöer </w:t>
-      </w:r>
-      <w:r>
-        <w:t>(artikel 1). Vidare att de åtgärder som vidtas inte får leda till en försämring av den nuvarande situationen beträffande bevarandet av de fågelarter som avses i artikel 1 (artikel 13). Fågeldirektivet är styrande för tillsynsansvariga myndigheters ärendehantering, ställningstaganden och beslutsfattande.</w:t>
+        <w:t xml:space="preserve">PRINCIP 1: LAGEFTERLEVNAD: </w:t>
+      </w:r>
+      <w:r>
+        <w:t>Certifikatsinnehavaren ska följa alla tillämpliga lagar, förordningar och nationellt ratificerade internationella avtal, konventioner och överenskommelser.</w:t>
       </w:r>
     </w:p>
     <w:p>
@@ -278,28 +478,89 @@
         <w:rPr>
           <w:b/>
         </w:rPr>
-        <w:t>Järpe (§4)</w:t>
-      </w:r>
-      <w:r>
-        <w:t xml:space="preserve">, som är upptagen i bilaga 1 och 2 EU:s fågeldirektiv, är mycket stationär inom sitt revir som är minst 25 hektar stort. Livsmiljöerna utgörs av tät barrskog med inblandning av lövträd och en väl utvecklad flerskiktad struktur med bärris och yngre eller undertryckta, täta granar i ett lägre skikt, ofta utmed bäckar och åar inne i den skyddande granskogen. Den överlever inte om dess livsmiljö kalavverkas och är även känslig för röjning, gallring och avverkning där unga granar och lövträd inte sparas i tillräcklig omfattning. Arten finns i sammanhängande grandominerad skog över hela Sverige men förekomsterna är betydligt glesare i Götaland än i övriga landet. Järpe är typisk art för </w:t>
+        <w:t xml:space="preserve">1.3.1 </w:t>
+      </w:r>
+      <w:r>
+        <w:t>Tillämpliga lagar och föreskrifter för brukandet av skogen följs.</w:t>
+      </w:r>
+    </w:p>
+    <w:p>
+      <w:pPr>
+        <w:pStyle w:val="ListBullet"/>
+      </w:pPr>
+      <w:r>
+        <w:rPr>
+          <w:b/>
+          <w:i/>
+        </w:rPr>
+        <w:t xml:space="preserve">Kommentar: </w:t>
+      </w:r>
+      <w:r>
+        <w:t>I den avverkningsanmälda skogen har fridlysta arter sina livsmiljöer och växtplatser. Att skada de fridlysta arternas livsmiljöer, växtplatser eller ekologiska funktion är inte tillåtet enligt artskyddsförordningen.</w:t>
       </w:r>
       <w:r>
         <w:rPr>
           <w:i/>
         </w:rPr>
-        <w:t xml:space="preserve">9010 Taiga, 9080 Lövsumpskog </w:t>
-      </w:r>
-      <w:r>
-        <w:t xml:space="preserve">och </w:t>
+        <w:t xml:space="preserve"> EU:s medlemsländer och skogsbolag är skyldiga att agera i enlighet med EU:s fågeldirektiv där det uttryckligen står att direktivet gäller för fåglar samt för deras ägg, bon och </w:t>
+      </w:r>
+      <w:r>
+        <w:rPr>
+          <w:b/>
+          <w:i/>
+        </w:rPr>
+        <w:t xml:space="preserve">livsmiljöer </w:t>
+      </w:r>
+      <w:r>
+        <w:t>(artikel 1). Vidare att de åtgärder som vidtas inte får leda till en försämring av den nuvarande situationen beträffande bevarandet av de fågelarter som avses i artikel 1 (artikel 13).</w:t>
+      </w:r>
+    </w:p>
+    <w:p>
+      <w:r>
+        <w:rPr>
+          <w:b/>
+        </w:rPr>
+        <w:t xml:space="preserve">6.4 </w:t>
+      </w:r>
+      <w:r>
+        <w:t>Certifikatsinnehavaren ska skydda sällsynta arter och hotade arter samt deras livsmiljöer inom skogsbruksenheten. Det ska ske genom avsättningar, andra skyddade områden och genom att skapa konnektivitet och/eller genom andra direkta åtgärder som gynnar dessa arters överlevnad och livskraft. Åtgärderna ska stå i förhållande till brukandets skala, intensitet och risk, samt till sällsynta och hotade arters bevarandestatus och ekologiska krav. Certifikatsinnehavaren ska beakta den geografiska spridningen och ekologiska krav hos sällsynta och hotade arter utanför skogsbruksenhetens gränser när beslut om åtgärder inom skogsbruksenheten ska fattas.</w:t>
+      </w:r>
+    </w:p>
+    <w:p>
+      <w:r>
+        <w:rPr>
+          <w:b/>
+        </w:rPr>
+        <w:t xml:space="preserve">6.4.3 </w:t>
+      </w:r>
+      <w:r>
+        <w:t>Bevarandeåtgärder genomförs för de kända förekomster av rödlistade arter som påverkas av skogsbruk.</w:t>
+      </w:r>
+    </w:p>
+    <w:p>
+      <w:pPr>
+        <w:pStyle w:val="ListBullet"/>
+      </w:pPr>
+      <w:r>
+        <w:rPr>
+          <w:b/>
+          <w:i/>
+        </w:rPr>
+        <w:t xml:space="preserve">Kommentar: </w:t>
       </w:r>
       <w:r>
         <w:rPr>
           <w:i/>
         </w:rPr>
-        <w:t xml:space="preserve">9740 Skogsbevuxen myr </w:t>
-      </w:r>
-      <w:r>
-        <w:t>(SLU Artdatabanken, 2026).</w:t>
+        <w:t>I det avverkningsanmälda skogsområdet har 6 naturvårdsarter varav 2 rödlistade arter sina livsmiljöer och växtplatser.</w:t>
+      </w:r>
+    </w:p>
+    <w:p>
+      <w:pPr>
+        <w:pStyle w:val="Heading2"/>
+      </w:pPr>
+      <w:r>
+        <w:t>Ur Chain of Custody Certification (FSC-STD-40-004 ver 3.0)</w:t>
       </w:r>
     </w:p>
     <w:p>
@@ -307,15 +568,144 @@
         <w:rPr>
           <w:b/>
         </w:rPr>
-        <w:t>Kungsörn (NT, §4)</w:t>
-      </w:r>
-      <w:r>
-        <w:t xml:space="preserve"> är rödlistad som nära hotad och upptagen i bilaga 1 EU:s fågeldirektiv. Boträd får inte avverkas och skyddande skog bör vid avverkning alltid sparas runt örnbon, även runt s.k. alternativbon. Som utgångspunkt vid bedömning av hur mycket skog som skall lämnas runt boträdet bör 200 meters radie gälla. Under häckningsperioden (1 januari till 31 augusti) är kungsörnen störningskänslig och inga skogsbruksåtgärder eller andra störande verksamheter får förekomma närmare än 500 m från boet under den tiden. Arealen på det sparade skogspartiet kan uppgå till åtskilliga tiotals hektar beroende på t.ex. topografi, vindexponering och insyn. Det är även värdefullt om sammanhängande skog kan lämnas i någon riktning. Avverkning av gammelskog i bergsbranter och annan svår terräng måste undvikas (SLU Artdatabanken, 2024; Skogsstyrelsen, 2016).</w:t>
+        <w:t xml:space="preserve">1.3 </w:t>
+      </w:r>
+      <w:r>
+        <w:t xml:space="preserve">The organization shall commit to the FSC values as defined in FSC-POL-01-004 Policy for the Association of Organizations with FSC. </w:t>
       </w:r>
     </w:p>
     <w:p>
-      <w:r>
-        <w:t>I BILAGA 1 finns mer detaljerad information om ekologi samt krav på livsmiljö hos fridlysta arter.</w:t>
+      <w:pPr>
+        <w:pStyle w:val="Heading2"/>
+      </w:pPr>
+      <w:r>
+        <w:t>Ur FSC:s policy för associerade organisationer (FSC-POL-01-004)</w:t>
+      </w:r>
+    </w:p>
+    <w:p>
+      <w:r>
+        <w:t xml:space="preserve">Som “Chain of Custody”-certifierad organisation är skogsbolaget bunden av de fastställda reglerna i Del 1 Punkt 1 c) i Policy för organisationer associerade med FSC (FSC-POL-01-004 V2-0 EN + SVE version 2012-03-02): </w:t>
+      </w:r>
+    </w:p>
+    <w:p>
+      <w:pPr>
+        <w:pStyle w:val="ListNumber"/>
+      </w:pPr>
+      <w:r>
+        <w:t>De organisationer FSC kan acceptera association med får inte direkt eller indirekt ha några kopplingar till nedanstående, oacceptabla aktiviteter:</w:t>
+      </w:r>
+    </w:p>
+    <w:p>
+      <w:pPr>
+        <w:ind w:left="357"/>
+      </w:pPr>
+      <w:r>
+        <w:t>a) Olaglig skogsavverkning och handel med olagligt avverkat virke eller skogsprodukter</w:t>
+      </w:r>
+    </w:p>
+    <w:p>
+      <w:pPr>
+        <w:ind w:left="357"/>
+      </w:pPr>
+      <w:r>
+        <w:t>...</w:t>
+      </w:r>
+    </w:p>
+    <w:p>
+      <w:pPr>
+        <w:ind w:left="357"/>
+      </w:pPr>
+      <w:r>
+        <w:t>c) Skogsbruk som förstör höga naturvärden</w:t>
+      </w:r>
+    </w:p>
+    <w:p>
+      <w:pPr>
+        <w:ind w:left="357"/>
+      </w:pPr>
+      <w:r>
+        <w:t>d) Betydande omvandling av skog till plantager eller annan, icke skoglig, markanvändning</w:t>
+      </w:r>
+    </w:p>
+    <w:p>
+      <w:pPr>
+        <w:pStyle w:val="ListBullet"/>
+      </w:pPr>
+      <w:r>
+        <w:rPr>
+          <w:b/>
+          <w:i/>
+        </w:rPr>
+        <w:t xml:space="preserve">Kommentar: </w:t>
+      </w:r>
+      <w:r>
+        <w:rPr>
+          <w:i/>
+        </w:rPr>
+        <w:t>Avverkning av skog med höga naturvärden samt skada på fridlysta arter strider både mot FSC Controlled Wood-standarden och FSC:s policy for associerade organisationer.</w:t>
+      </w:r>
+    </w:p>
+    <w:p>
+      <w:pPr>
+        <w:pStyle w:val="Heading2"/>
+      </w:pPr>
+      <w:r>
+        <w:t>Ur FSC Controlled Wood (FSC-STD-40-005)</w:t>
+      </w:r>
+    </w:p>
+    <w:p>
+      <w:r>
+        <w:t>Virke som inte accepteras i FSC-märkta produkter (oacceptabelt ursprung) enligt FSC Controlled Wood (FSC-STD-40-005):</w:t>
+      </w:r>
+    </w:p>
+    <w:p>
+      <w:pPr>
+        <w:pStyle w:val="ListNumber"/>
+      </w:pPr>
+      <w:r>
+        <w:t>Illegalt avverkat virke.</w:t>
+      </w:r>
+    </w:p>
+    <w:p>
+      <w:pPr>
+        <w:pStyle w:val="ListNumber"/>
+      </w:pPr>
+      <w:r>
+        <w:t>...</w:t>
+      </w:r>
+    </w:p>
+    <w:p>
+      <w:pPr>
+        <w:pStyle w:val="ListNumber"/>
+      </w:pPr>
+      <w:r>
+        <w:t>Virke från avverkningar som hotar höga naturvärden.</w:t>
+      </w:r>
+    </w:p>
+    <w:p>
+      <w:pPr>
+        <w:pStyle w:val="ListNumber"/>
+      </w:pPr>
+      <w:r>
+        <w:t>Virke från skog som konverteras till plantager eller icke-skogligt bruk.</w:t>
+      </w:r>
+    </w:p>
+    <w:p>
+      <w:pPr>
+        <w:pStyle w:val="ListBullet"/>
+      </w:pPr>
+      <w:r>
+        <w:rPr>
+          <w:b/>
+          <w:i/>
+        </w:rPr>
+        <w:t xml:space="preserve">Kommentar: </w:t>
+      </w:r>
+      <w:r>
+        <w:rPr>
+          <w:i/>
+        </w:rPr>
+        <w:t>Avverkning av skog med höga naturvärden samt skada på fridlysta arter strider både mot FSC Controlled Wood-standarden och FSC:s policy for associerade organisationer.</w:t>
       </w:r>
     </w:p>
     <w:p>
@@ -323,7 +713,81 @@
         <w:pStyle w:val="Heading1"/>
       </w:pPr>
       <w:r>
-        <w:t>Certifiering</w:t>
+        <w:t>Ur PEFC-standarden gällande lagefterlevnad</w:t>
+      </w:r>
+    </w:p>
+    <w:p>
+      <w:r>
+        <w:t>PEFC-standarden förutsätter att tillämplig svensk lagstiftning följs. Det är utsedd tillsynsmyndighet som ansvarar för tillsyn av lagens efterlevnad. PEFC-standarden återger innehållet i vissa certifieringskritiska lag- och föreskriftskrav vilka ska ingå i granskning av PEFC-systemets efterlevnad.</w:t>
+      </w:r>
+    </w:p>
+    <w:p>
+      <w:pPr>
+        <w:pStyle w:val="ListBullet"/>
+      </w:pPr>
+      <w:r>
+        <w:rPr>
+          <w:b/>
+          <w:i/>
+        </w:rPr>
+        <w:t xml:space="preserve">Kommentar: </w:t>
+      </w:r>
+      <w:r>
+        <w:rPr>
+          <w:i/>
+        </w:rPr>
+        <w:t>I den avverkningsanmälda skogen har fridlysta arter sina livsmiljöer och växtplatser. Att skada de fridlysta arternas livsmiljöer, växtplatser eller ekologiska funktion är inte tillåtet enligt artskyddsförordningen</w:t>
+      </w:r>
+    </w:p>
+    <w:p>
+      <w:r>
+        <w:br w:type="page"/>
+      </w:r>
+    </w:p>
+    <w:p>
+      <w:pPr>
+        <w:pStyle w:val="Title"/>
+      </w:pPr>
+      <w:r>
+        <w:t>BILAGA 1 –</w:t>
+        <w:br/>
+        <w:t>Fridlysta och rödlistade arter</w:t>
+      </w:r>
+    </w:p>
+    <w:p>
+      <w:pPr>
+        <w:pStyle w:val="Heading1"/>
+      </w:pPr>
+      <w:r>
+        <w:t>Järpe – ekologi samt krav på livsmiljön</w:t>
+      </w:r>
+    </w:p>
+    <w:p>
+      <w:r>
+        <w:t>Järpe är fridlyst enligt 4§ artskyddsförordningen och upptagen i bilaga 1 och 2 EU:s fågeldirektiv. Den finns i sammanhängande grandominerad skog över hela Sverige men förekomsterna är betydligt glesare i Götaland än i övriga landet. Järpen har sina livsmiljöer i tät barrskog med inblandning av lövträd och en väl utvecklad flerskiktad struktur med bärris och yngre eller undertryckta, täta granar i ett lägre skikt, ofta utmed bäckar och åar inne i den skyddande granskogen (SLU Artdatabanken, 2026).</w:t>
+      </w:r>
+    </w:p>
+    <w:p>
+      <w:r>
+        <w:t xml:space="preserve">Arten behöver lämpliga skogsbestånd om sammanlagt minst 25 hektar. Den är mycket stationär inom sitt revir och när ett par etablerat sig stannar de så länge miljön är intakt. Den undviker öppen mark och förﬂyttar sig sällan över större öppna myrar eller åkermark, och är därför känslig för fragmentering. Järpen överlever inte om dess livsmiljö kalavverkas och är även känslig för röjning, gallring och avverkning där unga granar och lövträd inte sparas i tillräcklig omfattning.  Järpe är typisk art för </w:t>
+      </w:r>
+      <w:r>
+        <w:rPr>
+          <w:i/>
+        </w:rPr>
+        <w:t>9010 Taiga, 9740 Skogsbevuxen myr</w:t>
+      </w:r>
+      <w:r>
+        <w:t xml:space="preserve"> och </w:t>
+      </w:r>
+      <w:r>
+        <w:rPr>
+          <w:i/>
+        </w:rPr>
+        <w:t>9080 Lövsumpskog</w:t>
+      </w:r>
+      <w:r>
+        <w:t xml:space="preserve"> (SLU Artdatabanken, 2026).</w:t>
       </w:r>
     </w:p>
     <w:p>
@@ -331,100 +795,49 @@
         <w:pStyle w:val="Heading2"/>
       </w:pPr>
       <w:r>
-        <w:t>Ur FSC-standarden</w:t>
+        <w:t>Referenser – järpe</w:t>
       </w:r>
     </w:p>
     <w:p>
       <w:r>
+        <w:t xml:space="preserve">SLU Artdatabanken, 2026. </w:t>
+      </w:r>
+      <w:r>
         <w:rPr>
-          <w:b/>
+          <w:i/>
         </w:rPr>
-        <w:t xml:space="preserve">PRINCIP 1: LAGEFTERLEVNAD: </w:t>
-      </w:r>
-      <w:r>
-        <w:t>Certifikatsinnehavaren ska följa alla tillämpliga lagar, förordningar och nationellt ratificerade internationella avtal, konventioner och överenskommelser.</w:t>
-      </w:r>
-    </w:p>
-    <w:p>
-      <w:r>
-        <w:rPr>
-          <w:b/>
-        </w:rPr>
-        <w:t xml:space="preserve">1.3.1 </w:t>
-      </w:r>
-      <w:r>
-        <w:t>Tillämpliga lagar och föreskrifter för brukandet av skogen följs.</w:t>
+        <w:t xml:space="preserve">Artfaktablad. Naturvård – artfakta. </w:t>
+      </w:r>
+      <w:r>
+        <w:t>SLU Artdatabanken, Uppsala</w:t>
       </w:r>
     </w:p>
     <w:p>
       <w:pPr>
-        <w:pStyle w:val="ListBullet"/>
+        <w:pStyle w:val="Heading1"/>
       </w:pPr>
       <w:r>
-        <w:rPr>
-          <w:b/>
-          <w:i/>
-        </w:rPr>
-        <w:t xml:space="preserve">Kommentar: </w:t>
-      </w:r>
-      <w:r>
-        <w:t>I den avverkningsanmälda skogen har fridlysta arter sina livsmiljöer och växtplatser. Att skada de fridlysta arternas livsmiljöer, växtplatser eller ekologiska funktion är inte tillåtet enligt artskyddsförordningen.</w:t>
-      </w:r>
-      <w:r>
-        <w:rPr>
-          <w:i/>
-        </w:rPr>
-        <w:t xml:space="preserve"> EU:s medlemsländer och skogsbolag är skyldiga att agera i enlighet med EU:s fågeldirektiv där det uttryckligen står att direktivet gäller för fåglar samt för deras ägg, bon och </w:t>
-      </w:r>
-      <w:r>
-        <w:rPr>
-          <w:b/>
-          <w:i/>
-        </w:rPr>
-        <w:t xml:space="preserve">livsmiljöer </w:t>
-      </w:r>
-      <w:r>
-        <w:t>(artikel 1). Vidare att de åtgärder som vidtas inte får leda till en försämring av den nuvarande situationen beträffande bevarandet av de fågelarter som avses i artikel 1 (artikel 13).</w:t>
+        <w:t>Kungsörn – ekologi samt krav på livsmiljön</w:t>
       </w:r>
     </w:p>
     <w:p>
       <w:r>
-        <w:rPr>
-          <w:b/>
-        </w:rPr>
-        <w:t xml:space="preserve">6.4 </w:t>
-      </w:r>
-      <w:r>
-        <w:t>Certifikatsinnehavaren ska skydda sällsynta arter och hotade arter samt deras livsmiljöer inom skogsbruksenheten. Det ska ske genom avsättningar, andra skyddade områden och genom att skapa konnektivitet och/eller genom andra direkta åtgärder som gynnar dessa arters överlevnad och livskraft. Åtgärderna ska stå i förhållande till brukandets skala, intensitet och risk, samt till sällsynta och hotade arters bevarandestatus och ekologiska krav. Certifikatsinnehavaren ska beakta den geografiska spridningen och ekologiska krav hos sällsynta och hotade arter utanför skogsbruksenhetens gränser när beslut om åtgärder inom skogsbruksenheten ska fattas.</w:t>
+        <w:t>Kungsörn är rödlistad som nära hotad (NT) och fridlyst enligt 4§ Artskyddsförordningen samt upptagen i bilaga 1 EU:s fågeldirektiv. Kungsörnen häckar i skogs- och fjällområden där den bygger stora risbon i grova träd eller på klipphyllor. Risboet är ca 1,5 m i diameter och i extremfall upp till 5 m högt, vanligtvis beläget i en kraftig tall eller i ett klippstup, ofta med utsikt över terrängen. Varje par har ofta flera alternativa boplatser inom sitt revir och dessa kan ligga åtskilliga kilometer från varandra (upp till 6,5 km konstaterat i Norge). Bon i träd placeras oftast på 2/3 höjd, mera sällan i eller nära toppen (SLU Artdatabanken, 2024).</w:t>
       </w:r>
     </w:p>
     <w:p>
       <w:r>
-        <w:rPr>
-          <w:b/>
-        </w:rPr>
-        <w:t xml:space="preserve">6.4.3 </w:t>
-      </w:r>
-      <w:r>
-        <w:t>Bevarandeåtgärder genomförs för de kända förekomster av rödlistade arter som påverkas av skogsbruk.</w:t>
+        <w:t>I marker med medelgod bytestillgång är avståndet mellan etablerade par under naturliga förhållanden i genomsnitt cirka 10 km. I områden med gott om byten, som t.ex. i Skåne och Gotland men lokalt även i Norrland, kan avstånden vara betydligt kortare. Till exempel på Gotland har samtidiga häckningar skett i bon belägna endast lite drygt tre kilometer från varandra. I fattiga norrlandsskogar är medelavståndet mellan paren drygt 15 km. (SLU Artdatabanken, 2024).</w:t>
       </w:r>
     </w:p>
     <w:p>
-      <w:pPr>
-        <w:pStyle w:val="ListBullet"/>
-      </w:pPr>
-      <w:r>
-        <w:rPr>
-          <w:b/>
-          <w:i/>
-        </w:rPr>
-        <w:t xml:space="preserve">Kommentar: </w:t>
-      </w:r>
-      <w:r>
-        <w:rPr>
-          <w:i/>
-        </w:rPr>
-        <w:t>I det avverkningsanmälda skogsområdet har 2 naturvårdsarter varav 2 rödlistade arter sina livsmiljöer och växtplatser.</w:t>
+      <w:r>
+        <w:t>Boträd får inte avverkas och skyddande skog bör vid avverkning alltid sparas runt örnbon, även runt s.k. alternativbon. Som utgångspunkt vid bedömning av hur mycket skog som skall lämnas runt boträdet bör 200 meters radie gälla. Under häckningsperioden (1 januari till 31 augusti) är kungsörnen störningskänslig och inga skogsbruksåtgärder eller annan störande berksamhet får förekomma närmare än 500 m från boet under den tiden. Arealen på det sparade skogspartiet kan uppgå till åtskilliga tiotals hektar beroende på t.ex. topografi, vindexponering och insyn. Det är även värdefullt om sammanhängande skog kan lämnas i någon riktning. Avverkning av gammelskog i bergsbranter och annan svår terräng måste undvikas (SLU Artdatabanken, 2024; Skogsstyrelsen, 2016).</w:t>
+      </w:r>
+    </w:p>
+    <w:p>
+      <w:r>
+        <w:t>Kungsörnen har på lång sikt en något osäker framtid på grund av den genomhuggning och kalavverkning av äldre, urskogsartade bestånd som fortfarande sker långt upp mot fjällområdena. Därvid kan brist på lämpliga boträd uppstå, likaså försämrad bytestillgång. Boträden, tallar i minst 95 % av fallen, bör vara kraftiga och i Norrland helst minst 200 år gamla. Medelåldern på 97 friska träd var 311 år vid en studie i Norrland 1975–1980. På Gotland har medelåldern på boträden konstaterats vara 145 år. Den gammelskog som i dagens läge finns kvar i Norrland hittas framför allt i svåravverkade, branta sluttningar i anslutning till berg, på blockrika berg, i eller i anslutning till raviner och sprickdalar eller på myrholmar. Eftersom ungefär halva den svenska kungsörnsstammen är beroende av lämpliga boträd skulle en mer omfattande avverkning i ovan nämnda terrängtyper troligen vara starkt negativ för artens fortbestånd. (SLU Artdatabanken, 2024).</w:t>
       </w:r>
     </w:p>
     <w:p>
@@ -432,18 +845,81 @@
         <w:pStyle w:val="Heading2"/>
       </w:pPr>
       <w:r>
-        <w:t>Ur Chain of Custody Certification (FSC-STD-40-004 ver 3.0)</w:t>
+        <w:t>Referenser – kungsörn</w:t>
       </w:r>
     </w:p>
     <w:p>
       <w:r>
+        <w:t xml:space="preserve">Skogsstyrelsen, 2016. </w:t>
+      </w:r>
+      <w:r>
         <w:rPr>
-          <w:b/>
+          <w:i/>
         </w:rPr>
-        <w:t xml:space="preserve">1.3 </w:t>
-      </w:r>
-      <w:r>
-        <w:t xml:space="preserve">The organization shall commit to the FSC values as defined in FSC-POL-01-004 Policy for the Association of Organizations with FSC. </w:t>
+        <w:t xml:space="preserve">Vägledning för hänsyn till kungsörn. </w:t>
+      </w:r>
+      <w:r>
+        <w:t>Vägledningar och kunskapsstöd artskydd – Skogsstyrelsen</w:t>
+      </w:r>
+    </w:p>
+    <w:p>
+      <w:r>
+        <w:t xml:space="preserve">SLU Artdatabanken, 2024. </w:t>
+      </w:r>
+      <w:r>
+        <w:rPr>
+          <w:i/>
+        </w:rPr>
+        <w:t xml:space="preserve">Artfaktablad. Naturvård – artfakta. </w:t>
+      </w:r>
+      <w:r>
+        <w:t>SLU Artdatabanken, Uppsala</w:t>
+      </w:r>
+    </w:p>
+    <w:p>
+      <w:pPr>
+        <w:pStyle w:val="Heading1"/>
+      </w:pPr>
+      <w:r>
+        <w:t>Mindre märgborre – ekologi samt krav på livsmiljön</w:t>
+      </w:r>
+    </w:p>
+    <w:p>
+      <w:r>
+        <w:t xml:space="preserve">Mindre märgborre är en signalart för tallskog med höga naturvärden och kan lätt konstateras genom sina karaktäristiska måsvingeliknande gnagspår som ofta hittas på grova tallgrenar på marken. Mindre märgborre betraktas tillsammans med skarptandad barkborre som nyckelarter, eftersom en rad sällsynta efterföljande arter är beroende av deras gångsystem. Bland dessa kan nämnas åtgärdsprogramsarterna avlång barkborre (VU), </w:t>
+      </w:r>
+      <w:r>
+        <w:rPr>
+          <w:i/>
+        </w:rPr>
+        <w:t>Corticeus longulus</w:t>
+      </w:r>
+      <w:r>
+        <w:t xml:space="preserve"> (VU), tallgångbagge (VU), cholodkovskys bastborre (NT) och tallbarksvartbagge (NT) (Pettersson, 2014; Gunnarsson m fl., 1999).</w:t>
+      </w:r>
+    </w:p>
+    <w:p>
+      <w:r>
+        <w:t>Tallskogar tillhör de livsmiljöer som förändrats i stor skala, där många kvadratmil har omvandlats till unga produktionsskogar. I sådana skogar saknas förutsättningar för de ovannämnda sällsynta barkborrarna och alltmer kunskap tyder på att skogsbrukets omvandling av skogslandskapet, missgynnar åtgärdsprogrammets arter även inne i skyddade områden (Hedgren, 2012; Hedgren m.fl., 2010; Wikars m.fl., 2010; Wikars, 2009). Orsaken är sannolikt att dagens intensiva skogsbruk trivialiserar faunan på nydöda träd. Detta sker genom att generalister förökas upp i sådan grad i den brukade skogen att dessa även kommer att dominera i de för hållandevis små och fragmenterade områden som avsätts för naturvård (Appelqvist, 2005; Janzen, 1983; Ås, 1999).</w:t>
+      </w:r>
+    </w:p>
+    <w:p>
+      <w:r>
+        <w:t>Ett tydligt exempel på en generalist som gynnas av dagens skogsbruk är större märgborre på nydöd tall. Denna utvecklas förutom i vindfällen gärna i avverkningsavfall, inklusive avverkningsstubbar och röjningsstammar. Därmed har den större märgborren möjlighet att upprätthålla stora och stabila populationer på huvuddelen av landets skogsmark, vilket leder till en trivialisering av faunan. Större märgborre inverkar sannolikt direkt negativt på arter som tolvtandad barkborre (EN) och avlång barkborre (VU), och indirekt på de som är gynnade av blånadssvampar, dvs. följearter till framförallt mindre märgborre och skarptandad barkborre. De barkborrar som missgynnas av större märgborre är i mycket högre grad gynnade av tallar som dör genom självgallring, dvs. i normalfallet skog som inte används till skogsproduktion (Pettersson, 2014; Wikars, skriftl.).</w:t>
+      </w:r>
+    </w:p>
+    <w:p>
+      <w:r>
+        <w:t xml:space="preserve">Rika förekomster av främst mindre märgborre men även skarptandad barkborre är en signal för artrikedom och inventeringar har visat att det är i skogar med en naturlig självgallring som det skapas förutsättningar för dessa arter samt de efterföljande åtgärdsprogramsarterna (Pettersson, 2014; Hedgren, 2012). Tallskogar med stark förekomst av mindre märgborre och skarptandad barkborre bör avsättas som reservat. Generellt bör hänsyn tas vid slutavverkning av talldominerad skog så att avverkningsrester som gren- och toppdelar (s.k. GROT) lämnas. Mindre märgborre är typisk art för </w:t>
+      </w:r>
+      <w:r>
+        <w:rPr>
+          <w:i/>
+        </w:rPr>
+        <w:t>9060 Åsbarrskog</w:t>
+      </w:r>
+      <w:r>
+        <w:t xml:space="preserve"> (Pettersson, 2014; SLU Artdatabanken, 2026).</w:t>
       </w:r>
     </w:p>
     <w:p>
@@ -451,70 +927,183 @@
         <w:pStyle w:val="Heading2"/>
       </w:pPr>
       <w:r>
-        <w:t>Ur FSC:s policy för associerade organisationer (FSC-POL-01-004)</w:t>
+        <w:t>Referenser – mindre märgborre</w:t>
       </w:r>
     </w:p>
     <w:p>
       <w:r>
-        <w:t xml:space="preserve">Som “Chain of Custody”-certifierad organisation är skogsbolaget bunden av de fastställda reglerna i Del 1 Punkt 1 c) i Policy för organisationer associerade med FSC (FSC-POL-01-004 V2-0 EN + SVE version 2012-03-02): </w:t>
+        <w:t xml:space="preserve">Appelqvist, T., 2005. </w:t>
+      </w:r>
+      <w:r>
+        <w:rPr>
+          <w:i/>
+        </w:rPr>
+        <w:t>Naturvårdsbiologisk forskning. Underlag för områdesskydd i landskapet.</w:t>
+      </w:r>
+      <w:r>
+        <w:t xml:space="preserve"> Naturvårdsverket, Rapport 5452.</w:t>
+      </w:r>
+    </w:p>
+    <w:p>
+      <w:r>
+        <w:t xml:space="preserve">Gunnarsson, B., Pettersson, R. B., Hake, M. och Hultengren, S. &amp; Sjöberg, K., 1999. </w:t>
+      </w:r>
+      <w:r>
+        <w:rPr>
+          <w:i/>
+        </w:rPr>
+        <w:t xml:space="preserve">Spindlar och skalbaggar som indikatorer i barrskog. </w:t>
+      </w:r>
+      <w:r>
+        <w:t>Skog &amp; Forskning, Nr. 2/99, s. 46–51.</w:t>
+      </w:r>
+    </w:p>
+    <w:p>
+      <w:r>
+        <w:t xml:space="preserve">Hedgren, O., 2012. </w:t>
+      </w:r>
+      <w:r>
+        <w:rPr>
+          <w:i/>
+        </w:rPr>
+        <w:t>Hotade insekter på tallved i Dalarna.</w:t>
+      </w:r>
+      <w:r>
+        <w:t xml:space="preserve"> Länsstyrelsen Dalarna, Naturvårdsenheten. Rapport 2012:16.</w:t>
+      </w:r>
+    </w:p>
+    <w:p>
+      <w:r>
+        <w:t xml:space="preserve">Hedgren, O. 2010. </w:t>
+      </w:r>
+      <w:r>
+        <w:rPr>
+          <w:i/>
+        </w:rPr>
+        <w:t>Vedinsekter i tallskog och på brandfält i Värmland.</w:t>
+      </w:r>
+      <w:r>
+        <w:t xml:space="preserve"> Länsstyrelsen Värmland, Stencil, 39 s.</w:t>
+      </w:r>
+    </w:p>
+    <w:p>
+      <w:r>
+        <w:t xml:space="preserve">Janzen, D. H., 1983. </w:t>
+      </w:r>
+      <w:r>
+        <w:rPr>
+          <w:i/>
+        </w:rPr>
+        <w:t>No park is an island: Increase in interference from outside as park size decreases</w:t>
+      </w:r>
+      <w:r>
+        <w:t>. Oikos 41: 402–410.</w:t>
+      </w:r>
+    </w:p>
+    <w:p>
+      <w:r>
+        <w:t xml:space="preserve">Jonsell, M., Weslien, J. &amp; Ehn ström, B., 1998. </w:t>
+      </w:r>
+      <w:r>
+        <w:rPr>
+          <w:i/>
+        </w:rPr>
+        <w:t>Substrate requirements of red-listed saproxylic invertebrates in Sweden</w:t>
+      </w:r>
+      <w:r>
+        <w:t>. Biodiversity and Conserv. 7: 749–764.</w:t>
+      </w:r>
+    </w:p>
+    <w:p>
+      <w:r>
+        <w:t xml:space="preserve">Pettersson, R. B., 2014). </w:t>
+      </w:r>
+      <w:r>
+        <w:rPr>
+          <w:i/>
+        </w:rPr>
+        <w:t>Åtgärdsprogram för skalbaggar på nyligen död tall, 2014–2018.</w:t>
+      </w:r>
+      <w:r>
+        <w:t xml:space="preserve"> Rapport 6599. Bromma: Naturvårdsverket.</w:t>
+      </w:r>
+    </w:p>
+    <w:p>
+      <w:r>
+        <w:t xml:space="preserve">SLU Artdatabanken, 2026. </w:t>
+      </w:r>
+      <w:r>
+        <w:rPr>
+          <w:i/>
+        </w:rPr>
+        <w:t xml:space="preserve">Artfaktablad. Naturvård – artfakta. </w:t>
+      </w:r>
+      <w:r>
+        <w:t>SLU Artdatabanken, Uppsala.</w:t>
+      </w:r>
+    </w:p>
+    <w:p>
+      <w:r>
+        <w:t xml:space="preserve">Wikars, L.-O., Hansson, J. &amp; Hedgren, O., 2010. </w:t>
+      </w:r>
+      <w:r>
+        <w:rPr>
+          <w:i/>
+        </w:rPr>
+        <w:t>Inventering av vedlevande skalbaggar – tallskogar i Örebro län.</w:t>
+      </w:r>
+      <w:r>
+        <w:t xml:space="preserve"> Länsstyrelsen i Örebro län, publ.nr. 2010:2.</w:t>
+      </w:r>
+    </w:p>
+    <w:p>
+      <w:r>
+        <w:t xml:space="preserve">Wikars, L.-O., 2009. </w:t>
+      </w:r>
+      <w:r>
+        <w:rPr>
+          <w:i/>
+        </w:rPr>
+        <w:t>Vedskalbaggar i Hamra nationalpark, Gävleborgs län.</w:t>
+      </w:r>
+      <w:r>
+        <w:t xml:space="preserve"> Länsstyrelsen Gävleborg, Rapport 2009:14.</w:t>
       </w:r>
     </w:p>
     <w:p>
       <w:pPr>
-        <w:pStyle w:val="ListNumber"/>
+        <w:pStyle w:val="Heading1"/>
       </w:pPr>
       <w:r>
-        <w:t>De organisationer FSC kan acceptera association med får inte direkt eller indirekt ha några kopplingar till nedanstående, oacceptabla aktiviteter:</w:t>
+        <w:t>Spillkråka – ekologi samt krav på livsmiljön</w:t>
       </w:r>
     </w:p>
     <w:p>
-      <w:pPr>
-        <w:ind w:left="357"/>
-      </w:pPr>
-      <w:r>
-        <w:t>a) Olaglig skogsavverkning och handel med olagligt avverkat virke eller skogsprodukter</w:t>
-      </w:r>
-    </w:p>
-    <w:p>
-      <w:pPr>
-        <w:ind w:left="357"/>
-      </w:pPr>
-      <w:r>
-        <w:t>...</w:t>
-      </w:r>
-    </w:p>
-    <w:p>
-      <w:pPr>
-        <w:ind w:left="357"/>
-      </w:pPr>
-      <w:r>
-        <w:t>c) Skogsbruk som förstör höga naturvärden</w:t>
-      </w:r>
-    </w:p>
-    <w:p>
-      <w:pPr>
-        <w:ind w:left="357"/>
-      </w:pPr>
-      <w:r>
-        <w:t>d) Betydande omvandling av skog till plantager eller annan, icke skoglig, markanvändning</w:t>
-      </w:r>
-    </w:p>
-    <w:p>
-      <w:pPr>
-        <w:pStyle w:val="ListBullet"/>
-      </w:pPr>
-      <w:r>
-        <w:rPr>
-          <w:b/>
-          <w:i/>
-        </w:rPr>
-        <w:t xml:space="preserve">Kommentar: </w:t>
+      <w:r>
+        <w:t xml:space="preserve">Spillkråka (§4) ingår i bilaga 1 EU:s fågeldirektiv och är typisk art för </w:t>
       </w:r>
       <w:r>
         <w:rPr>
           <w:i/>
         </w:rPr>
-        <w:t>Avverkning av skog med höga naturvärden samt skada på fridlysta arter strider både mot FSC Controlled Wood-standarden och FSC:s policy for associerade organisationer.</w:t>
+        <w:t xml:space="preserve">9010 Taiga </w:t>
+      </w:r>
+      <w:r>
+        <w:t>och</w:t>
+      </w:r>
+      <w:r>
+        <w:rPr>
+          <w:i/>
+        </w:rPr>
+        <w:t xml:space="preserve"> 9740 Skogsbevuxen myr</w:t>
+      </w:r>
+      <w:r>
+        <w:t>. Den lever i både barr- och blandskog liksom i ren lövskog. De tätaste populationerna tenderar att finnas i äldre, variationsrik blandskog med gott om död ved och gamla träd. Varje par utnyttjar 400–1000 hektar skog beroende på skogens kvalitet. Skogsbruk med korta omloppstider och täta, homogena ungskogar utgör det största hotet (SLU Artdatabanken, 2026).</w:t>
+      </w:r>
+    </w:p>
+    <w:p>
+      <w:r>
+        <w:t>Spillkråka är en nyckelart i skogliga miljöer vars övergivna bohål utnyttjas av flera andra hålhäckande fågelarter och fladdermöss, däribland pärluggla (EN, §4), knipa (§4), salskrake (§4) och skogsduva (§4). Hökuggla (VU, §4) och slaguggla (§4) häckar ofta i högstubbar som brutits av i höjd med ett gammalt spillkråkebo (Skogsstyrelsen, 2016).</w:t>
       </w:r>
     </w:p>
     <w:p>
@@ -522,62 +1111,35 @@
         <w:pStyle w:val="Heading2"/>
       </w:pPr>
       <w:r>
-        <w:t>Ur FSC Controlled Wood (FSC-STD-40-005)</w:t>
+        <w:t>Referenser – spillkråka</w:t>
       </w:r>
     </w:p>
     <w:p>
       <w:r>
-        <w:t>Virke som inte accepteras i FSC-märkta produkter (oacceptabelt ursprung) enligt FSC Controlled Wood (FSC-STD-40-005):</w:t>
-      </w:r>
-    </w:p>
-    <w:p>
-      <w:pPr>
-        <w:pStyle w:val="ListNumber"/>
-      </w:pPr>
-      <w:r>
-        <w:t>Illegalt avverkat virke.</w:t>
-      </w:r>
-    </w:p>
-    <w:p>
-      <w:pPr>
-        <w:pStyle w:val="ListNumber"/>
-      </w:pPr>
-      <w:r>
-        <w:t>...</w:t>
-      </w:r>
-    </w:p>
-    <w:p>
-      <w:pPr>
-        <w:pStyle w:val="ListNumber"/>
-      </w:pPr>
-      <w:r>
-        <w:t>Virke från avverkningar som hotar höga naturvärden.</w:t>
-      </w:r>
-    </w:p>
-    <w:p>
-      <w:pPr>
-        <w:pStyle w:val="ListNumber"/>
-      </w:pPr>
-      <w:r>
-        <w:t>Virke från skog som konverteras till plantager eller icke-skogligt bruk.</w:t>
-      </w:r>
-    </w:p>
-    <w:p>
-      <w:pPr>
-        <w:pStyle w:val="ListBullet"/>
-      </w:pPr>
-      <w:r>
-        <w:rPr>
-          <w:b/>
-          <w:i/>
-        </w:rPr>
-        <w:t xml:space="preserve">Kommentar: </w:t>
+        <w:t xml:space="preserve">Skogsstyrelsen, 2016. </w:t>
       </w:r>
       <w:r>
         <w:rPr>
           <w:i/>
         </w:rPr>
-        <w:t>Avverkning av skog med höga naturvärden samt skada på fridlysta arter strider både mot FSC Controlled Wood-standarden och FSC:s policy for associerade organisationer.</w:t>
+        <w:t xml:space="preserve">Vägledning för hänsyn till spillkråka. </w:t>
+      </w:r>
+      <w:r>
+        <w:t>Vägledningar och kunskapsstöd artskydd – Skogsstyrelsen.</w:t>
+      </w:r>
+    </w:p>
+    <w:p>
+      <w:r>
+        <w:t xml:space="preserve">SLU Artdatabanken, 2026. </w:t>
+      </w:r>
+      <w:r>
+        <w:rPr>
+          <w:i/>
+        </w:rPr>
+        <w:t xml:space="preserve">Artfaktablad. Naturvård – artfakta. </w:t>
+      </w:r>
+      <w:r>
+        <w:t>SLU Artdatabanken, Uppsala.</w:t>
       </w:r>
     </w:p>
     <w:p>
@@ -585,79 +1147,35 @@
         <w:pStyle w:val="Heading1"/>
       </w:pPr>
       <w:r>
-        <w:t>Ur PEFC-standarden gällande lagefterlevnad</w:t>
+        <w:t>Tjäder – ekologi samt krav på livsmiljön</w:t>
       </w:r>
     </w:p>
     <w:p>
       <w:r>
-        <w:t>PEFC-standarden förutsätter att tillämplig svensk lagstiftning följs. Det är utsedd tillsynsmyndighet som ansvarar för tillsyn av lagens efterlevnad. PEFC-standarden återger innehållet i vissa certifieringskritiska lag- och föreskriftskrav vilka ska ingå i granskning av PEFC-systemets efterlevnad.</w:t>
-      </w:r>
-    </w:p>
-    <w:p>
-      <w:pPr>
-        <w:pStyle w:val="ListBullet"/>
-      </w:pPr>
-      <w:r>
-        <w:rPr>
-          <w:b/>
-          <w:i/>
-        </w:rPr>
-        <w:t xml:space="preserve">Kommentar: </w:t>
+        <w:t xml:space="preserve">Tjäder (§4) omfattas av bilaga 1 och 2 EU:s fågeldirektiv och är typisk art för </w:t>
       </w:r>
       <w:r>
         <w:rPr>
           <w:i/>
         </w:rPr>
-        <w:t>I den avverkningsanmälda skogen har fridlysta arter sina livsmiljöer och växtplatser. Att skada de fridlysta arternas livsmiljöer, växtplatser eller ekologiska funktion är inte tillåtet enligt artskyddsförordningen</w:t>
-      </w:r>
-    </w:p>
-    <w:p>
-      <w:r>
-        <w:br w:type="page"/>
-      </w:r>
-    </w:p>
-    <w:p>
-      <w:pPr>
-        <w:pStyle w:val="Title"/>
-      </w:pPr>
-      <w:r>
-        <w:t>BILAGA 1 – Fridlysta arter</w:t>
-      </w:r>
-    </w:p>
-    <w:p>
-      <w:pPr>
-        <w:pStyle w:val="Heading1"/>
-      </w:pPr>
-      <w:r>
-        <w:t>Järpe – ekologi samt krav på livsmiljön</w:t>
-      </w:r>
-    </w:p>
-    <w:p>
-      <w:r>
-        <w:t>Järpe är fridlyst enligt 4§ artskyddsförordningen och upptagen i bilaga 1 och 2 EU:s fågeldirektiv. Den finns i sammanhängande grandominerad skog över hela Sverige men förekomsterna är betydligt glesare i Götaland än i övriga landet. Järpen har sina livsmiljöer i tät barrskog med inblandning av lövträd och en väl utvecklad flerskiktad struktur med bärris och yngre eller undertryckta, täta granar i ett lägre skikt, ofta utmed bäckar och åar inne i den skyddande granskogen (SLU Artdatabanken, 2026).</w:t>
-      </w:r>
-    </w:p>
-    <w:p>
-      <w:r>
-        <w:t xml:space="preserve">Arten behöver lämpliga skogsbestånd om sammanlagt minst 25 hektar. Den är mycket stationär inom sitt revir och när ett par etablerat sig stannar de så länge miljön är intakt. Den undviker öppen mark och förﬂyttar sig sällan över större öppna myrar eller åkermark, och är därför känslig för fragmentering. Järpen överlever inte om dess livsmiljö kalavverkas och är även känslig för röjning, gallring och avverkning där unga granar och lövträd inte sparas i tillräcklig omfattning.  Järpe är typisk art för </w:t>
+        <w:t xml:space="preserve">9010 Taiga </w:t>
+      </w:r>
+      <w:r>
+        <w:t xml:space="preserve">och </w:t>
       </w:r>
       <w:r>
         <w:rPr>
           <w:i/>
         </w:rPr>
-        <w:t>9010 Taiga, 9740 Skogsbevuxen myr</w:t>
-      </w:r>
-      <w:r>
-        <w:t xml:space="preserve"> och </w:t>
-      </w:r>
-      <w:r>
-        <w:rPr>
-          <w:i/>
-        </w:rPr>
-        <w:t>9080 Lövsumpskog</w:t>
-      </w:r>
-      <w:r>
-        <w:t xml:space="preserve"> (SLU Artdatabanken, 2026).</w:t>
+        <w:t>9740 Skogsbevuxen myr</w:t>
+      </w:r>
+      <w:r>
+        <w:t>. Tjädern är en utpräglad skogsfågel knuten till större sammanhängande barrskogsområden. Tupparna och hönorna utnyttjar till viss del olika miljöer, och habitatvalet varierar dessutom mellan olika delar av året. För att det ska finnas livskraftiga tjäderbestånd krävs funktionella skogslandskap med en blandning av uppvuxen, gles och luckig skog, täta sumpskogar, myrar och andra små våtmarker (Skogsstyrelsen, 2019; SLU Artdatabanken 2024).</w:t>
+      </w:r>
+    </w:p>
+    <w:p>
+      <w:r>
+        <w:t>Arten försvinner när skogen fragmenteras och den sammanlagda arealen hyggen och andra öppna områden blir för stor. Ett småskaligt och försiktigt virkesuttag genom hyggesfria metoder kan i vissa fall vara möjligt i området inom 200 m från lekcentrum. Längre ut från lekcentrum, inom 200–500 m bör den avverkade ytan inte överskrida 1 hektar för att undvika alltför stora och snabba förändringar (Skogsstyrelsen, 2019).</w:t>
       </w:r>
     </w:p>
     <w:p>
@@ -665,71 +1183,18 @@
         <w:pStyle w:val="Heading2"/>
       </w:pPr>
       <w:r>
-        <w:t>Referenser – järpe</w:t>
+        <w:t>Referenser – tjäder</w:t>
       </w:r>
     </w:p>
     <w:p>
       <w:r>
-        <w:t xml:space="preserve">SLU Artdatabanken, 2026. </w:t>
+        <w:t xml:space="preserve">Skogsstyrelsen, 2019. </w:t>
       </w:r>
       <w:r>
         <w:rPr>
           <w:i/>
         </w:rPr>
-        <w:t xml:space="preserve">Artfaktablad. Naturvård – artfakta. </w:t>
-      </w:r>
-      <w:r>
-        <w:t>SLU Artdatabanken, Uppsala</w:t>
-      </w:r>
-    </w:p>
-    <w:p>
-      <w:pPr>
-        <w:pStyle w:val="Heading1"/>
-      </w:pPr>
-      <w:r>
-        <w:t>Kungsörn – ekologi samt krav på livsmiljön</w:t>
-      </w:r>
-    </w:p>
-    <w:p>
-      <w:r>
-        <w:t>Kungsörn är rödlistad som nära hotad (NT) och fridlyst enligt 4§ Artskyddsförordningen samt upptagen i bilaga 1 EU:s fågeldirektiv. Kungsörnen häckar i skogs- och fjällområden där den bygger stora risbon i grova träd eller på klipphyllor. Risboet är ca 1,5 m i diameter och i extremfall upp till 5 m högt, vanligtvis beläget i en kraftig tall eller i ett klippstup, ofta med utsikt över terrängen. Varje par har ofta flera alternativa boplatser inom sitt revir och dessa kan ligga åtskilliga kilometer från varandra (upp till 6,5 km konstaterat i Norge). Bon i träd placeras oftast på 2/3 höjd, mera sällan i eller nära toppen (SLU Artdatabanken, 2024).</w:t>
-      </w:r>
-    </w:p>
-    <w:p>
-      <w:r>
-        <w:t>I marker med medelgod bytestillgång är avståndet mellan etablerade par under naturliga förhållanden i genomsnitt cirka 10 km. I områden med gott om byten, som t.ex. i Skåne och Gotland men lokalt även i Norrland, kan avstånden vara betydligt kortare. Till exempel på Gotland har samtidiga häckningar skett i bon belägna endast lite drygt tre kilometer från varandra. I fattiga norrlandsskogar är medelavståndet mellan paren drygt 15 km. (SLU Artdatabanken, 2024).</w:t>
-      </w:r>
-    </w:p>
-    <w:p>
-      <w:r>
-        <w:t>Boträd får inte avverkas och skyddande skog bör vid avverkning alltid sparas runt örnbon, även runt s.k. alternativbon. Som utgångspunkt vid bedömning av hur mycket skog som skall lämnas runt boträdet bör 200 meters radie gälla. Under häckningsperioden (1 januari till 31 augusti) är kungsörnen störningskänslig och inga skogsbruksåtgärder eller annan störande berksamhet får förekomma närmare än 500 m från boet under den tiden. Arealen på det sparade skogspartiet kan uppgå till åtskilliga tiotals hektar beroende på t.ex. topografi, vindexponering och insyn. Det är även värdefullt om sammanhängande skog kan lämnas i någon riktning. Avverkning av gammelskog i bergsbranter och annan svår terräng måste undvikas (SLU Artdatabanken, 2024; Skogsstyrelsen, 2016).</w:t>
-      </w:r>
-    </w:p>
-    <w:p>
-      <w:r>
-        <w:t>Kungsörnen har på lång sikt en något osäker framtid på grund av den genomhuggning och kalavverkning av äldre, urskogsartade bestånd som fortfarande sker långt upp mot fjällområdena. Därvid kan brist på lämpliga boträd uppstå, likaså försämrad bytestillgång. Boträden, tallar i minst 95 % av fallen, bör vara kraftiga och i Norrland helst minst 200 år gamla. Medelåldern på 97 friska träd var 311 år vid en studie i Norrland 1975–1980. På Gotland har medelåldern på boträden konstaterats vara 145 år. Den gammelskog som i dagens läge finns kvar i Norrland hittas framför allt i svåravverkade, branta sluttningar i anslutning till berg, på blockrika berg, i eller i anslutning till raviner och sprickdalar eller på myrholmar. Eftersom ungefär halva den svenska kungsörnsstammen är beroende av lämpliga boträd skulle en mer omfattande avverkning i ovan nämnda terrängtyper troligen vara starkt negativ för artens fortbestånd. (SLU Artdatabanken, 2024).</w:t>
-      </w:r>
-    </w:p>
-    <w:p>
-      <w:pPr>
-        <w:pStyle w:val="Heading2"/>
-      </w:pPr>
-      <w:r>
-        <w:t>Referenser – kungsörn</w:t>
-      </w:r>
-    </w:p>
-    <w:p>
-      <w:r>
-        <w:t xml:space="preserve">Skogsstyrelsen, 2016. </w:t>
-      </w:r>
-      <w:r>
-        <w:rPr>
-          <w:i/>
-        </w:rPr>
-        <w:t xml:space="preserve">Vägledning för hänsyn till kungsörn. </w:t>
-      </w:r>
-      <w:r>
-        <w:t>Vägledningar och kunskapsstöd artskydd – Skogsstyrelsen</w:t>
+        <w:t>Vägledning för hänsyn till fåglar – tjäder.</w:t>
       </w:r>
     </w:p>
     <w:p>
@@ -764,7 +1229,7 @@
 </file>
 
 <file path=word/endnotes.xml><?xml version="1.0" encoding="utf-8"?>
-<w:endnotes xmlns:wpc="http://schemas.microsoft.com/office/word/2010/wordprocessingCanvas" xmlns:cx="http://schemas.microsoft.com/office/drawing/2014/chartex" xmlns:cx1="http://schemas.microsoft.com/office/drawing/2015/9/8/chartex" xmlns:cx2="http://schemas.microsoft.com/office/drawing/2015/10/21/chartex" xmlns:cx3="http://schemas.microsoft.com/office/drawing/2016/5/9/chartex" xmlns:cx4="http://schemas.microsoft.com/office/drawing/2016/5/10/chartex" xmlns:cx5="http://schemas.microsoft.com/office/drawing/2016/5/11/chartex" xmlns:cx6="http://schemas.microsoft.com/office/drawing/2016/5/12/chartex" xmlns:cx7="http://schemas.microsoft.com/office/drawing/2016/5/13/chartex" xmlns:cx8="http://schemas.microsoft.com/office/drawing/2016/5/14/chartex" xmlns:mc="http://schemas.openxmlformats.org/markup-compatibility/2006" xmlns:aink="http://schemas.microsoft.com/office/drawing/2016/ink" xmlns:am3d="http://schemas.microsoft.com/office/drawing/2017/model3d" xmlns:o="urn:schemas-microsoft-com:office:office" xmlns:oel="http://schemas.microsoft.com/office/2019/extlst" xmlns:r="http://schemas.openxmlformats.org/officeDocument/2006/relationships" xmlns:m="http://schemas.openxmlformats.org/officeDocument/2006/math" xmlns:v="urn:schemas-microsoft-com:vml" xmlns:wp14="http://schemas.microsoft.com/office/word/2010/wordprocessingDrawing" xmlns:wp="http://schemas.openxmlformats.org/drawingml/2006/wordprocessingDrawing" xmlns:w10="urn:schemas-microsoft-com:office:word" xmlns:w="http://schemas.openxmlformats.org/wordprocessingml/2006/main" xmlns:w14="http://schemas.microsoft.com/office/word/2010/wordml" xmlns:w15="http://schemas.microsoft.com/office/word/2012/wordml" xmlns:w16cex="http://schemas.microsoft.com/office/word/2018/wordml/cex" xmlns:w16cid="http://schemas.microsoft.com/office/word/2016/wordml/cid" xmlns:w16="http://schemas.microsoft.com/office/word/2018/wordml" xmlns:w16sdtdh="http://schemas.microsoft.com/office/word/2020/wordml/sdtdatahash" xmlns:w16se="http://schemas.microsoft.com/office/word/2015/wordml/symex" xmlns:wpg="http://schemas.microsoft.com/office/word/2010/wordprocessingGroup" xmlns:wpi="http://schemas.microsoft.com/office/word/2010/wordprocessingInk" xmlns:wne="http://schemas.microsoft.com/office/word/2006/wordml" xmlns:wps="http://schemas.microsoft.com/office/word/2010/wordprocessingShape" mc:Ignorable="w14 w15 w16se w16cid w16 w16cex w16sdtdh wp14">
+<w:endnotes xmlns:wpc="http://schemas.microsoft.com/office/word/2010/wordprocessingCanvas" xmlns:cx="http://schemas.microsoft.com/office/drawing/2014/chartex" xmlns:cx1="http://schemas.microsoft.com/office/drawing/2015/9/8/chartex" xmlns:cx2="http://schemas.microsoft.com/office/drawing/2015/10/21/chartex" xmlns:cx3="http://schemas.microsoft.com/office/drawing/2016/5/9/chartex" xmlns:cx4="http://schemas.microsoft.com/office/drawing/2016/5/10/chartex" xmlns:cx5="http://schemas.microsoft.com/office/drawing/2016/5/11/chartex" xmlns:cx6="http://schemas.microsoft.com/office/drawing/2016/5/12/chartex" xmlns:cx7="http://schemas.microsoft.com/office/drawing/2016/5/13/chartex" xmlns:cx8="http://schemas.microsoft.com/office/drawing/2016/5/14/chartex" xmlns:mc="http://schemas.openxmlformats.org/markup-compatibility/2006" xmlns:aink="http://schemas.microsoft.com/office/drawing/2016/ink" xmlns:am3d="http://schemas.microsoft.com/office/drawing/2017/model3d" xmlns:o="urn:schemas-microsoft-com:office:office" xmlns:oel="http://schemas.microsoft.com/office/2019/extlst" xmlns:r="http://schemas.openxmlformats.org/officeDocument/2006/relationships" xmlns:m="http://schemas.openxmlformats.org/officeDocument/2006/math" xmlns:v="urn:schemas-microsoft-com:vml" xmlns:wp14="http://schemas.microsoft.com/office/word/2010/wordprocessingDrawing" xmlns:wp="http://schemas.openxmlformats.org/drawingml/2006/wordprocessingDrawing" xmlns:w10="urn:schemas-microsoft-com:office:word" xmlns:w="http://schemas.openxmlformats.org/wordprocessingml/2006/main" xmlns:w14="http://schemas.microsoft.com/office/word/2010/wordml" xmlns:w15="http://schemas.microsoft.com/office/word/2012/wordml" xmlns:w16cex="http://schemas.microsoft.com/office/word/2018/wordml/cex" xmlns:w16cid="http://schemas.microsoft.com/office/word/2016/wordml/cid" xmlns:w16="http://schemas.microsoft.com/office/word/2018/wordml" xmlns:w16du="http://schemas.microsoft.com/office/word/2023/wordml/word16du" xmlns:w16sdtdh="http://schemas.microsoft.com/office/word/2020/wordml/sdtdatahash" xmlns:w16sdtfl="http://schemas.microsoft.com/office/word/2024/wordml/sdtformatlock" xmlns:w16se="http://schemas.microsoft.com/office/word/2015/wordml/symex" xmlns:wpg="http://schemas.microsoft.com/office/word/2010/wordprocessingGroup" xmlns:wpi="http://schemas.microsoft.com/office/word/2010/wordprocessingInk" xmlns:wne="http://schemas.microsoft.com/office/word/2006/wordml" xmlns:wps="http://schemas.microsoft.com/office/word/2010/wordprocessingShape" mc:Ignorable="w14 w15 w16se w16cid w16 w16cex w16sdtdh w16sdtfl w16du wp14">
   <w:endnote w:type="separator" w:id="-1">
     <w:p>
       <w:pPr>
@@ -789,7 +1254,7 @@
 </file>
 
 <file path=word/footer1.xml><?xml version="1.0" encoding="utf-8"?>
-<w:ftr xmlns:wpc="http://schemas.microsoft.com/office/word/2010/wordprocessingCanvas" xmlns:cx="http://schemas.microsoft.com/office/drawing/2014/chartex" xmlns:cx1="http://schemas.microsoft.com/office/drawing/2015/9/8/chartex" xmlns:cx2="http://schemas.microsoft.com/office/drawing/2015/10/21/chartex" xmlns:cx3="http://schemas.microsoft.com/office/drawing/2016/5/9/chartex" xmlns:cx4="http://schemas.microsoft.com/office/drawing/2016/5/10/chartex" xmlns:cx5="http://schemas.microsoft.com/office/drawing/2016/5/11/chartex" xmlns:cx6="http://schemas.microsoft.com/office/drawing/2016/5/12/chartex" xmlns:cx7="http://schemas.microsoft.com/office/drawing/2016/5/13/chartex" xmlns:cx8="http://schemas.microsoft.com/office/drawing/2016/5/14/chartex" xmlns:mc="http://schemas.openxmlformats.org/markup-compatibility/2006" xmlns:aink="http://schemas.microsoft.com/office/drawing/2016/ink" xmlns:am3d="http://schemas.microsoft.com/office/drawing/2017/model3d" xmlns:o="urn:schemas-microsoft-com:office:office" xmlns:oel="http://schemas.microsoft.com/office/2019/extlst" xmlns:r="http://schemas.openxmlformats.org/officeDocument/2006/relationships" xmlns:m="http://schemas.openxmlformats.org/officeDocument/2006/math" xmlns:v="urn:schemas-microsoft-com:vml" xmlns:wp14="http://schemas.microsoft.com/office/word/2010/wordprocessingDrawing" xmlns:wp="http://schemas.openxmlformats.org/drawingml/2006/wordprocessingDrawing" xmlns:w10="urn:schemas-microsoft-com:office:word" xmlns:w="http://schemas.openxmlformats.org/wordprocessingml/2006/main" xmlns:w14="http://schemas.microsoft.com/office/word/2010/wordml" xmlns:w15="http://schemas.microsoft.com/office/word/2012/wordml" xmlns:w16cex="http://schemas.microsoft.com/office/word/2018/wordml/cex" xmlns:w16cid="http://schemas.microsoft.com/office/word/2016/wordml/cid" xmlns:w16="http://schemas.microsoft.com/office/word/2018/wordml" xmlns:w16sdtdh="http://schemas.microsoft.com/office/word/2020/wordml/sdtdatahash" xmlns:w16se="http://schemas.microsoft.com/office/word/2015/wordml/symex" xmlns:wpg="http://schemas.microsoft.com/office/word/2010/wordprocessingGroup" xmlns:wpi="http://schemas.microsoft.com/office/word/2010/wordprocessingInk" xmlns:wne="http://schemas.microsoft.com/office/word/2006/wordml" xmlns:wps="http://schemas.microsoft.com/office/word/2010/wordprocessingShape" mc:Ignorable="w14 w15 w16se w16cid w16 w16cex w16sdtdh wp14">
+<w:ftr xmlns:wpc="http://schemas.microsoft.com/office/word/2010/wordprocessingCanvas" xmlns:cx="http://schemas.microsoft.com/office/drawing/2014/chartex" xmlns:cx1="http://schemas.microsoft.com/office/drawing/2015/9/8/chartex" xmlns:cx2="http://schemas.microsoft.com/office/drawing/2015/10/21/chartex" xmlns:cx3="http://schemas.microsoft.com/office/drawing/2016/5/9/chartex" xmlns:cx4="http://schemas.microsoft.com/office/drawing/2016/5/10/chartex" xmlns:cx5="http://schemas.microsoft.com/office/drawing/2016/5/11/chartex" xmlns:cx6="http://schemas.microsoft.com/office/drawing/2016/5/12/chartex" xmlns:cx7="http://schemas.microsoft.com/office/drawing/2016/5/13/chartex" xmlns:cx8="http://schemas.microsoft.com/office/drawing/2016/5/14/chartex" xmlns:mc="http://schemas.openxmlformats.org/markup-compatibility/2006" xmlns:aink="http://schemas.microsoft.com/office/drawing/2016/ink" xmlns:am3d="http://schemas.microsoft.com/office/drawing/2017/model3d" xmlns:o="urn:schemas-microsoft-com:office:office" xmlns:oel="http://schemas.microsoft.com/office/2019/extlst" xmlns:r="http://schemas.openxmlformats.org/officeDocument/2006/relationships" xmlns:m="http://schemas.openxmlformats.org/officeDocument/2006/math" xmlns:v="urn:schemas-microsoft-com:vml" xmlns:wp14="http://schemas.microsoft.com/office/word/2010/wordprocessingDrawing" xmlns:wp="http://schemas.openxmlformats.org/drawingml/2006/wordprocessingDrawing" xmlns:w10="urn:schemas-microsoft-com:office:word" xmlns:w="http://schemas.openxmlformats.org/wordprocessingml/2006/main" xmlns:w14="http://schemas.microsoft.com/office/word/2010/wordml" xmlns:w15="http://schemas.microsoft.com/office/word/2012/wordml" xmlns:w16cex="http://schemas.microsoft.com/office/word/2018/wordml/cex" xmlns:w16cid="http://schemas.microsoft.com/office/word/2016/wordml/cid" xmlns:w16="http://schemas.microsoft.com/office/word/2018/wordml" xmlns:w16du="http://schemas.microsoft.com/office/word/2023/wordml/word16du" xmlns:w16sdtdh="http://schemas.microsoft.com/office/word/2020/wordml/sdtdatahash" xmlns:w16sdtfl="http://schemas.microsoft.com/office/word/2024/wordml/sdtformatlock" xmlns:w16se="http://schemas.microsoft.com/office/word/2015/wordml/symex" xmlns:wpg="http://schemas.microsoft.com/office/word/2010/wordprocessingGroup" xmlns:wpi="http://schemas.microsoft.com/office/word/2010/wordprocessingInk" xmlns:wne="http://schemas.microsoft.com/office/word/2006/wordml" xmlns:wps="http://schemas.microsoft.com/office/word/2010/wordprocessingShape" mc:Ignorable="w14 w15 w16se w16cid w16 w16cex w16sdtdh w16sdtfl w16du wp14">
   <w:p>
     <w:pPr>
       <w:pStyle w:val="Footer"/>
@@ -799,7 +1264,7 @@
 </file>
 
 <file path=word/footer2.xml><?xml version="1.0" encoding="utf-8"?>
-<w:ftr xmlns:wpc="http://schemas.microsoft.com/office/word/2010/wordprocessingCanvas" xmlns:cx="http://schemas.microsoft.com/office/drawing/2014/chartex" xmlns:cx1="http://schemas.microsoft.com/office/drawing/2015/9/8/chartex" xmlns:cx2="http://schemas.microsoft.com/office/drawing/2015/10/21/chartex" xmlns:cx3="http://schemas.microsoft.com/office/drawing/2016/5/9/chartex" xmlns:cx4="http://schemas.microsoft.com/office/drawing/2016/5/10/chartex" xmlns:cx5="http://schemas.microsoft.com/office/drawing/2016/5/11/chartex" xmlns:cx6="http://schemas.microsoft.com/office/drawing/2016/5/12/chartex" xmlns:cx7="http://schemas.microsoft.com/office/drawing/2016/5/13/chartex" xmlns:cx8="http://schemas.microsoft.com/office/drawing/2016/5/14/chartex" xmlns:mc="http://schemas.openxmlformats.org/markup-compatibility/2006" xmlns:aink="http://schemas.microsoft.com/office/drawing/2016/ink" xmlns:am3d="http://schemas.microsoft.com/office/drawing/2017/model3d" xmlns:o="urn:schemas-microsoft-com:office:office" xmlns:oel="http://schemas.microsoft.com/office/2019/extlst" xmlns:r="http://schemas.openxmlformats.org/officeDocument/2006/relationships" xmlns:m="http://schemas.openxmlformats.org/officeDocument/2006/math" xmlns:v="urn:schemas-microsoft-com:vml" xmlns:wp14="http://schemas.microsoft.com/office/word/2010/wordprocessingDrawing" xmlns:wp="http://schemas.openxmlformats.org/drawingml/2006/wordprocessingDrawing" xmlns:w10="urn:schemas-microsoft-com:office:word" xmlns:w="http://schemas.openxmlformats.org/wordprocessingml/2006/main" xmlns:w14="http://schemas.microsoft.com/office/word/2010/wordml" xmlns:w15="http://schemas.microsoft.com/office/word/2012/wordml" xmlns:w16cex="http://schemas.microsoft.com/office/word/2018/wordml/cex" xmlns:w16cid="http://schemas.microsoft.com/office/word/2016/wordml/cid" xmlns:w16="http://schemas.microsoft.com/office/word/2018/wordml" xmlns:w16sdtdh="http://schemas.microsoft.com/office/word/2020/wordml/sdtdatahash" xmlns:w16se="http://schemas.microsoft.com/office/word/2015/wordml/symex" xmlns:wpg="http://schemas.microsoft.com/office/word/2010/wordprocessingGroup" xmlns:wpi="http://schemas.microsoft.com/office/word/2010/wordprocessingInk" xmlns:wne="http://schemas.microsoft.com/office/word/2006/wordml" xmlns:wps="http://schemas.microsoft.com/office/word/2010/wordprocessingShape" mc:Ignorable="w14 w15 w16se w16cid w16 w16cex w16sdtdh wp14">
+<w:ftr xmlns:wpc="http://schemas.microsoft.com/office/word/2010/wordprocessingCanvas" xmlns:cx="http://schemas.microsoft.com/office/drawing/2014/chartex" xmlns:cx1="http://schemas.microsoft.com/office/drawing/2015/9/8/chartex" xmlns:cx2="http://schemas.microsoft.com/office/drawing/2015/10/21/chartex" xmlns:cx3="http://schemas.microsoft.com/office/drawing/2016/5/9/chartex" xmlns:cx4="http://schemas.microsoft.com/office/drawing/2016/5/10/chartex" xmlns:cx5="http://schemas.microsoft.com/office/drawing/2016/5/11/chartex" xmlns:cx6="http://schemas.microsoft.com/office/drawing/2016/5/12/chartex" xmlns:cx7="http://schemas.microsoft.com/office/drawing/2016/5/13/chartex" xmlns:cx8="http://schemas.microsoft.com/office/drawing/2016/5/14/chartex" xmlns:mc="http://schemas.openxmlformats.org/markup-compatibility/2006" xmlns:aink="http://schemas.microsoft.com/office/drawing/2016/ink" xmlns:am3d="http://schemas.microsoft.com/office/drawing/2017/model3d" xmlns:o="urn:schemas-microsoft-com:office:office" xmlns:oel="http://schemas.microsoft.com/office/2019/extlst" xmlns:r="http://schemas.openxmlformats.org/officeDocument/2006/relationships" xmlns:m="http://schemas.openxmlformats.org/officeDocument/2006/math" xmlns:v="urn:schemas-microsoft-com:vml" xmlns:wp14="http://schemas.microsoft.com/office/word/2010/wordprocessingDrawing" xmlns:wp="http://schemas.openxmlformats.org/drawingml/2006/wordprocessingDrawing" xmlns:w10="urn:schemas-microsoft-com:office:word" xmlns:w="http://schemas.openxmlformats.org/wordprocessingml/2006/main" xmlns:w14="http://schemas.microsoft.com/office/word/2010/wordml" xmlns:w15="http://schemas.microsoft.com/office/word/2012/wordml" xmlns:w16cex="http://schemas.microsoft.com/office/word/2018/wordml/cex" xmlns:w16cid="http://schemas.microsoft.com/office/word/2016/wordml/cid" xmlns:w16="http://schemas.microsoft.com/office/word/2018/wordml" xmlns:w16du="http://schemas.microsoft.com/office/word/2023/wordml/word16du" xmlns:w16sdtdh="http://schemas.microsoft.com/office/word/2020/wordml/sdtdatahash" xmlns:w16sdtfl="http://schemas.microsoft.com/office/word/2024/wordml/sdtformatlock" xmlns:w16se="http://schemas.microsoft.com/office/word/2015/wordml/symex" xmlns:wpg="http://schemas.microsoft.com/office/word/2010/wordprocessingGroup" xmlns:wpi="http://schemas.microsoft.com/office/word/2010/wordprocessingInk" xmlns:wne="http://schemas.microsoft.com/office/word/2006/wordml" xmlns:wps="http://schemas.microsoft.com/office/word/2010/wordprocessingShape" mc:Ignorable="w14 w15 w16se w16cid w16 w16cex w16sdtdh w16sdtfl w16du wp14">
   <w:p>
     <w:pPr>
       <w:pStyle w:val="Footer"/>
@@ -809,7 +1274,7 @@
 </file>
 
 <file path=word/footer3.xml><?xml version="1.0" encoding="utf-8"?>
-<w:ftr xmlns:wpc="http://schemas.microsoft.com/office/word/2010/wordprocessingCanvas" xmlns:cx="http://schemas.microsoft.com/office/drawing/2014/chartex" xmlns:cx1="http://schemas.microsoft.com/office/drawing/2015/9/8/chartex" xmlns:cx2="http://schemas.microsoft.com/office/drawing/2015/10/21/chartex" xmlns:cx3="http://schemas.microsoft.com/office/drawing/2016/5/9/chartex" xmlns:cx4="http://schemas.microsoft.com/office/drawing/2016/5/10/chartex" xmlns:cx5="http://schemas.microsoft.com/office/drawing/2016/5/11/chartex" xmlns:cx6="http://schemas.microsoft.com/office/drawing/2016/5/12/chartex" xmlns:cx7="http://schemas.microsoft.com/office/drawing/2016/5/13/chartex" xmlns:cx8="http://schemas.microsoft.com/office/drawing/2016/5/14/chartex" xmlns:mc="http://schemas.openxmlformats.org/markup-compatibility/2006" xmlns:aink="http://schemas.microsoft.com/office/drawing/2016/ink" xmlns:am3d="http://schemas.microsoft.com/office/drawing/2017/model3d" xmlns:o="urn:schemas-microsoft-com:office:office" xmlns:oel="http://schemas.microsoft.com/office/2019/extlst" xmlns:r="http://schemas.openxmlformats.org/officeDocument/2006/relationships" xmlns:m="http://schemas.openxmlformats.org/officeDocument/2006/math" xmlns:v="urn:schemas-microsoft-com:vml" xmlns:wp14="http://schemas.microsoft.com/office/word/2010/wordprocessingDrawing" xmlns:wp="http://schemas.openxmlformats.org/drawingml/2006/wordprocessingDrawing" xmlns:w10="urn:schemas-microsoft-com:office:word" xmlns:w="http://schemas.openxmlformats.org/wordprocessingml/2006/main" xmlns:w14="http://schemas.microsoft.com/office/word/2010/wordml" xmlns:w15="http://schemas.microsoft.com/office/word/2012/wordml" xmlns:w16cex="http://schemas.microsoft.com/office/word/2018/wordml/cex" xmlns:w16cid="http://schemas.microsoft.com/office/word/2016/wordml/cid" xmlns:w16="http://schemas.microsoft.com/office/word/2018/wordml" xmlns:w16sdtdh="http://schemas.microsoft.com/office/word/2020/wordml/sdtdatahash" xmlns:w16se="http://schemas.microsoft.com/office/word/2015/wordml/symex" xmlns:wpg="http://schemas.microsoft.com/office/word/2010/wordprocessingGroup" xmlns:wpi="http://schemas.microsoft.com/office/word/2010/wordprocessingInk" xmlns:wne="http://schemas.microsoft.com/office/word/2006/wordml" xmlns:wps="http://schemas.microsoft.com/office/word/2010/wordprocessingShape" mc:Ignorable="w14 w15 w16se w16cid w16 w16cex w16sdtdh wp14">
+<w:ftr xmlns:wpc="http://schemas.microsoft.com/office/word/2010/wordprocessingCanvas" xmlns:cx="http://schemas.microsoft.com/office/drawing/2014/chartex" xmlns:cx1="http://schemas.microsoft.com/office/drawing/2015/9/8/chartex" xmlns:cx2="http://schemas.microsoft.com/office/drawing/2015/10/21/chartex" xmlns:cx3="http://schemas.microsoft.com/office/drawing/2016/5/9/chartex" xmlns:cx4="http://schemas.microsoft.com/office/drawing/2016/5/10/chartex" xmlns:cx5="http://schemas.microsoft.com/office/drawing/2016/5/11/chartex" xmlns:cx6="http://schemas.microsoft.com/office/drawing/2016/5/12/chartex" xmlns:cx7="http://schemas.microsoft.com/office/drawing/2016/5/13/chartex" xmlns:cx8="http://schemas.microsoft.com/office/drawing/2016/5/14/chartex" xmlns:mc="http://schemas.openxmlformats.org/markup-compatibility/2006" xmlns:aink="http://schemas.microsoft.com/office/drawing/2016/ink" xmlns:am3d="http://schemas.microsoft.com/office/drawing/2017/model3d" xmlns:o="urn:schemas-microsoft-com:office:office" xmlns:oel="http://schemas.microsoft.com/office/2019/extlst" xmlns:r="http://schemas.openxmlformats.org/officeDocument/2006/relationships" xmlns:m="http://schemas.openxmlformats.org/officeDocument/2006/math" xmlns:v="urn:schemas-microsoft-com:vml" xmlns:wp14="http://schemas.microsoft.com/office/word/2010/wordprocessingDrawing" xmlns:wp="http://schemas.openxmlformats.org/drawingml/2006/wordprocessingDrawing" xmlns:w10="urn:schemas-microsoft-com:office:word" xmlns:w="http://schemas.openxmlformats.org/wordprocessingml/2006/main" xmlns:w14="http://schemas.microsoft.com/office/word/2010/wordml" xmlns:w15="http://schemas.microsoft.com/office/word/2012/wordml" xmlns:w16cex="http://schemas.microsoft.com/office/word/2018/wordml/cex" xmlns:w16cid="http://schemas.microsoft.com/office/word/2016/wordml/cid" xmlns:w16="http://schemas.microsoft.com/office/word/2018/wordml" xmlns:w16du="http://schemas.microsoft.com/office/word/2023/wordml/word16du" xmlns:w16sdtdh="http://schemas.microsoft.com/office/word/2020/wordml/sdtdatahash" xmlns:w16sdtfl="http://schemas.microsoft.com/office/word/2024/wordml/sdtformatlock" xmlns:w16se="http://schemas.microsoft.com/office/word/2015/wordml/symex" xmlns:wpg="http://schemas.microsoft.com/office/word/2010/wordprocessingGroup" xmlns:wpi="http://schemas.microsoft.com/office/word/2010/wordprocessingInk" xmlns:wne="http://schemas.microsoft.com/office/word/2006/wordml" xmlns:wps="http://schemas.microsoft.com/office/word/2010/wordprocessingShape" mc:Ignorable="w14 w15 w16se w16cid w16 w16cex w16sdtdh w16sdtfl w16du wp14">
   <w:p>
     <w:pPr>
       <w:pStyle w:val="Footer"/>
@@ -819,7 +1284,7 @@
 </file>
 
 <file path=word/footnotes.xml><?xml version="1.0" encoding="utf-8"?>
-<w:footnotes xmlns:wpc="http://schemas.microsoft.com/office/word/2010/wordprocessingCanvas" xmlns:cx="http://schemas.microsoft.com/office/drawing/2014/chartex" xmlns:cx1="http://schemas.microsoft.com/office/drawing/2015/9/8/chartex" xmlns:cx2="http://schemas.microsoft.com/office/drawing/2015/10/21/chartex" xmlns:cx3="http://schemas.microsoft.com/office/drawing/2016/5/9/chartex" xmlns:cx4="http://schemas.microsoft.com/office/drawing/2016/5/10/chartex" xmlns:cx5="http://schemas.microsoft.com/office/drawing/2016/5/11/chartex" xmlns:cx6="http://schemas.microsoft.com/office/drawing/2016/5/12/chartex" xmlns:cx7="http://schemas.microsoft.com/office/drawing/2016/5/13/chartex" xmlns:cx8="http://schemas.microsoft.com/office/drawing/2016/5/14/chartex" xmlns:mc="http://schemas.openxmlformats.org/markup-compatibility/2006" xmlns:aink="http://schemas.microsoft.com/office/drawing/2016/ink" xmlns:am3d="http://schemas.microsoft.com/office/drawing/2017/model3d" xmlns:o="urn:schemas-microsoft-com:office:office" xmlns:oel="http://schemas.microsoft.com/office/2019/extlst" xmlns:r="http://schemas.openxmlformats.org/officeDocument/2006/relationships" xmlns:m="http://schemas.openxmlformats.org/officeDocument/2006/math" xmlns:v="urn:schemas-microsoft-com:vml" xmlns:wp14="http://schemas.microsoft.com/office/word/2010/wordprocessingDrawing" xmlns:wp="http://schemas.openxmlformats.org/drawingml/2006/wordprocessingDrawing" xmlns:w10="urn:schemas-microsoft-com:office:word" xmlns:w="http://schemas.openxmlformats.org/wordprocessingml/2006/main" xmlns:w14="http://schemas.microsoft.com/office/word/2010/wordml" xmlns:w15="http://schemas.microsoft.com/office/word/2012/wordml" xmlns:w16cex="http://schemas.microsoft.com/office/word/2018/wordml/cex" xmlns:w16cid="http://schemas.microsoft.com/office/word/2016/wordml/cid" xmlns:w16="http://schemas.microsoft.com/office/word/2018/wordml" xmlns:w16sdtdh="http://schemas.microsoft.com/office/word/2020/wordml/sdtdatahash" xmlns:w16se="http://schemas.microsoft.com/office/word/2015/wordml/symex" xmlns:wpg="http://schemas.microsoft.com/office/word/2010/wordprocessingGroup" xmlns:wpi="http://schemas.microsoft.com/office/word/2010/wordprocessingInk" xmlns:wne="http://schemas.microsoft.com/office/word/2006/wordml" xmlns:wps="http://schemas.microsoft.com/office/word/2010/wordprocessingShape" mc:Ignorable="w14 w15 w16se w16cid w16 w16cex w16sdtdh wp14">
+<w:footnotes xmlns:wpc="http://schemas.microsoft.com/office/word/2010/wordprocessingCanvas" xmlns:cx="http://schemas.microsoft.com/office/drawing/2014/chartex" xmlns:cx1="http://schemas.microsoft.com/office/drawing/2015/9/8/chartex" xmlns:cx2="http://schemas.microsoft.com/office/drawing/2015/10/21/chartex" xmlns:cx3="http://schemas.microsoft.com/office/drawing/2016/5/9/chartex" xmlns:cx4="http://schemas.microsoft.com/office/drawing/2016/5/10/chartex" xmlns:cx5="http://schemas.microsoft.com/office/drawing/2016/5/11/chartex" xmlns:cx6="http://schemas.microsoft.com/office/drawing/2016/5/12/chartex" xmlns:cx7="http://schemas.microsoft.com/office/drawing/2016/5/13/chartex" xmlns:cx8="http://schemas.microsoft.com/office/drawing/2016/5/14/chartex" xmlns:mc="http://schemas.openxmlformats.org/markup-compatibility/2006" xmlns:aink="http://schemas.microsoft.com/office/drawing/2016/ink" xmlns:am3d="http://schemas.microsoft.com/office/drawing/2017/model3d" xmlns:o="urn:schemas-microsoft-com:office:office" xmlns:oel="http://schemas.microsoft.com/office/2019/extlst" xmlns:r="http://schemas.openxmlformats.org/officeDocument/2006/relationships" xmlns:m="http://schemas.openxmlformats.org/officeDocument/2006/math" xmlns:v="urn:schemas-microsoft-com:vml" xmlns:wp14="http://schemas.microsoft.com/office/word/2010/wordprocessingDrawing" xmlns:wp="http://schemas.openxmlformats.org/drawingml/2006/wordprocessingDrawing" xmlns:w10="urn:schemas-microsoft-com:office:word" xmlns:w="http://schemas.openxmlformats.org/wordprocessingml/2006/main" xmlns:w14="http://schemas.microsoft.com/office/word/2010/wordml" xmlns:w15="http://schemas.microsoft.com/office/word/2012/wordml" xmlns:w16cex="http://schemas.microsoft.com/office/word/2018/wordml/cex" xmlns:w16cid="http://schemas.microsoft.com/office/word/2016/wordml/cid" xmlns:w16="http://schemas.microsoft.com/office/word/2018/wordml" xmlns:w16du="http://schemas.microsoft.com/office/word/2023/wordml/word16du" xmlns:w16sdtdh="http://schemas.microsoft.com/office/word/2020/wordml/sdtdatahash" xmlns:w16sdtfl="http://schemas.microsoft.com/office/word/2024/wordml/sdtformatlock" xmlns:w16se="http://schemas.microsoft.com/office/word/2015/wordml/symex" xmlns:wpg="http://schemas.microsoft.com/office/word/2010/wordprocessingGroup" xmlns:wpi="http://schemas.microsoft.com/office/word/2010/wordprocessingInk" xmlns:wne="http://schemas.microsoft.com/office/word/2006/wordml" xmlns:wps="http://schemas.microsoft.com/office/word/2010/wordprocessingShape" mc:Ignorable="w14 w15 w16se w16cid w16 w16cex w16sdtdh w16sdtfl w16du wp14">
   <w:footnote w:type="separator" w:id="-1">
     <w:p>
       <w:pPr>
@@ -844,7 +1309,7 @@
 </file>
 
 <file path=word/header1.xml><?xml version="1.0" encoding="utf-8"?>
-<w:hdr xmlns:wpc="http://schemas.microsoft.com/office/word/2010/wordprocessingCanvas" xmlns:cx="http://schemas.microsoft.com/office/drawing/2014/chartex" xmlns:cx1="http://schemas.microsoft.com/office/drawing/2015/9/8/chartex" xmlns:cx2="http://schemas.microsoft.com/office/drawing/2015/10/21/chartex" xmlns:cx3="http://schemas.microsoft.com/office/drawing/2016/5/9/chartex" xmlns:cx4="http://schemas.microsoft.com/office/drawing/2016/5/10/chartex" xmlns:cx5="http://schemas.microsoft.com/office/drawing/2016/5/11/chartex" xmlns:cx6="http://schemas.microsoft.com/office/drawing/2016/5/12/chartex" xmlns:cx7="http://schemas.microsoft.com/office/drawing/2016/5/13/chartex" xmlns:cx8="http://schemas.microsoft.com/office/drawing/2016/5/14/chartex" xmlns:mc="http://schemas.openxmlformats.org/markup-compatibility/2006" xmlns:aink="http://schemas.microsoft.com/office/drawing/2016/ink" xmlns:am3d="http://schemas.microsoft.com/office/drawing/2017/model3d" xmlns:o="urn:schemas-microsoft-com:office:office" xmlns:oel="http://schemas.microsoft.com/office/2019/extlst" xmlns:r="http://schemas.openxmlformats.org/officeDocument/2006/relationships" xmlns:m="http://schemas.openxmlformats.org/officeDocument/2006/math" xmlns:v="urn:schemas-microsoft-com:vml" xmlns:wp14="http://schemas.microsoft.com/office/word/2010/wordprocessingDrawing" xmlns:wp="http://schemas.openxmlformats.org/drawingml/2006/wordprocessingDrawing" xmlns:w10="urn:schemas-microsoft-com:office:word" xmlns:w="http://schemas.openxmlformats.org/wordprocessingml/2006/main" xmlns:w14="http://schemas.microsoft.com/office/word/2010/wordml" xmlns:w15="http://schemas.microsoft.com/office/word/2012/wordml" xmlns:w16cex="http://schemas.microsoft.com/office/word/2018/wordml/cex" xmlns:w16cid="http://schemas.microsoft.com/office/word/2016/wordml/cid" xmlns:w16="http://schemas.microsoft.com/office/word/2018/wordml" xmlns:w16sdtdh="http://schemas.microsoft.com/office/word/2020/wordml/sdtdatahash" xmlns:w16se="http://schemas.microsoft.com/office/word/2015/wordml/symex" xmlns:wpg="http://schemas.microsoft.com/office/word/2010/wordprocessingGroup" xmlns:wpi="http://schemas.microsoft.com/office/word/2010/wordprocessingInk" xmlns:wne="http://schemas.microsoft.com/office/word/2006/wordml" xmlns:wps="http://schemas.microsoft.com/office/word/2010/wordprocessingShape" mc:Ignorable="w14 w15 w16se w16cid w16 w16cex w16sdtdh wp14">
+<w:hdr xmlns:wpc="http://schemas.microsoft.com/office/word/2010/wordprocessingCanvas" xmlns:cx="http://schemas.microsoft.com/office/drawing/2014/chartex" xmlns:cx1="http://schemas.microsoft.com/office/drawing/2015/9/8/chartex" xmlns:cx2="http://schemas.microsoft.com/office/drawing/2015/10/21/chartex" xmlns:cx3="http://schemas.microsoft.com/office/drawing/2016/5/9/chartex" xmlns:cx4="http://schemas.microsoft.com/office/drawing/2016/5/10/chartex" xmlns:cx5="http://schemas.microsoft.com/office/drawing/2016/5/11/chartex" xmlns:cx6="http://schemas.microsoft.com/office/drawing/2016/5/12/chartex" xmlns:cx7="http://schemas.microsoft.com/office/drawing/2016/5/13/chartex" xmlns:cx8="http://schemas.microsoft.com/office/drawing/2016/5/14/chartex" xmlns:mc="http://schemas.openxmlformats.org/markup-compatibility/2006" xmlns:aink="http://schemas.microsoft.com/office/drawing/2016/ink" xmlns:am3d="http://schemas.microsoft.com/office/drawing/2017/model3d" xmlns:o="urn:schemas-microsoft-com:office:office" xmlns:oel="http://schemas.microsoft.com/office/2019/extlst" xmlns:r="http://schemas.openxmlformats.org/officeDocument/2006/relationships" xmlns:m="http://schemas.openxmlformats.org/officeDocument/2006/math" xmlns:v="urn:schemas-microsoft-com:vml" xmlns:wp14="http://schemas.microsoft.com/office/word/2010/wordprocessingDrawing" xmlns:wp="http://schemas.openxmlformats.org/drawingml/2006/wordprocessingDrawing" xmlns:w10="urn:schemas-microsoft-com:office:word" xmlns:w="http://schemas.openxmlformats.org/wordprocessingml/2006/main" xmlns:w14="http://schemas.microsoft.com/office/word/2010/wordml" xmlns:w15="http://schemas.microsoft.com/office/word/2012/wordml" xmlns:w16cex="http://schemas.microsoft.com/office/word/2018/wordml/cex" xmlns:w16cid="http://schemas.microsoft.com/office/word/2016/wordml/cid" xmlns:w16="http://schemas.microsoft.com/office/word/2018/wordml" xmlns:w16du="http://schemas.microsoft.com/office/word/2023/wordml/word16du" xmlns:w16sdtdh="http://schemas.microsoft.com/office/word/2020/wordml/sdtdatahash" xmlns:w16sdtfl="http://schemas.microsoft.com/office/word/2024/wordml/sdtformatlock" xmlns:w16se="http://schemas.microsoft.com/office/word/2015/wordml/symex" xmlns:wpg="http://schemas.microsoft.com/office/word/2010/wordprocessingGroup" xmlns:wpi="http://schemas.microsoft.com/office/word/2010/wordprocessingInk" xmlns:wne="http://schemas.microsoft.com/office/word/2006/wordml" xmlns:wps="http://schemas.microsoft.com/office/word/2010/wordprocessingShape" mc:Ignorable="w14 w15 w16se w16cid w16 w16cex w16sdtdh w16sdtfl w16du wp14">
   <w:p>
     <w:pPr>
       <w:pStyle w:val="Header"/>
@@ -854,7 +1319,7 @@
 </file>
 
 <file path=word/header2.xml><?xml version="1.0" encoding="utf-8"?>
-<w:hdr xmlns:wpc="http://schemas.microsoft.com/office/word/2010/wordprocessingCanvas" xmlns:cx="http://schemas.microsoft.com/office/drawing/2014/chartex" xmlns:cx1="http://schemas.microsoft.com/office/drawing/2015/9/8/chartex" xmlns:cx2="http://schemas.microsoft.com/office/drawing/2015/10/21/chartex" xmlns:cx3="http://schemas.microsoft.com/office/drawing/2016/5/9/chartex" xmlns:cx4="http://schemas.microsoft.com/office/drawing/2016/5/10/chartex" xmlns:cx5="http://schemas.microsoft.com/office/drawing/2016/5/11/chartex" xmlns:cx6="http://schemas.microsoft.com/office/drawing/2016/5/12/chartex" xmlns:cx7="http://schemas.microsoft.com/office/drawing/2016/5/13/chartex" xmlns:cx8="http://schemas.microsoft.com/office/drawing/2016/5/14/chartex" xmlns:mc="http://schemas.openxmlformats.org/markup-compatibility/2006" xmlns:aink="http://schemas.microsoft.com/office/drawing/2016/ink" xmlns:am3d="http://schemas.microsoft.com/office/drawing/2017/model3d" xmlns:o="urn:schemas-microsoft-com:office:office" xmlns:oel="http://schemas.microsoft.com/office/2019/extlst" xmlns:r="http://schemas.openxmlformats.org/officeDocument/2006/relationships" xmlns:m="http://schemas.openxmlformats.org/officeDocument/2006/math" xmlns:v="urn:schemas-microsoft-com:vml" xmlns:wp14="http://schemas.microsoft.com/office/word/2010/wordprocessingDrawing" xmlns:wp="http://schemas.openxmlformats.org/drawingml/2006/wordprocessingDrawing" xmlns:w10="urn:schemas-microsoft-com:office:word" xmlns:w="http://schemas.openxmlformats.org/wordprocessingml/2006/main" xmlns:w14="http://schemas.microsoft.com/office/word/2010/wordml" xmlns:w15="http://schemas.microsoft.com/office/word/2012/wordml" xmlns:w16cex="http://schemas.microsoft.com/office/word/2018/wordml/cex" xmlns:w16cid="http://schemas.microsoft.com/office/word/2016/wordml/cid" xmlns:w16="http://schemas.microsoft.com/office/word/2018/wordml" xmlns:w16sdtdh="http://schemas.microsoft.com/office/word/2020/wordml/sdtdatahash" xmlns:w16se="http://schemas.microsoft.com/office/word/2015/wordml/symex" xmlns:wpg="http://schemas.microsoft.com/office/word/2010/wordprocessingGroup" xmlns:wpi="http://schemas.microsoft.com/office/word/2010/wordprocessingInk" xmlns:wne="http://schemas.microsoft.com/office/word/2006/wordml" xmlns:wps="http://schemas.microsoft.com/office/word/2010/wordprocessingShape" mc:Ignorable="w14 w15 w16se w16cid w16 w16cex w16sdtdh wp14">
+<w:hdr xmlns:wpc="http://schemas.microsoft.com/office/word/2010/wordprocessingCanvas" xmlns:cx="http://schemas.microsoft.com/office/drawing/2014/chartex" xmlns:cx1="http://schemas.microsoft.com/office/drawing/2015/9/8/chartex" xmlns:cx2="http://schemas.microsoft.com/office/drawing/2015/10/21/chartex" xmlns:cx3="http://schemas.microsoft.com/office/drawing/2016/5/9/chartex" xmlns:cx4="http://schemas.microsoft.com/office/drawing/2016/5/10/chartex" xmlns:cx5="http://schemas.microsoft.com/office/drawing/2016/5/11/chartex" xmlns:cx6="http://schemas.microsoft.com/office/drawing/2016/5/12/chartex" xmlns:cx7="http://schemas.microsoft.com/office/drawing/2016/5/13/chartex" xmlns:cx8="http://schemas.microsoft.com/office/drawing/2016/5/14/chartex" xmlns:mc="http://schemas.openxmlformats.org/markup-compatibility/2006" xmlns:aink="http://schemas.microsoft.com/office/drawing/2016/ink" xmlns:am3d="http://schemas.microsoft.com/office/drawing/2017/model3d" xmlns:o="urn:schemas-microsoft-com:office:office" xmlns:oel="http://schemas.microsoft.com/office/2019/extlst" xmlns:r="http://schemas.openxmlformats.org/officeDocument/2006/relationships" xmlns:m="http://schemas.openxmlformats.org/officeDocument/2006/math" xmlns:v="urn:schemas-microsoft-com:vml" xmlns:wp14="http://schemas.microsoft.com/office/word/2010/wordprocessingDrawing" xmlns:wp="http://schemas.openxmlformats.org/drawingml/2006/wordprocessingDrawing" xmlns:w10="urn:schemas-microsoft-com:office:word" xmlns:w="http://schemas.openxmlformats.org/wordprocessingml/2006/main" xmlns:w14="http://schemas.microsoft.com/office/word/2010/wordml" xmlns:w15="http://schemas.microsoft.com/office/word/2012/wordml" xmlns:w16cex="http://schemas.microsoft.com/office/word/2018/wordml/cex" xmlns:w16cid="http://schemas.microsoft.com/office/word/2016/wordml/cid" xmlns:w16="http://schemas.microsoft.com/office/word/2018/wordml" xmlns:w16du="http://schemas.microsoft.com/office/word/2023/wordml/word16du" xmlns:w16sdtdh="http://schemas.microsoft.com/office/word/2020/wordml/sdtdatahash" xmlns:w16sdtfl="http://schemas.microsoft.com/office/word/2024/wordml/sdtformatlock" xmlns:w16se="http://schemas.microsoft.com/office/word/2015/wordml/symex" xmlns:wpg="http://schemas.microsoft.com/office/word/2010/wordprocessingGroup" xmlns:wpi="http://schemas.microsoft.com/office/word/2010/wordprocessingInk" xmlns:wne="http://schemas.microsoft.com/office/word/2006/wordml" xmlns:wps="http://schemas.microsoft.com/office/word/2010/wordprocessingShape" mc:Ignorable="w14 w15 w16se w16cid w16 w16cex w16sdtdh w16sdtfl w16du wp14">
   <w:p>
     <w:pPr>
       <w:pStyle w:val="Header"/>
@@ -865,7 +1330,7 @@
 </file>
 
 <file path=word/header3.xml><?xml version="1.0" encoding="utf-8"?>
-<w:hdr xmlns:wpc="http://schemas.microsoft.com/office/word/2010/wordprocessingCanvas" xmlns:cx="http://schemas.microsoft.com/office/drawing/2014/chartex" xmlns:cx1="http://schemas.microsoft.com/office/drawing/2015/9/8/chartex" xmlns:cx2="http://schemas.microsoft.com/office/drawing/2015/10/21/chartex" xmlns:cx3="http://schemas.microsoft.com/office/drawing/2016/5/9/chartex" xmlns:cx4="http://schemas.microsoft.com/office/drawing/2016/5/10/chartex" xmlns:cx5="http://schemas.microsoft.com/office/drawing/2016/5/11/chartex" xmlns:cx6="http://schemas.microsoft.com/office/drawing/2016/5/12/chartex" xmlns:cx7="http://schemas.microsoft.com/office/drawing/2016/5/13/chartex" xmlns:cx8="http://schemas.microsoft.com/office/drawing/2016/5/14/chartex" xmlns:mc="http://schemas.openxmlformats.org/markup-compatibility/2006" xmlns:aink="http://schemas.microsoft.com/office/drawing/2016/ink" xmlns:am3d="http://schemas.microsoft.com/office/drawing/2017/model3d" xmlns:o="urn:schemas-microsoft-com:office:office" xmlns:oel="http://schemas.microsoft.com/office/2019/extlst" xmlns:r="http://schemas.openxmlformats.org/officeDocument/2006/relationships" xmlns:m="http://schemas.openxmlformats.org/officeDocument/2006/math" xmlns:v="urn:schemas-microsoft-com:vml" xmlns:wp14="http://schemas.microsoft.com/office/word/2010/wordprocessingDrawing" xmlns:wp="http://schemas.openxmlformats.org/drawingml/2006/wordprocessingDrawing" xmlns:w10="urn:schemas-microsoft-com:office:word" xmlns:w="http://schemas.openxmlformats.org/wordprocessingml/2006/main" xmlns:w14="http://schemas.microsoft.com/office/word/2010/wordml" xmlns:w15="http://schemas.microsoft.com/office/word/2012/wordml" xmlns:w16cex="http://schemas.microsoft.com/office/word/2018/wordml/cex" xmlns:w16cid="http://schemas.microsoft.com/office/word/2016/wordml/cid" xmlns:w16="http://schemas.microsoft.com/office/word/2018/wordml" xmlns:w16sdtdh="http://schemas.microsoft.com/office/word/2020/wordml/sdtdatahash" xmlns:w16se="http://schemas.microsoft.com/office/word/2015/wordml/symex" xmlns:wpg="http://schemas.microsoft.com/office/word/2010/wordprocessingGroup" xmlns:wpi="http://schemas.microsoft.com/office/word/2010/wordprocessingInk" xmlns:wne="http://schemas.microsoft.com/office/word/2006/wordml" xmlns:wps="http://schemas.microsoft.com/office/word/2010/wordprocessingShape" mc:Ignorable="w14 w15 w16se w16cid w16 w16cex w16sdtdh wp14">
+<w:hdr xmlns:wpc="http://schemas.microsoft.com/office/word/2010/wordprocessingCanvas" xmlns:cx="http://schemas.microsoft.com/office/drawing/2014/chartex" xmlns:cx1="http://schemas.microsoft.com/office/drawing/2015/9/8/chartex" xmlns:cx2="http://schemas.microsoft.com/office/drawing/2015/10/21/chartex" xmlns:cx3="http://schemas.microsoft.com/office/drawing/2016/5/9/chartex" xmlns:cx4="http://schemas.microsoft.com/office/drawing/2016/5/10/chartex" xmlns:cx5="http://schemas.microsoft.com/office/drawing/2016/5/11/chartex" xmlns:cx6="http://schemas.microsoft.com/office/drawing/2016/5/12/chartex" xmlns:cx7="http://schemas.microsoft.com/office/drawing/2016/5/13/chartex" xmlns:cx8="http://schemas.microsoft.com/office/drawing/2016/5/14/chartex" xmlns:mc="http://schemas.openxmlformats.org/markup-compatibility/2006" xmlns:aink="http://schemas.microsoft.com/office/drawing/2016/ink" xmlns:am3d="http://schemas.microsoft.com/office/drawing/2017/model3d" xmlns:o="urn:schemas-microsoft-com:office:office" xmlns:oel="http://schemas.microsoft.com/office/2019/extlst" xmlns:r="http://schemas.openxmlformats.org/officeDocument/2006/relationships" xmlns:m="http://schemas.openxmlformats.org/officeDocument/2006/math" xmlns:v="urn:schemas-microsoft-com:vml" xmlns:wp14="http://schemas.microsoft.com/office/word/2010/wordprocessingDrawing" xmlns:wp="http://schemas.openxmlformats.org/drawingml/2006/wordprocessingDrawing" xmlns:w10="urn:schemas-microsoft-com:office:word" xmlns:w="http://schemas.openxmlformats.org/wordprocessingml/2006/main" xmlns:w14="http://schemas.microsoft.com/office/word/2010/wordml" xmlns:w15="http://schemas.microsoft.com/office/word/2012/wordml" xmlns:w16cex="http://schemas.microsoft.com/office/word/2018/wordml/cex" xmlns:w16cid="http://schemas.microsoft.com/office/word/2016/wordml/cid" xmlns:w16="http://schemas.microsoft.com/office/word/2018/wordml" xmlns:w16du="http://schemas.microsoft.com/office/word/2023/wordml/word16du" xmlns:w16sdtdh="http://schemas.microsoft.com/office/word/2020/wordml/sdtdatahash" xmlns:w16sdtfl="http://schemas.microsoft.com/office/word/2024/wordml/sdtformatlock" xmlns:w16se="http://schemas.microsoft.com/office/word/2015/wordml/symex" xmlns:wpg="http://schemas.microsoft.com/office/word/2010/wordprocessingGroup" xmlns:wpi="http://schemas.microsoft.com/office/word/2010/wordprocessingInk" xmlns:wne="http://schemas.microsoft.com/office/word/2006/wordml" xmlns:wps="http://schemas.microsoft.com/office/word/2010/wordprocessingShape" mc:Ignorable="w14 w15 w16se w16cid w16 w16cex w16sdtdh w16sdtfl w16du wp14">
   <w:p>
     <w:pPr>
       <w:pStyle w:val="Header"/>
@@ -874,7 +1339,7 @@
     <w:r>
       <w:tab/>
       <w:tab/>
-      <w:t>2026-06-17</w:t>
+      <w:t>2026-06-18</w:t>
       <w:br/>
       <w:br/>
     </w:r>
@@ -891,7 +1356,7 @@
 </file>
 
 <file path=word/numbering.xml><?xml version="1.0" encoding="utf-8"?>
-<w:numbering xmlns:wpc="http://schemas.microsoft.com/office/word/2010/wordprocessingCanvas" xmlns:cx="http://schemas.microsoft.com/office/drawing/2014/chartex" xmlns:cx1="http://schemas.microsoft.com/office/drawing/2015/9/8/chartex" xmlns:cx2="http://schemas.microsoft.com/office/drawing/2015/10/21/chartex" xmlns:cx3="http://schemas.microsoft.com/office/drawing/2016/5/9/chartex" xmlns:cx4="http://schemas.microsoft.com/office/drawing/2016/5/10/chartex" xmlns:cx5="http://schemas.microsoft.com/office/drawing/2016/5/11/chartex" xmlns:cx6="http://schemas.microsoft.com/office/drawing/2016/5/12/chartex" xmlns:cx7="http://schemas.microsoft.com/office/drawing/2016/5/13/chartex" xmlns:cx8="http://schemas.microsoft.com/office/drawing/2016/5/14/chartex" xmlns:mc="http://schemas.openxmlformats.org/markup-compatibility/2006" xmlns:aink="http://schemas.microsoft.com/office/drawing/2016/ink" xmlns:am3d="http://schemas.microsoft.com/office/drawing/2017/model3d" xmlns:o="urn:schemas-microsoft-com:office:office" xmlns:oel="http://schemas.microsoft.com/office/2019/extlst" xmlns:r="http://schemas.openxmlformats.org/officeDocument/2006/relationships" xmlns:m="http://schemas.openxmlformats.org/officeDocument/2006/math" xmlns:v="urn:schemas-microsoft-com:vml" xmlns:wp14="http://schemas.microsoft.com/office/word/2010/wordprocessingDrawing" xmlns:wp="http://schemas.openxmlformats.org/drawingml/2006/wordprocessingDrawing" xmlns:w10="urn:schemas-microsoft-com:office:word" xmlns:w="http://schemas.openxmlformats.org/wordprocessingml/2006/main" xmlns:w14="http://schemas.microsoft.com/office/word/2010/wordml" xmlns:w15="http://schemas.microsoft.com/office/word/2012/wordml" xmlns:w16cex="http://schemas.microsoft.com/office/word/2018/wordml/cex" xmlns:w16cid="http://schemas.microsoft.com/office/word/2016/wordml/cid" xmlns:w16="http://schemas.microsoft.com/office/word/2018/wordml" xmlns:w16sdtdh="http://schemas.microsoft.com/office/word/2020/wordml/sdtdatahash" xmlns:w16se="http://schemas.microsoft.com/office/word/2015/wordml/symex" xmlns:wpg="http://schemas.microsoft.com/office/word/2010/wordprocessingGroup" xmlns:wpi="http://schemas.microsoft.com/office/word/2010/wordprocessingInk" xmlns:wne="http://schemas.microsoft.com/office/word/2006/wordml" xmlns:wps="http://schemas.microsoft.com/office/word/2010/wordprocessingShape" mc:Ignorable="w14 w15 w16se w16cid w16 w16cex w16sdtdh wp14">
+<w:numbering xmlns:wpc="http://schemas.microsoft.com/office/word/2010/wordprocessingCanvas" xmlns:cx="http://schemas.microsoft.com/office/drawing/2014/chartex" xmlns:cx1="http://schemas.microsoft.com/office/drawing/2015/9/8/chartex" xmlns:cx2="http://schemas.microsoft.com/office/drawing/2015/10/21/chartex" xmlns:cx3="http://schemas.microsoft.com/office/drawing/2016/5/9/chartex" xmlns:cx4="http://schemas.microsoft.com/office/drawing/2016/5/10/chartex" xmlns:cx5="http://schemas.microsoft.com/office/drawing/2016/5/11/chartex" xmlns:cx6="http://schemas.microsoft.com/office/drawing/2016/5/12/chartex" xmlns:cx7="http://schemas.microsoft.com/office/drawing/2016/5/13/chartex" xmlns:cx8="http://schemas.microsoft.com/office/drawing/2016/5/14/chartex" xmlns:mc="http://schemas.openxmlformats.org/markup-compatibility/2006" xmlns:aink="http://schemas.microsoft.com/office/drawing/2016/ink" xmlns:am3d="http://schemas.microsoft.com/office/drawing/2017/model3d" xmlns:o="urn:schemas-microsoft-com:office:office" xmlns:oel="http://schemas.microsoft.com/office/2019/extlst" xmlns:r="http://schemas.openxmlformats.org/officeDocument/2006/relationships" xmlns:m="http://schemas.openxmlformats.org/officeDocument/2006/math" xmlns:v="urn:schemas-microsoft-com:vml" xmlns:wp14="http://schemas.microsoft.com/office/word/2010/wordprocessingDrawing" xmlns:wp="http://schemas.openxmlformats.org/drawingml/2006/wordprocessingDrawing" xmlns:w10="urn:schemas-microsoft-com:office:word" xmlns:w="http://schemas.openxmlformats.org/wordprocessingml/2006/main" xmlns:w14="http://schemas.microsoft.com/office/word/2010/wordml" xmlns:w15="http://schemas.microsoft.com/office/word/2012/wordml" xmlns:w16cex="http://schemas.microsoft.com/office/word/2018/wordml/cex" xmlns:w16cid="http://schemas.microsoft.com/office/word/2016/wordml/cid" xmlns:w16="http://schemas.microsoft.com/office/word/2018/wordml" xmlns:w16du="http://schemas.microsoft.com/office/word/2023/wordml/word16du" xmlns:w16sdtdh="http://schemas.microsoft.com/office/word/2020/wordml/sdtdatahash" xmlns:w16sdtfl="http://schemas.microsoft.com/office/word/2024/wordml/sdtformatlock" xmlns:w16se="http://schemas.microsoft.com/office/word/2015/wordml/symex" xmlns:wpg="http://schemas.microsoft.com/office/word/2010/wordprocessingGroup" xmlns:wpi="http://schemas.microsoft.com/office/word/2010/wordprocessingInk" xmlns:wne="http://schemas.microsoft.com/office/word/2006/wordml" xmlns:wps="http://schemas.microsoft.com/office/word/2010/wordprocessingShape" mc:Ignorable="w14 w15 w16se w16cid w16 w16cex w16sdtdh w16sdtfl w16du wp14">
   <w:abstractNum w:abstractNumId="0" w15:restartNumberingAfterBreak="0">
     <w:nsid w:val="FFFFFF7C"/>
     <w:multiLevelType w:val="singleLevel"/>
@@ -1094,7 +1559,7 @@
 </file>
 
 <file path=word/styles.xml><?xml version="1.0" encoding="utf-8"?>
-<w:styles xmlns:mc="http://schemas.openxmlformats.org/markup-compatibility/2006" xmlns:r="http://schemas.openxmlformats.org/officeDocument/2006/relationships" xmlns:w="http://schemas.openxmlformats.org/wordprocessingml/2006/main" xmlns:w14="http://schemas.microsoft.com/office/word/2010/wordml" xmlns:w15="http://schemas.microsoft.com/office/word/2012/wordml" xmlns:w16cex="http://schemas.microsoft.com/office/word/2018/wordml/cex" xmlns:w16cid="http://schemas.microsoft.com/office/word/2016/wordml/cid" xmlns:w16="http://schemas.microsoft.com/office/word/2018/wordml" xmlns:w16sdtdh="http://schemas.microsoft.com/office/word/2020/wordml/sdtdatahash" xmlns:w16se="http://schemas.microsoft.com/office/word/2015/wordml/symex" mc:Ignorable="w14 w15 w16se w16cid w16 w16cex w16sdtdh">
+<w:styles xmlns:mc="http://schemas.openxmlformats.org/markup-compatibility/2006" xmlns:r="http://schemas.openxmlformats.org/officeDocument/2006/relationships" xmlns:w="http://schemas.openxmlformats.org/wordprocessingml/2006/main" xmlns:w14="http://schemas.microsoft.com/office/word/2010/wordml" xmlns:w15="http://schemas.microsoft.com/office/word/2012/wordml" xmlns:w16cex="http://schemas.microsoft.com/office/word/2018/wordml/cex" xmlns:w16cid="http://schemas.microsoft.com/office/word/2016/wordml/cid" xmlns:w16="http://schemas.microsoft.com/office/word/2018/wordml" xmlns:w16du="http://schemas.microsoft.com/office/word/2023/wordml/word16du" xmlns:w16sdtdh="http://schemas.microsoft.com/office/word/2020/wordml/sdtdatahash" xmlns:w16sdtfl="http://schemas.microsoft.com/office/word/2024/wordml/sdtformatlock" xmlns:w16se="http://schemas.microsoft.com/office/word/2015/wordml/symex" mc:Ignorable="w14 w15 w16se w16cid w16 w16cex w16sdtdh w16sdtfl w16du">
   <w:docDefaults>
     <w:rPrDefault>
       <w:rPr>
@@ -1852,7 +2317,7 @@
     <w:link w:val="TitleChar"/>
     <w:uiPriority w:val="10"/>
     <w:qFormat/>
-    <w:rsid w:val="007106C8"/>
+    <w:rsid w:val="00E854FA"/>
     <w:pPr>
       <w:spacing w:after="300" w:line="240" w:lineRule="auto"/>
       <w:contextualSpacing/>
@@ -1862,7 +2327,7 @@
       <w:rFonts w:eastAsiaTheme="majorEastAsia" w:cstheme="majorBidi"/>
       <w:spacing w:val="5"/>
       <w:kern w:val="28"/>
-      <w:sz w:val="52"/>
+      <w:sz w:val="40"/>
       <w:szCs w:val="52"/>
       <w:lang w:val="sv-SE" w:eastAsia="en-US" w:bidi="ar-SA"/>
     </w:rPr>
@@ -1872,12 +2337,12 @@
     <w:basedOn w:val="DefaultParagraphFont"/>
     <w:link w:val="Title"/>
     <w:uiPriority w:val="10"/>
-    <w:rsid w:val="007106C8"/>
+    <w:rsid w:val="00E854FA"/>
     <w:rPr>
       <w:rFonts w:ascii="Times New Roman" w:eastAsiaTheme="majorEastAsia" w:hAnsi="Times New Roman" w:cstheme="majorBidi"/>
       <w:spacing w:val="5"/>
       <w:kern w:val="28"/>
-      <w:sz w:val="52"/>
+      <w:sz w:val="40"/>
       <w:szCs w:val="52"/>
       <w:lang w:val="sv-SE" w:eastAsia="en-US" w:bidi="ar-SA"/>
     </w:rPr>

--- a/klagomål/A 14308-2026 FSC-klagomål.docx
+++ b/klagomål/A 14308-2026 FSC-klagomål.docx
@@ -1339,7 +1339,7 @@
     <w:r>
       <w:tab/>
       <w:tab/>
-      <w:t>2026-06-18</w:t>
+      <w:t>2026-06-19</w:t>
       <w:br/>
       <w:br/>
     </w:r>

--- a/klagomål/A 14308-2026 FSC-klagomål.docx
+++ b/klagomål/A 14308-2026 FSC-klagomål.docx
@@ -1339,7 +1339,7 @@
     <w:r>
       <w:tab/>
       <w:tab/>
-      <w:t>2026-06-19</w:t>
+      <w:t>2026-06-20</w:t>
       <w:br/>
       <w:br/>
     </w:r>

--- a/klagomål/A 14308-2026 FSC-klagomål.docx
+++ b/klagomål/A 14308-2026 FSC-klagomål.docx
@@ -168,38 +168,7 @@
     </w:p>
     <w:p>
       <w:r>
-        <w:t>Detta dokument behandlar höga naturvärden i avverkningsanmälan A 14308-2026 i Falu kommun som inkom 2026-03-18 och omfattar 44,5 ha.</w:t>
-      </w:r>
-    </w:p>
-    <w:p>
-      <w:r>
-        <w:t>Nedan presenteras fynd av naturvårdsarter och fridlysta arter som gjorts i det avverkningsanmälda området, samt relevanta utdrag ur standarderna för FSC, Chain of Custody, Controlled Wood och PEFC. I BILAGA 1 finns artfakta om fridlysta och rödlistade arter.</w:t>
-      </w:r>
-    </w:p>
-    <w:p>
-      <w:r>
-        <w:t>Vi förväntar oss att ni återkommer med ett skriftligt svar på vårt klagomål och även beskriver vilka korrigerande åtgärder ni satt in för att rätta till identifierade brister i er efterlevnad av den svenska FSC standarden.</w:t>
-      </w:r>
-    </w:p>
-    <w:p>
-      <w:pPr>
-        <w:pStyle w:val="Heading1"/>
-      </w:pPr>
-      <w:r>
-        <w:t>Naturvårdsarter</w:t>
-      </w:r>
-    </w:p>
-    <w:p>
-      <w:r>
-        <w:t>I och inom 25 meter från avverkningsanmälan har följande 6 naturvårdsarter hittats: garnlav (VU, T), kungsörn (NT, §4), mindre märgborre (S, T), järpe (T, §4), spillkråka (T, §4) och tjäder (T, §4). Av dessa är 2 rödlistade. För rödlistade arter har rödlistekategorin angivits inom parentes. Arter som är signalarter enligt Skogsstyrelsen har markerats med (S). Typiska arter inom Natura 2000 som är kopplade till skogsekosystem har markerats med (T). För fridlysta arter anges även paragrafen i Artskyddsförordningen som arten är fridlyst enligt.</w:t>
-      </w:r>
-    </w:p>
-    <w:p>
-      <w:r>
-        <w:t>De påträffade naturvårdsarterna är ett tydligt kvitto på att det rör sig om en skog med höga naturvärden.</w:t>
-      </w:r>
-      <w:r>
-        <w:t xml:space="preserve"> I Figur 1 visas fyndplatser för naturvårdsarter i området, som finns registrerade på Artportalen.</w:t>
+        <w:t>Detta klagomål behandlar höga naturvärden i avverkningsanmälan A 14308-2026 i Falu kommun som inkom 2026-03-18 och omfattar 44,5 ha.</w:t>
       </w:r>
     </w:p>
     <w:p>
@@ -209,7 +178,7 @@
       <w:r>
         <w:drawing>
           <wp:inline xmlns:a="http://schemas.openxmlformats.org/drawingml/2006/main" xmlns:pic="http://schemas.openxmlformats.org/drawingml/2006/picture">
-            <wp:extent cx="5379292" cy="5688000"/>
+            <wp:extent cx="5413338" cy="5724000"/>
             <wp:docPr id="1" name="Picture 1"/>
             <wp:cNvGraphicFramePr>
               <a:graphicFrameLocks noChangeAspect="1"/>
@@ -230,7 +199,7 @@
                   <pic:spPr>
                     <a:xfrm>
                       <a:off x="0" y="0"/>
-                      <a:ext cx="5379292" cy="5688000"/>
+                      <a:ext cx="5413338" cy="5724000"/>
                     </a:xfrm>
                     <a:prstGeom prst="rect"/>
                   </pic:spPr>
@@ -247,7 +216,199 @@
         <w:spacing w:after="240"/>
       </w:pPr>
       <w:r>
-        <w:t>Figur 1. Fyndplatser för naturvårdsarter i och inom 25 meter från avverkningsanmälan (röd linje). Markörer utan svart kant är placerade på fyndplatsen. Markörer med svart kant är placerade vid sidan av fyndplatsen och har ett svart streck som visar fyndplatsens exakta position. Kartans mittpunktskoordinat är N 6716878, E 549282 i SWEREF 99 TM.</w:t>
+        <w:t>Figur 1. Fyndplatser för naturvårdsarter i och inom 25 meter från avverkningsanmälan. Markörer utan svart kant är placerade på fyndplatsen. Markörer med svart kant är placerade vid sidan av fyndplatsen har ett svart streck som visar fyndplatsens exakta position. Kartans mittpunktskoordinat är N 6716878, E 549282 i SWEREF 99 TM.</w:t>
+      </w:r>
+    </w:p>
+    <w:p>
+      <w:r>
+        <w:t>I och inom 25 meter från avverkningsanmälan finns fynd av 6 naturvårdsarter, varav 2 är rödlistade, 4 är fridlysta, 5 är typiska (T) och 1 är signalart (S): garnlav (VU, T), kungsörn (NT, §4), mindre märgborre (S, T), järpe (T, §4), spillkråka (T, §4) och tjäder (T, §4). Se Figur 1.</w:t>
+      </w:r>
+    </w:p>
+    <w:p>
+      <w:r>
+        <w:t>Nedan presenteras relevanta utdrag ur standarderna för FSC, Chain of Custody, Controlled Wood och PEFC.</w:t>
+      </w:r>
+    </w:p>
+    <w:p>
+      <w:r>
+        <w:t>Vi förväntar oss att ni återkommer med ett skriftligt svar på vårt klagomål och även beskriver vilka korrigerande åtgärder ni satt in för att rätta till identifierade brister i er efterlevnad av den svenska FSC standarden.</w:t>
+      </w:r>
+    </w:p>
+    <w:p>
+      <w:pPr>
+        <w:pStyle w:val="Heading1"/>
+      </w:pPr>
+      <w:r>
+        <w:t>Naturvårdsarter och fridlysta arter</w:t>
+      </w:r>
+    </w:p>
+    <w:p>
+      <w:r>
+        <w:t>Nedan följer beskrivningar av de naturvårdsarter och fridlysta arter som har sina livsmiljöer och växtplatser i den avverkningsanmälda skogen. Se även ytterligare artfakta i BILAGA 1. De påträffade naturvårdsarterna är ett tydligt kvitto på att det rör sig om en skog med höga naturvärden.</w:t>
+      </w:r>
+    </w:p>
+    <w:p>
+      <w:r>
+        <w:rPr>
+          <w:b/>
+        </w:rPr>
+        <w:t>Garnlav (VU)</w:t>
+      </w:r>
+      <w:r>
+        <w:t xml:space="preserve"> är en utpräglad barrskogsart som ibland kan drapera träden i norrländska grannaturskogar med hög luftfuktighet. Den förekommer även i talldominerade bestånd där den, förutom i trädens grenverk, påträffas hängande över ojämnheter i tallbarken. Arten har minskat starkt i södra och mellersta Sverige och den minskar även i sitt nordliga utbredningsområde. Minskningstakten uppgår till 30 (20–50) % inom 50 år och överstiger gränsvärdet för Sårbar (VU). Orsaken till tillbakagången beror främst på slutavverkningar av naturskogsartade skogar. Bestånd med riklig förekomst bör regelmässigt sparas, vilket även gynnar flera andra sällsynta och rödlistade arter. Garnlav är värdväxt för den mycket sällsynta och akut hotade fjärilen barrskogslavfly (CR) som hör hemma i boreala barrskogar med riklig förekomst av värdväxten. Tidigare kunde arten konstateras årligen på flera platser vid Dala-Floda i Dalarna innan lokalerna kalavverkades. Senaste fyndet i landet av barrskogslavfly är från år 2000 då den påträffades vid Högberget i Sollefteå kommun. Garnlav är typisk art för </w:t>
+      </w:r>
+      <w:r>
+        <w:rPr>
+          <w:i/>
+        </w:rPr>
+        <w:t xml:space="preserve">9010 Taiga </w:t>
+      </w:r>
+      <w:r>
+        <w:t>och</w:t>
+      </w:r>
+      <w:r>
+        <w:rPr>
+          <w:i/>
+        </w:rPr>
+        <w:t xml:space="preserve"> 9070 Trädklädd betesmark</w:t>
+      </w:r>
+      <w:r>
+        <w:t xml:space="preserve"> (SLU Artdatabanken, 2026).</w:t>
+      </w:r>
+    </w:p>
+    <w:p>
+      <w:r>
+        <w:rPr>
+          <w:b/>
+        </w:rPr>
+        <w:t>Kungsörn (NT, §4)</w:t>
+      </w:r>
+      <w:r>
+        <w:t xml:space="preserve"> är rödlistad som nära hotad och upptagen i bilaga 1 EU:s fågeldirektiv. Boträd får inte avverkas och skyddande skog bör vid avverkning alltid sparas runt örnbon, även runt s.k. alternativbon. Som utgångspunkt vid bedömning av hur mycket skog som skall lämnas runt boträdet bör 200 meters radie gälla. Under häckningsperioden (1 januari till 31 augusti) är kungsörnen störningskänslig och inga skogsbruksåtgärder eller andra störande verksamheter får förekomma närmare än 500 m från boet under den tiden. Arealen på det sparade skogspartiet kan uppgå till åtskilliga tiotals hektar beroende på t.ex. topografi, vindexponering och insyn. Det är även värdefullt om sammanhängande skog kan lämnas i någon riktning. Avverkning av gammelskog i bergsbranter och annan svår terräng måste undvikas (SLU Artdatabanken, 2024; Skogsstyrelsen, 2016).</w:t>
+      </w:r>
+    </w:p>
+    <w:p>
+      <w:r>
+        <w:rPr>
+          <w:b/>
+        </w:rPr>
+        <w:t>Mindre märgborre</w:t>
+      </w:r>
+      <w:r>
+        <w:t xml:space="preserve"> är en signalart för tallskog med höga naturvärden och betraktas tillsammans med skarptandad barkborre som nyckelarter för ett antal sällsynta åtgärdsprogramsarter som är beroende av deras gångsystem. Bland dessa kan nämnas avlång barkborre (VU), </w:t>
+      </w:r>
+      <w:r>
+        <w:rPr>
+          <w:i/>
+        </w:rPr>
+        <w:t>Corticeus longulus</w:t>
+      </w:r>
+      <w:r>
+        <w:t xml:space="preserve"> (VU), tallgångbagge (VU), cholodkovskys bastborre (NT) och tallbarksvartbagge (NT). Den mindre märgborrens måsvingeliknande gnaggångar är lätta att känna igen och hittas ofta på grova tallgrenar på marken. Rika förekomster av främst mindre märgborre men även skarptandad barkborre är en signal för artrikedom och inventeringar har visat att det är i skogar med en naturlig självgallring som det skapas förutsättningar för dessa arter samt de efterföljande åtgärdsprogramsarterna. Tallskogar med stark förekomst av mindre märgborre och skarptandad barkborre bör avsättas som reservat. Generellt bör hänsyn tas vid slutavverkning av talldominerad skog så att avverkningsrester som gren- och toppdelar lämnas. Mindre märgborre är typisk art för </w:t>
+      </w:r>
+      <w:r>
+        <w:rPr>
+          <w:i/>
+        </w:rPr>
+        <w:t>9060 Åsbarrskog</w:t>
+      </w:r>
+      <w:r>
+        <w:t xml:space="preserve"> (SLU Artdatabanken, 2026; Pettersson, 2014; Hedgren, 2012; Gunnarsson m fl., 1999).</w:t>
+      </w:r>
+    </w:p>
+    <w:p>
+      <w:r>
+        <w:rPr>
+          <w:b/>
+        </w:rPr>
+        <w:t>Järpe (§4)</w:t>
+      </w:r>
+      <w:r>
+        <w:t xml:space="preserve">, som är upptagen i bilaga 1 och 2 EU:s fågeldirektiv, är mycket stationär inom sitt revir som är minst 25 hektar stort. Livsmiljöerna utgörs av tät barrskog med inblandning av lövträd och en väl utvecklad flerskiktad struktur med bärris och yngre eller undertryckta, täta granar i ett lägre skikt, ofta utmed bäckar och åar inne i den skyddande granskogen. Den överlever inte om dess livsmiljö kalavverkas och är även känslig för röjning, gallring och avverkning där unga granar och lövträd inte sparas i tillräcklig omfattning. Arten finns i sammanhängande grandominerad skog över hela Sverige men förekomsterna är betydligt glesare i Götaland än i övriga landet. Järpe är typisk art för </w:t>
+      </w:r>
+      <w:r>
+        <w:rPr>
+          <w:i/>
+        </w:rPr>
+        <w:t xml:space="preserve">9010 Taiga, 9080 Lövsumpskog </w:t>
+      </w:r>
+      <w:r>
+        <w:t xml:space="preserve">och </w:t>
+      </w:r>
+      <w:r>
+        <w:rPr>
+          <w:i/>
+        </w:rPr>
+        <w:t xml:space="preserve">9740 Skogsbevuxen myr </w:t>
+      </w:r>
+      <w:r>
+        <w:t>(SLU Artdatabanken, 2026).</w:t>
+      </w:r>
+    </w:p>
+    <w:p>
+      <w:r>
+        <w:rPr>
+          <w:b/>
+        </w:rPr>
+        <w:t>Spillkråka (§4)</w:t>
+      </w:r>
+      <w:r>
+        <w:t xml:space="preserve"> omfattas av bilaga 1 i EU:s fågeldirektiv och är typisk art för </w:t>
+      </w:r>
+      <w:r>
+        <w:rPr>
+          <w:i/>
+        </w:rPr>
+        <w:t xml:space="preserve">9010 Taiga </w:t>
+      </w:r>
+      <w:r>
+        <w:t>och</w:t>
+      </w:r>
+      <w:r>
+        <w:rPr>
+          <w:i/>
+        </w:rPr>
+        <w:t xml:space="preserve"> 9740 Skogsbevuxen myr</w:t>
+      </w:r>
+      <w:r>
+        <w:t>. Den behöver grova träd, främst tall, asp och bok som boträd. Skogsbruk med korta omloppstider och täta, homogena ungskogar utgör det största hotet. Spillkråka är en nyckelart i skogliga miljöer vars övergivna bohål utnyttjas av flera andra hålhäckande fågelarter och fladdermöss, däribland pärluggla (EN, §4), knipa (§4), salskrake (§4) och skogsduva (§4). Hökuggla (VU, §4) och slaguggla (§4) häckar ofta i högstubbar som brutits av i höjd med ett gammalt spillkråkebo (SLU Artdatabanken, 2026; Skogsstyrelsen, 2016).</w:t>
+      </w:r>
+    </w:p>
+    <w:p>
+      <w:r>
+        <w:rPr>
+          <w:b/>
+        </w:rPr>
+        <w:t>Tjäder (§4)</w:t>
+      </w:r>
+      <w:r>
+        <w:t xml:space="preserve"> omfattas av bilaga 1 och 2 EU:s fågeldirektiv och är typisk art för </w:t>
+      </w:r>
+      <w:r>
+        <w:rPr>
+          <w:i/>
+        </w:rPr>
+        <w:t xml:space="preserve">9010 Taiga </w:t>
+      </w:r>
+      <w:r>
+        <w:t xml:space="preserve">och </w:t>
+      </w:r>
+      <w:r>
+        <w:rPr>
+          <w:i/>
+        </w:rPr>
+        <w:t>9740 Skogsbevuxen myr</w:t>
+      </w:r>
+      <w:r>
+        <w:t>. Tjädern är en utpräglad skogsfågel knuten till större sammanhängande barrskogsområden. Tupparna och hönorna utnyttjar till viss del olika miljöer, och habitatvalet varierar dessutom mellan olika delar av året. För att det ska finnas livskraftiga tjäderbestånd krävs funktionella skogslandskap med en blandning av uppvuxen, gles och luckig skog, täta sumpskogar, myrar och andra små våtmarker. Arten försvinner när skogen fragmenteras och den sammanlagda arealen hyggen och andra öppna områden blir för stor. Ett småskaligt och försiktigt virkesuttag genom hyggesfria metoder kan i vissa fall vara möjligt i området inom 200 m från lekcentrum. Längre ut från lekcentrum, inom 200–500 m bör den avverkade ytan inte överskrida 1 hektar för att undvika alltför stora och snabba förändringar (Skogsstyrelsen, 2019; SLU Artdatabanken, 2024).</w:t>
+      </w:r>
+    </w:p>
+    <w:p>
+      <w:pPr>
+        <w:pStyle w:val="Heading1"/>
+      </w:pPr>
+      <w:r>
+        <w:t>Certifiering</w:t>
       </w:r>
     </w:p>
     <w:p>
@@ -255,26 +416,18 @@
         <w:pStyle w:val="Heading2"/>
       </w:pPr>
       <w:r>
-        <w:t>Fridlysta arter</w:t>
+        <w:t>Ur FSC-standarden</w:t>
       </w:r>
     </w:p>
     <w:p>
-      <w:r>
-        <w:t>Följande fridlysta arter har sina livsmiljöer och växtplatser i den avverkningsanmälda skogen: kungsörn (NT, §4), järpe (T, §4), spillkråka (T, §4) och tjäder (T, §4).</w:t>
-      </w:r>
-    </w:p>
-    <w:p>
-      <w:r>
-        <w:t xml:space="preserve">Observera att medlemsländerna är skyldiga att agera i enlighet med EU:s fågeldirektiv där det uttryckligen står att direktivet gäller för fåglar samt för deras ägg, bon och </w:t>
-      </w:r>
       <w:r>
         <w:rPr>
           <w:b/>
         </w:rPr>
-        <w:t xml:space="preserve">livsmiljöer </w:t>
-      </w:r>
-      <w:r>
-        <w:t>(artikel 1). Vidare att de åtgärder som vidtas inte får leda till en försämring av den nuvarande situationen beträffande bevarandet av de fågelarter som avses i artikel 1 (artikel 13). Fågeldirektivet är styrande för tillsynsansvariga myndigheters ärendehantering, ställningstaganden och beslutsfattande.</w:t>
+        <w:t xml:space="preserve">PRINCIP 1: LAGEFTERLEVNAD: </w:t>
+      </w:r>
+      <w:r>
+        <w:t>Certifikatsinnehavaren ska följa alla tillämpliga lagar, förordningar och nationellt ratificerade internationella avtal, konventioner och överenskommelser.</w:t>
       </w:r>
     </w:p>
     <w:p>
@@ -282,102 +435,81 @@
         <w:rPr>
           <w:b/>
         </w:rPr>
-        <w:t>Järpe (§4)</w:t>
-      </w:r>
-      <w:r>
-        <w:t xml:space="preserve">, som är upptagen i bilaga 1 och 2 EU:s fågeldirektiv, är mycket stationär inom sitt revir som är minst 25 hektar stort. Livsmiljöerna utgörs av tät barrskog med inblandning av lövträd och en väl utvecklad flerskiktad struktur med bärris och yngre eller undertryckta, täta granar i ett lägre skikt, ofta utmed bäckar och åar inne i den skyddande granskogen. Den överlever inte om dess livsmiljö kalavverkas och är även känslig för röjning, gallring och avverkning där unga granar och lövträd inte sparas i tillräcklig omfattning. Arten finns i sammanhängande grandominerad skog över hela Sverige men förekomsterna är betydligt glesare i Götaland än i övriga landet. Järpe är typisk art för </w:t>
+        <w:t xml:space="preserve">1.3.1 </w:t>
+      </w:r>
+      <w:r>
+        <w:t>Tillämpliga lagar och föreskrifter för brukandet av skogen följs.</w:t>
+      </w:r>
+    </w:p>
+    <w:p>
+      <w:pPr>
+        <w:pStyle w:val="ListBullet"/>
+      </w:pPr>
+      <w:r>
+        <w:rPr>
+          <w:b/>
+          <w:i/>
+        </w:rPr>
+        <w:t xml:space="preserve">Kommentar: </w:t>
+      </w:r>
+      <w:r>
+        <w:t>I den avverkningsanmälda skogen har fridlysta arter sina livsmiljöer och växtplatser. Att skada de fridlysta arternas livsmiljöer, växtplatser eller ekologiska funktion är inte tillåtet enligt artskyddsförordningen.</w:t>
       </w:r>
       <w:r>
         <w:rPr>
           <w:i/>
         </w:rPr>
-        <w:t xml:space="preserve">9010 Taiga, 9080 Lövsumpskog </w:t>
-      </w:r>
-      <w:r>
-        <w:t xml:space="preserve">och </w:t>
+        <w:t xml:space="preserve"> EU:s medlemsländer och skogsbolag är skyldiga att agera i enlighet med EU:s fågeldirektiv där det uttryckligen står att direktivet gäller för fåglar samt för deras ägg, bon och </w:t>
+      </w:r>
+      <w:r>
+        <w:rPr>
+          <w:b/>
+          <w:i/>
+        </w:rPr>
+        <w:t xml:space="preserve">livsmiljöer </w:t>
+      </w:r>
+      <w:r>
+        <w:t>(artikel 1). Vidare att de åtgärder som vidtas inte får leda till en försämring av den nuvarande situationen beträffande bevarandet av de fågelarter som avses i artikel 1 (artikel 13).</w:t>
+      </w:r>
+    </w:p>
+    <w:p>
+      <w:r>
+        <w:rPr>
+          <w:b/>
+        </w:rPr>
+        <w:t xml:space="preserve">6.4 </w:t>
+      </w:r>
+      <w:r>
+        <w:t>Certifikatsinnehavaren ska skydda sällsynta arter och hotade arter samt deras livsmiljöer inom skogsbruksenheten. Det ska ske genom avsättningar, andra skyddade områden och genom att skapa konnektivitet och/eller genom andra direkta åtgärder som gynnar dessa arters överlevnad och livskraft. Åtgärderna ska stå i förhållande till brukandets skala, intensitet och risk, samt till sällsynta och hotade arters bevarandestatus och ekologiska krav. Certifikatsinnehavaren ska beakta den geografiska spridningen och ekologiska krav hos sällsynta och hotade arter utanför skogsbruksenhetens gränser när beslut om åtgärder inom skogsbruksenheten ska fattas.</w:t>
+      </w:r>
+    </w:p>
+    <w:p>
+      <w:r>
+        <w:rPr>
+          <w:b/>
+        </w:rPr>
+        <w:t xml:space="preserve">6.4.3 </w:t>
+      </w:r>
+      <w:r>
+        <w:t>Bevarandeåtgärder genomförs för de kända förekomster av rödlistade arter som påverkas av skogsbruk.</w:t>
+      </w:r>
+    </w:p>
+    <w:p>
+      <w:pPr>
+        <w:pStyle w:val="ListBullet"/>
+      </w:pPr>
+      <w:r>
+        <w:rPr>
+          <w:b/>
+          <w:i/>
+        </w:rPr>
+        <w:t xml:space="preserve">Kommentar: </w:t>
       </w:r>
       <w:r>
         <w:rPr>
           <w:i/>
         </w:rPr>
-        <w:t xml:space="preserve">9740 Skogsbevuxen myr </w:t>
-      </w:r>
-      <w:r>
-        <w:t>(SLU Artdatabanken, 2026).</w:t>
-      </w:r>
-    </w:p>
-    <w:p>
-      <w:r>
-        <w:rPr>
-          <w:b/>
-        </w:rPr>
-        <w:t>Kungsörn (NT, §4)</w:t>
-      </w:r>
-      <w:r>
-        <w:t xml:space="preserve"> är rödlistad som nära hotad och upptagen i bilaga 1 EU:s fågeldirektiv. Boträd får inte avverkas och skyddande skog bör vid avverkning alltid sparas runt örnbon, även runt s.k. alternativbon. Som utgångspunkt vid bedömning av hur mycket skog som skall lämnas runt boträdet bör 200 meters radie gälla. Under häckningsperioden (1 januari till 31 augusti) är kungsörnen störningskänslig och inga skogsbruksåtgärder eller andra störande verksamheter får förekomma närmare än 500 m från boet under den tiden. Arealen på det sparade skogspartiet kan uppgå till åtskilliga tiotals hektar beroende på t.ex. topografi, vindexponering och insyn. Det är även värdefullt om sammanhängande skog kan lämnas i någon riktning. Avverkning av gammelskog i bergsbranter och annan svår terräng måste undvikas (SLU Artdatabanken, 2024; Skogsstyrelsen, 2016).</w:t>
-      </w:r>
-    </w:p>
-    <w:p>
-      <w:r>
-        <w:rPr>
-          <w:b/>
-        </w:rPr>
-        <w:t>Spillkråka (§4)</w:t>
-      </w:r>
-      <w:r>
-        <w:t xml:space="preserve"> omfattas av bilaga 1 i EU:s fågeldirektiv och är typisk art för </w:t>
-      </w:r>
-      <w:r>
-        <w:rPr>
-          <w:i/>
-        </w:rPr>
-        <w:t xml:space="preserve">9010 Taiga </w:t>
-      </w:r>
-      <w:r>
-        <w:t>och</w:t>
-      </w:r>
-      <w:r>
-        <w:rPr>
-          <w:i/>
-        </w:rPr>
-        <w:t xml:space="preserve"> 9740 Skogsbevuxen myr</w:t>
-      </w:r>
-      <w:r>
-        <w:t>. Den behöver grova träd, främst tall, asp och bok som boträd. Skogsbruk med korta omloppstider och täta, homogena ungskogar utgör det största hotet. Spillkråka är en nyckelart i skogliga miljöer vars övergivna bohål utnyttjas av flera andra hålhäckande fågelarter och fladdermöss, däribland pärluggla (EN, §4), knipa (§4), salskrake (§4) och skogsduva (§4). Hökuggla (VU, §4) och slaguggla (§4) häckar ofta i högstubbar som brutits av i höjd med ett gammalt spillkråkebo (SLU Artdatabanken, 2026; Skogsstyrelsen, 2016).</w:t>
-      </w:r>
-    </w:p>
-    <w:p>
-      <w:r>
-        <w:rPr>
-          <w:b/>
-        </w:rPr>
-        <w:t>Tjäder (§4)</w:t>
-      </w:r>
-      <w:r>
-        <w:t xml:space="preserve"> omfattas av bilaga 1 och 2 EU:s fågeldirektiv och är typisk art för </w:t>
-      </w:r>
-      <w:r>
-        <w:rPr>
-          <w:i/>
-        </w:rPr>
-        <w:t xml:space="preserve">9010 Taiga </w:t>
-      </w:r>
-      <w:r>
-        <w:t xml:space="preserve">och </w:t>
-      </w:r>
-      <w:r>
-        <w:rPr>
-          <w:i/>
-        </w:rPr>
-        <w:t>9740 Skogsbevuxen myr</w:t>
-      </w:r>
-      <w:r>
-        <w:t>. Tjädern är en utpräglad skogsfågel knuten till större sammanhängande barrskogsområden. Tupparna och hönorna utnyttjar till viss del olika miljöer, och habitatvalet varierar dessutom mellan olika delar av året. För att det ska finnas livskraftiga tjäderbestånd krävs funktionella skogslandskap med en blandning av uppvuxen, gles och luckig skog, täta sumpskogar, myrar och andra små våtmarker. Arten försvinner när skogen fragmenteras och den sammanlagda arealen hyggen och andra öppna områden blir för stor. Ett småskaligt och försiktigt virkesuttag genom hyggesfria metoder kan i vissa fall vara möjligt i området inom 200 m från lekcentrum. Längre ut från lekcentrum, inom 200–500 m bör den avverkade ytan inte överskrida 1 hektar för att undvika alltför stora och snabba förändringar (Skogsstyrelsen, 2019; SLU Artdatabanken, 2024).</w:t>
-      </w:r>
-    </w:p>
-    <w:p>
-      <w:r>
-        <w:t>I BILAGA 1 finns mer detaljerad information om ekologi samt krav på livsmiljö hos fridlysta arter.</w:t>
+        <w:t>I det avverkningsanmälda skogsområdet har 6 naturvårdsarter varav 2 rödlistade arter sina livsmiljöer och växtplatser.</w:t>
       </w:r>
     </w:p>
     <w:p>
@@ -385,7 +517,7 @@
         <w:pStyle w:val="Heading2"/>
       </w:pPr>
       <w:r>
-        <w:t>Övriga naturvårdsarter</w:t>
+        <w:t>Ur Chain of Custody Certification (FSC-STD-40-004 ver 3.0)</w:t>
       </w:r>
     </w:p>
     <w:p>
@@ -393,57 +525,144 @@
         <w:rPr>
           <w:b/>
         </w:rPr>
-        <w:t>Garnlav (VU)</w:t>
-      </w:r>
-      <w:r>
-        <w:t xml:space="preserve"> är en utpräglad barrskogsart som ibland kan drapera träden i norrländska grannaturskogar med hög luftfuktighet. Den förekommer även i talldominerade bestånd där den, förutom i trädens grenverk, påträffas hängande över ojämnheter i tallbarken. Arten har minskat starkt i södra och mellersta Sverige och den minskar även i sitt nordliga utbredningsområde. Minskningstakten uppgår till 30 (20–50) % inom 50 år och överstiger gränsvärdet för Sårbar (VU). Orsaken till tillbakagången beror främst på slutavverkningar av naturskogsartade skogar. Bestånd med riklig förekomst bör regelmässigt sparas, vilket även gynnar flera andra sällsynta och rödlistade arter. Garnlav är värdväxt för den mycket sällsynta och akut hotade fjärilen barrskogslavfly (CR) som hör hemma i boreala barrskogar med riklig förekomst av värdväxten. Tidigare kunde arten konstateras årligen på flera platser vid Dala-Floda i Dalarna innan lokalerna kalavverkades. Senaste fyndet i landet av barrskogslavfly är från år 2000 då den påträffades vid Högberget i Sollefteå kommun. Garnlav är typisk art för </w:t>
+        <w:t xml:space="preserve">1.3 </w:t>
+      </w:r>
+      <w:r>
+        <w:t xml:space="preserve">The organization shall commit to the FSC values as defined in FSC-POL-01-004 Policy for the Association of Organizations with FSC. </w:t>
+      </w:r>
+    </w:p>
+    <w:p>
+      <w:pPr>
+        <w:pStyle w:val="Heading2"/>
+      </w:pPr>
+      <w:r>
+        <w:t>Ur FSC:s policy för associerade organisationer (FSC-POL-01-004)</w:t>
+      </w:r>
+    </w:p>
+    <w:p>
+      <w:r>
+        <w:t xml:space="preserve">Som “Chain of Custody”-certifierad organisation är skogsbolaget bunden av de fastställda reglerna i Del 1 Punkt 1 c) i Policy för organisationer associerade med FSC (FSC-POL-01-004 V2-0 EN + SVE version 2012-03-02): </w:t>
+      </w:r>
+    </w:p>
+    <w:p>
+      <w:pPr>
+        <w:pStyle w:val="ListNumber"/>
+      </w:pPr>
+      <w:r>
+        <w:t>De organisationer FSC kan acceptera association med får inte direkt eller indirekt ha några kopplingar till nedanstående, oacceptabla aktiviteter:</w:t>
+      </w:r>
+    </w:p>
+    <w:p>
+      <w:pPr>
+        <w:ind w:left="357"/>
+      </w:pPr>
+      <w:r>
+        <w:t>a) Olaglig skogsavverkning och handel med olagligt avverkat virke eller skogsprodukter</w:t>
+      </w:r>
+    </w:p>
+    <w:p>
+      <w:pPr>
+        <w:ind w:left="357"/>
+      </w:pPr>
+      <w:r>
+        <w:t>...</w:t>
+      </w:r>
+    </w:p>
+    <w:p>
+      <w:pPr>
+        <w:ind w:left="357"/>
+      </w:pPr>
+      <w:r>
+        <w:t>c) Skogsbruk som förstör höga naturvärden</w:t>
+      </w:r>
+    </w:p>
+    <w:p>
+      <w:pPr>
+        <w:ind w:left="357"/>
+      </w:pPr>
+      <w:r>
+        <w:t>d) Betydande omvandling av skog till plantager eller annan, icke skoglig, markanvändning</w:t>
+      </w:r>
+    </w:p>
+    <w:p>
+      <w:pPr>
+        <w:pStyle w:val="ListBullet"/>
+      </w:pPr>
+      <w:r>
+        <w:rPr>
+          <w:b/>
+          <w:i/>
+        </w:rPr>
+        <w:t xml:space="preserve">Kommentar: </w:t>
       </w:r>
       <w:r>
         <w:rPr>
           <w:i/>
         </w:rPr>
-        <w:t xml:space="preserve">9010 Taiga </w:t>
-      </w:r>
-      <w:r>
-        <w:t>och</w:t>
+        <w:t>Avverkning av skog med höga naturvärden samt skada på fridlysta arter strider både mot FSC Controlled Wood-standarden och FSC:s policy for associerade organisationer.</w:t>
+      </w:r>
+    </w:p>
+    <w:p>
+      <w:pPr>
+        <w:pStyle w:val="Heading2"/>
+      </w:pPr>
+      <w:r>
+        <w:t>Ur FSC Controlled Wood (FSC-STD-40-005)</w:t>
+      </w:r>
+    </w:p>
+    <w:p>
+      <w:r>
+        <w:t>Virke som inte accepteras i FSC-märkta produkter (oacceptabelt ursprung) enligt FSC Controlled Wood (FSC-STD-40-005):</w:t>
+      </w:r>
+    </w:p>
+    <w:p>
+      <w:pPr>
+        <w:pStyle w:val="ListNumber"/>
+      </w:pPr>
+      <w:r>
+        <w:t>Illegalt avverkat virke.</w:t>
+      </w:r>
+    </w:p>
+    <w:p>
+      <w:pPr>
+        <w:pStyle w:val="ListNumber"/>
+      </w:pPr>
+      <w:r>
+        <w:t>...</w:t>
+      </w:r>
+    </w:p>
+    <w:p>
+      <w:pPr>
+        <w:pStyle w:val="ListNumber"/>
+      </w:pPr>
+      <w:r>
+        <w:t>Virke från avverkningar som hotar höga naturvärden.</w:t>
+      </w:r>
+    </w:p>
+    <w:p>
+      <w:pPr>
+        <w:pStyle w:val="ListNumber"/>
+      </w:pPr>
+      <w:r>
+        <w:t>Virke från skog som konverteras till plantager eller icke-skogligt bruk.</w:t>
+      </w:r>
+    </w:p>
+    <w:p>
+      <w:pPr>
+        <w:pStyle w:val="ListBullet"/>
+      </w:pPr>
+      <w:r>
+        <w:rPr>
+          <w:b/>
+          <w:i/>
+        </w:rPr>
+        <w:t xml:space="preserve">Kommentar: </w:t>
       </w:r>
       <w:r>
         <w:rPr>
           <w:i/>
         </w:rPr>
-        <w:t xml:space="preserve"> 9070 Trädklädd betesmark</w:t>
-      </w:r>
-      <w:r>
-        <w:t xml:space="preserve"> (SLU Artdatabanken, 2026).</w:t>
-      </w:r>
-    </w:p>
-    <w:p>
-      <w:r>
-        <w:rPr>
-          <w:b/>
-        </w:rPr>
-        <w:t>Mindre märgborre</w:t>
-      </w:r>
-      <w:r>
-        <w:t xml:space="preserve"> är en signalart för tallskog med höga naturvärden och betraktas tillsammans med skarptandad barkborre som nyckelarter för ett antal sällsynta åtgärdsprogramsarter som är beroende av deras gångsystem. Bland dessa kan nämnas avlång barkborre (VU), </w:t>
-      </w:r>
-      <w:r>
-        <w:rPr>
-          <w:i/>
-        </w:rPr>
-        <w:t>Corticeus longulus</w:t>
-      </w:r>
-      <w:r>
-        <w:t xml:space="preserve"> (VU), tallgångbagge (VU), cholodkovskys bastborre (NT) och tallbarksvartbagge (NT). Den mindre märgborrens måsvingeliknande gnaggångar är lätta att känna igen och hittas ofta på grova tallgrenar på marken. Rika förekomster av främst mindre märgborre men även skarptandad barkborre är en signal för artrikedom och inventeringar har visat att det är i skogar med en naturlig självgallring som det skapas förutsättningar för dessa arter samt de efterföljande åtgärdsprogramsarterna. Tallskogar med stark förekomst av mindre märgborre och skarptandad barkborre bör avsättas som reservat. Generellt bör hänsyn tas vid slutavverkning av talldominerad skog så att avverkningsrester som gren- och toppdelar lämnas. Mindre märgborre är typisk art för </w:t>
-      </w:r>
-      <w:r>
-        <w:rPr>
-          <w:i/>
-        </w:rPr>
-        <w:t>9060 Åsbarrskog</w:t>
-      </w:r>
-      <w:r>
-        <w:t xml:space="preserve"> (SLU Artdatabanken, 2026; Pettersson, 2014; Hedgren, 2012; Gunnarsson m fl., 1999).</w:t>
+        <w:t>Avverkning av skog med höga naturvärden samt skada på fridlysta arter strider både mot FSC Controlled Wood-standarden och FSC:s policy for associerade organisationer.</w:t>
       </w:r>
     </w:p>
     <w:p>
@@ -451,7 +670,73 @@
         <w:pStyle w:val="Heading1"/>
       </w:pPr>
       <w:r>
-        <w:t>Certifiering</w:t>
+        <w:t>Ur PEFC-standarden gällande lagefterlevnad</w:t>
+      </w:r>
+    </w:p>
+    <w:p>
+      <w:r>
+        <w:t>PEFC-standarden förutsätter att tillämplig svensk lagstiftning följs. Det är utsedd tillsynsmyndighet som ansvarar för tillsyn av lagens efterlevnad. PEFC-standarden återger innehållet i vissa certifieringskritiska lag- och föreskriftskrav vilka ska ingå i granskning av PEFC-systemets efterlevnad.</w:t>
+      </w:r>
+    </w:p>
+    <w:p>
+      <w:pPr>
+        <w:pStyle w:val="ListBullet"/>
+      </w:pPr>
+      <w:r>
+        <w:rPr>
+          <w:b/>
+          <w:i/>
+        </w:rPr>
+        <w:t xml:space="preserve">Kommentar: </w:t>
+      </w:r>
+      <w:r>
+        <w:rPr>
+          <w:i/>
+        </w:rPr>
+        <w:t>I den avverkningsanmälda skogen har fridlysta arter sina livsmiljöer och växtplatser. Att skada de fridlysta arternas livsmiljöer, växtplatser eller ekologiska funktion är inte tillåtet enligt artskyddsförordningen</w:t>
+      </w:r>
+    </w:p>
+    <w:p>
+      <w:r>
+        <w:br w:type="page"/>
+      </w:r>
+    </w:p>
+    <w:p>
+      <w:pPr>
+        <w:pStyle w:val="Title"/>
+      </w:pPr>
+      <w:r>
+        <w:t>BILAGA 1 –</w:t>
+        <w:br/>
+        <w:t>Fridlysta och rödlistade arter</w:t>
+      </w:r>
+    </w:p>
+    <w:p>
+      <w:pPr>
+        <w:pStyle w:val="Heading1"/>
+      </w:pPr>
+      <w:r>
+        <w:t>Kungsörn – ekologi samt krav på livsmiljön</w:t>
+      </w:r>
+    </w:p>
+    <w:p>
+      <w:r>
+        <w:t>Kungsörn är rödlistad som nära hotad (NT) och fridlyst enligt 4§ Artskyddsförordningen samt upptagen i bilaga 1 EU:s fågeldirektiv. Kungsörnen häckar i skogs- och fjällområden där den bygger stora risbon i grova träd eller på klipphyllor. Risboet är ca 1,5 m i diameter och i extremfall upp till 5 m högt, vanligtvis beläget i en kraftig tall eller i ett klippstup, ofta med utsikt över terrängen. Varje par har ofta flera alternativa boplatser inom sitt revir och dessa kan ligga åtskilliga kilometer från varandra (upp till 6,5 km konstaterat i Norge). Bon i träd placeras oftast på 2/3 höjd, mera sällan i eller nära toppen (SLU Artdatabanken, 2024).</w:t>
+      </w:r>
+    </w:p>
+    <w:p>
+      <w:r>
+        <w:t>I marker med medelgod bytestillgång är avståndet mellan etablerade par under naturliga förhållanden i genomsnitt cirka 10 km. I områden med gott om byten, som t.ex. i Skåne och Gotland men lokalt även i Norrland, kan avstånden vara betydligt kortare. Till exempel på Gotland har samtidiga häckningar skett i bon belägna endast lite drygt tre kilometer från varandra. I fattiga norrlandsskogar är medelavståndet mellan paren drygt 15 km. (SLU Artdatabanken, 2024).</w:t>
+      </w:r>
+    </w:p>
+    <w:p>
+      <w:r>
+        <w:t>Boträd får inte avverkas och skyddande skog bör vid avverkning alltid sparas runt örnbon, även runt s.k. alternativbon. Som utgångspunkt vid bedömning av hur mycket skog som skall lämnas runt boträdet bör 200 meters radie gälla. Under häckningsperioden (1 januari till 31 augusti) är kungsörnen störningskänslig och inga skogsbruksåtgärder eller annan störande berksamhet får förekomma närmare än 500 m från boet under den tiden. Arealen på det sparade skogspartiet kan uppgå till åtskilliga tiotals hektar beroende på t.ex. topografi, vindexponering och insyn. Det är även värdefullt om sammanhängande skog kan lämnas i någon riktning. Avverkning av gammelskog i bergsbranter och annan svår terräng måste undvikas (SLU Artdatabanken, 2024; Skogsstyrelsen, 2016).</w:t>
+      </w:r>
+    </w:p>
+    <w:p>
+      <w:r>
+        <w:t>Kungsörnen har på lång sikt en något osäker framtid på grund av den genomhuggning och kalavverkning av äldre, urskogsartade bestånd som fortfarande sker långt upp mot fjällområdena. Därvid kan brist på lämpliga boträd uppstå, likaså försämrad bytestillgång. Boträden, tallar i minst 95 % av fallen, bör vara kraftiga och i Norrland helst minst 200 år gamla. Medelåldern på 97 friska träd var 311 år vid en studie i Norrland 1975–1980. På Gotland har medelåldern på boträden konstaterats vara 145 år. Den gammelskog som i dagens läge finns kvar i Norrland hittas framför allt i svåravverkade, branta sluttningar i anslutning till berg, på blockrika berg, i eller i anslutning till raviner och sprickdalar eller på myrholmar. Eftersom ungefär halva den svenska kungsörnsstammen är beroende av lämpliga boträd skulle en mer omfattande avverkning i ovan nämnda terrängtyper troligen vara starkt negativ för artens fortbestånd. (SLU Artdatabanken, 2024).</w:t>
       </w:r>
     </w:p>
     <w:p>
@@ -459,100 +744,81 @@
         <w:pStyle w:val="Heading2"/>
       </w:pPr>
       <w:r>
-        <w:t>Ur FSC-standarden</w:t>
+        <w:t>Referenser – kungsörn</w:t>
       </w:r>
     </w:p>
     <w:p>
       <w:r>
+        <w:t xml:space="preserve">Skogsstyrelsen, 2016. </w:t>
+      </w:r>
+      <w:r>
         <w:rPr>
-          <w:b/>
+          <w:i/>
         </w:rPr>
-        <w:t xml:space="preserve">PRINCIP 1: LAGEFTERLEVNAD: </w:t>
-      </w:r>
-      <w:r>
-        <w:t>Certifikatsinnehavaren ska följa alla tillämpliga lagar, förordningar och nationellt ratificerade internationella avtal, konventioner och överenskommelser.</w:t>
+        <w:t xml:space="preserve">Vägledning för hänsyn till kungsörn. </w:t>
+      </w:r>
+      <w:r>
+        <w:t>Vägledningar och kunskapsstöd artskydd – Skogsstyrelsen</w:t>
       </w:r>
     </w:p>
     <w:p>
       <w:r>
+        <w:t xml:space="preserve">SLU Artdatabanken, 2024. </w:t>
+      </w:r>
+      <w:r>
         <w:rPr>
-          <w:b/>
+          <w:i/>
         </w:rPr>
-        <w:t xml:space="preserve">1.3.1 </w:t>
-      </w:r>
-      <w:r>
-        <w:t>Tillämpliga lagar och föreskrifter för brukandet av skogen följs.</w:t>
+        <w:t xml:space="preserve">Artfaktablad. Naturvård – artfakta. </w:t>
+      </w:r>
+      <w:r>
+        <w:t>SLU Artdatabanken, Uppsala</w:t>
       </w:r>
     </w:p>
     <w:p>
       <w:pPr>
-        <w:pStyle w:val="ListBullet"/>
+        <w:pStyle w:val="Heading1"/>
       </w:pPr>
       <w:r>
-        <w:rPr>
-          <w:b/>
-          <w:i/>
-        </w:rPr>
-        <w:t xml:space="preserve">Kommentar: </w:t>
-      </w:r>
-      <w:r>
-        <w:t>I den avverkningsanmälda skogen har fridlysta arter sina livsmiljöer och växtplatser. Att skada de fridlysta arternas livsmiljöer, växtplatser eller ekologiska funktion är inte tillåtet enligt artskyddsförordningen.</w:t>
+        <w:t>Mindre märgborre – ekologi samt krav på livsmiljön</w:t>
+      </w:r>
+    </w:p>
+    <w:p>
+      <w:r>
+        <w:t xml:space="preserve">Mindre märgborre är en signalart för tallskog med höga naturvärden och kan lätt konstateras genom sina karaktäristiska måsvingeliknande gnagspår som ofta hittas på grova tallgrenar på marken. Mindre märgborre betraktas tillsammans med skarptandad barkborre som nyckelarter, eftersom en rad sällsynta efterföljande arter är beroende av deras gångsystem. Bland dessa kan nämnas åtgärdsprogramsarterna avlång barkborre (VU), </w:t>
       </w:r>
       <w:r>
         <w:rPr>
           <w:i/>
         </w:rPr>
-        <w:t xml:space="preserve"> EU:s medlemsländer och skogsbolag är skyldiga att agera i enlighet med EU:s fågeldirektiv där det uttryckligen står att direktivet gäller för fåglar samt för deras ägg, bon och </w:t>
-      </w:r>
-      <w:r>
-        <w:rPr>
-          <w:b/>
-          <w:i/>
-        </w:rPr>
-        <w:t xml:space="preserve">livsmiljöer </w:t>
-      </w:r>
-      <w:r>
-        <w:t>(artikel 1). Vidare att de åtgärder som vidtas inte får leda till en försämring av den nuvarande situationen beträffande bevarandet av de fågelarter som avses i artikel 1 (artikel 13).</w:t>
+        <w:t>Corticeus longulus</w:t>
+      </w:r>
+      <w:r>
+        <w:t xml:space="preserve"> (VU), tallgångbagge (VU), cholodkovskys bastborre (NT) och tallbarksvartbagge (NT) (Pettersson, 2014; Gunnarsson m fl., 1999).</w:t>
       </w:r>
     </w:p>
     <w:p>
       <w:r>
-        <w:rPr>
-          <w:b/>
-        </w:rPr>
-        <w:t xml:space="preserve">6.4 </w:t>
-      </w:r>
-      <w:r>
-        <w:t>Certifikatsinnehavaren ska skydda sällsynta arter och hotade arter samt deras livsmiljöer inom skogsbruksenheten. Det ska ske genom avsättningar, andra skyddade områden och genom att skapa konnektivitet och/eller genom andra direkta åtgärder som gynnar dessa arters överlevnad och livskraft. Åtgärderna ska stå i förhållande till brukandets skala, intensitet och risk, samt till sällsynta och hotade arters bevarandestatus och ekologiska krav. Certifikatsinnehavaren ska beakta den geografiska spridningen och ekologiska krav hos sällsynta och hotade arter utanför skogsbruksenhetens gränser när beslut om åtgärder inom skogsbruksenheten ska fattas.</w:t>
+        <w:t>Tallskogar tillhör de livsmiljöer som förändrats i stor skala, där många kvadratmil har omvandlats till unga produktionsskogar. I sådana skogar saknas förutsättningar för de ovannämnda sällsynta barkborrarna och alltmer kunskap tyder på att skogsbrukets omvandling av skogslandskapet, missgynnar åtgärdsprogrammets arter även inne i skyddade områden (Hedgren, 2012; Hedgren m.fl., 2010; Wikars m.fl., 2010; Wikars, 2009). Orsaken är sannolikt att dagens intensiva skogsbruk trivialiserar faunan på nydöda träd. Detta sker genom att generalister förökas upp i sådan grad i den brukade skogen att dessa även kommer att dominera i de för hållandevis små och fragmenterade områden som avsätts för naturvård (Appelqvist, 2005; Janzen, 1983; Ås, 1999).</w:t>
       </w:r>
     </w:p>
     <w:p>
       <w:r>
-        <w:rPr>
-          <w:b/>
-        </w:rPr>
-        <w:t xml:space="preserve">6.4.3 </w:t>
-      </w:r>
-      <w:r>
-        <w:t>Bevarandeåtgärder genomförs för de kända förekomster av rödlistade arter som påverkas av skogsbruk.</w:t>
+        <w:t>Ett tydligt exempel på en generalist som gynnas av dagens skogsbruk är större märgborre på nydöd tall. Denna utvecklas förutom i vindfällen gärna i avverkningsavfall, inklusive avverkningsstubbar och röjningsstammar. Därmed har den större märgborren möjlighet att upprätthålla stora och stabila populationer på huvuddelen av landets skogsmark, vilket leder till en trivialisering av faunan. Större märgborre inverkar sannolikt direkt negativt på arter som tolvtandad barkborre (EN) och avlång barkborre (VU), och indirekt på de som är gynnade av blånadssvampar, dvs. följearter till framförallt mindre märgborre och skarptandad barkborre. De barkborrar som missgynnas av större märgborre är i mycket högre grad gynnade av tallar som dör genom självgallring, dvs. i normalfallet skog som inte används till skogsproduktion (Pettersson, 2014; Wikars, skriftl.).</w:t>
       </w:r>
     </w:p>
     <w:p>
-      <w:pPr>
-        <w:pStyle w:val="ListBullet"/>
-      </w:pPr>
-      <w:r>
-        <w:rPr>
-          <w:b/>
-          <w:i/>
-        </w:rPr>
-        <w:t xml:space="preserve">Kommentar: </w:t>
+      <w:r>
+        <w:t xml:space="preserve">Rika förekomster av främst mindre märgborre men även skarptandad barkborre är en signal för artrikedom och inventeringar har visat att det är i skogar med en naturlig självgallring som det skapas förutsättningar för dessa arter samt de efterföljande åtgärdsprogramsarterna (Pettersson, 2014; Hedgren, 2012). Tallskogar med stark förekomst av mindre märgborre och skarptandad barkborre bör avsättas som reservat. Generellt bör hänsyn tas vid slutavverkning av talldominerad skog så att avverkningsrester som gren- och toppdelar (s.k. GROT) lämnas. Mindre märgborre är typisk art för </w:t>
       </w:r>
       <w:r>
         <w:rPr>
           <w:i/>
         </w:rPr>
-        <w:t>I det avverkningsanmälda skogsområdet har 6 naturvårdsarter varav 2 rödlistade arter sina livsmiljöer och växtplatser.</w:t>
+        <w:t>9060 Åsbarrskog</w:t>
+      </w:r>
+      <w:r>
+        <w:t xml:space="preserve"> (Pettersson, 2014; SLU Artdatabanken, 2026).</w:t>
       </w:r>
     </w:p>
     <w:p>
@@ -560,18 +826,183 @@
         <w:pStyle w:val="Heading2"/>
       </w:pPr>
       <w:r>
-        <w:t>Ur Chain of Custody Certification (FSC-STD-40-004 ver 3.0)</w:t>
+        <w:t>Referenser – mindre märgborre</w:t>
       </w:r>
     </w:p>
     <w:p>
       <w:r>
+        <w:t xml:space="preserve">Appelqvist, T., 2005. </w:t>
+      </w:r>
+      <w:r>
         <w:rPr>
-          <w:b/>
+          <w:i/>
         </w:rPr>
-        <w:t xml:space="preserve">1.3 </w:t>
-      </w:r>
-      <w:r>
-        <w:t xml:space="preserve">The organization shall commit to the FSC values as defined in FSC-POL-01-004 Policy for the Association of Organizations with FSC. </w:t>
+        <w:t>Naturvårdsbiologisk forskning. Underlag för områdesskydd i landskapet.</w:t>
+      </w:r>
+      <w:r>
+        <w:t xml:space="preserve"> Naturvårdsverket, Rapport 5452.</w:t>
+      </w:r>
+    </w:p>
+    <w:p>
+      <w:r>
+        <w:t xml:space="preserve">Gunnarsson, B., Pettersson, R. B., Hake, M. och Hultengren, S. &amp; Sjöberg, K., 1999. </w:t>
+      </w:r>
+      <w:r>
+        <w:rPr>
+          <w:i/>
+        </w:rPr>
+        <w:t xml:space="preserve">Spindlar och skalbaggar som indikatorer i barrskog. </w:t>
+      </w:r>
+      <w:r>
+        <w:t>Skog &amp; Forskning, Nr. 2/99, s. 46–51.</w:t>
+      </w:r>
+    </w:p>
+    <w:p>
+      <w:r>
+        <w:t xml:space="preserve">Hedgren, O., 2012. </w:t>
+      </w:r>
+      <w:r>
+        <w:rPr>
+          <w:i/>
+        </w:rPr>
+        <w:t>Hotade insekter på tallved i Dalarna.</w:t>
+      </w:r>
+      <w:r>
+        <w:t xml:space="preserve"> Länsstyrelsen Dalarna, Naturvårdsenheten. Rapport 2012:16.</w:t>
+      </w:r>
+    </w:p>
+    <w:p>
+      <w:r>
+        <w:t xml:space="preserve">Hedgren, O. 2010. </w:t>
+      </w:r>
+      <w:r>
+        <w:rPr>
+          <w:i/>
+        </w:rPr>
+        <w:t>Vedinsekter i tallskog och på brandfält i Värmland.</w:t>
+      </w:r>
+      <w:r>
+        <w:t xml:space="preserve"> Länsstyrelsen Värmland, Stencil, 39 s.</w:t>
+      </w:r>
+    </w:p>
+    <w:p>
+      <w:r>
+        <w:t xml:space="preserve">Janzen, D. H., 1983. </w:t>
+      </w:r>
+      <w:r>
+        <w:rPr>
+          <w:i/>
+        </w:rPr>
+        <w:t>No park is an island: Increase in interference from outside as park size decreases</w:t>
+      </w:r>
+      <w:r>
+        <w:t>. Oikos 41: 402–410.</w:t>
+      </w:r>
+    </w:p>
+    <w:p>
+      <w:r>
+        <w:t xml:space="preserve">Jonsell, M., Weslien, J. &amp; Ehn ström, B., 1998. </w:t>
+      </w:r>
+      <w:r>
+        <w:rPr>
+          <w:i/>
+        </w:rPr>
+        <w:t>Substrate requirements of red-listed saproxylic invertebrates in Sweden</w:t>
+      </w:r>
+      <w:r>
+        <w:t>. Biodiversity and Conserv. 7: 749–764.</w:t>
+      </w:r>
+    </w:p>
+    <w:p>
+      <w:r>
+        <w:t xml:space="preserve">Pettersson, R. B., 2014). </w:t>
+      </w:r>
+      <w:r>
+        <w:rPr>
+          <w:i/>
+        </w:rPr>
+        <w:t>Åtgärdsprogram för skalbaggar på nyligen död tall, 2014–2018.</w:t>
+      </w:r>
+      <w:r>
+        <w:t xml:space="preserve"> Rapport 6599. Bromma: Naturvårdsverket.</w:t>
+      </w:r>
+    </w:p>
+    <w:p>
+      <w:r>
+        <w:t xml:space="preserve">SLU Artdatabanken, 2026. </w:t>
+      </w:r>
+      <w:r>
+        <w:rPr>
+          <w:i/>
+        </w:rPr>
+        <w:t xml:space="preserve">Artfaktablad. Naturvård – artfakta. </w:t>
+      </w:r>
+      <w:r>
+        <w:t>SLU Artdatabanken, Uppsala.</w:t>
+      </w:r>
+    </w:p>
+    <w:p>
+      <w:r>
+        <w:t xml:space="preserve">Wikars, L.-O., Hansson, J. &amp; Hedgren, O., 2010. </w:t>
+      </w:r>
+      <w:r>
+        <w:rPr>
+          <w:i/>
+        </w:rPr>
+        <w:t>Inventering av vedlevande skalbaggar – tallskogar i Örebro län.</w:t>
+      </w:r>
+      <w:r>
+        <w:t xml:space="preserve"> Länsstyrelsen i Örebro län, publ.nr. 2010:2.</w:t>
+      </w:r>
+    </w:p>
+    <w:p>
+      <w:r>
+        <w:t xml:space="preserve">Wikars, L.-O., 2009. </w:t>
+      </w:r>
+      <w:r>
+        <w:rPr>
+          <w:i/>
+        </w:rPr>
+        <w:t>Vedskalbaggar i Hamra nationalpark, Gävleborgs län.</w:t>
+      </w:r>
+      <w:r>
+        <w:t xml:space="preserve"> Länsstyrelsen Gävleborg, Rapport 2009:14.</w:t>
+      </w:r>
+    </w:p>
+    <w:p>
+      <w:pPr>
+        <w:pStyle w:val="Heading1"/>
+      </w:pPr>
+      <w:r>
+        <w:t>Järpe – ekologi samt krav på livsmiljön</w:t>
+      </w:r>
+    </w:p>
+    <w:p>
+      <w:r>
+        <w:t>Järpe är fridlyst enligt 4§ artskyddsförordningen och upptagen i bilaga 1 och 2 EU:s fågeldirektiv. Den finns i sammanhängande grandominerad skog över hela Sverige men förekomsterna är betydligt glesare i Götaland än i övriga landet. Järpen har sina livsmiljöer i tät barrskog med inblandning av lövträd och en väl utvecklad flerskiktad struktur med bärris och yngre eller undertryckta, täta granar i ett lägre skikt, ofta utmed bäckar och åar inne i den skyddande granskogen (SLU Artdatabanken, 2026).</w:t>
+      </w:r>
+    </w:p>
+    <w:p>
+      <w:r>
+        <w:t xml:space="preserve">Arten behöver lämpliga skogsbestånd om sammanlagt minst 25 hektar. Den är mycket stationär inom sitt revir och när ett par etablerat sig stannar de så länge miljön är intakt. Den undviker öppen mark och förﬂyttar sig sällan över större öppna myrar eller åkermark, och är därför känslig för fragmentering. Järpen överlever inte om dess livsmiljö kalavverkas och är även känslig för röjning, gallring och avverkning där unga granar och lövträd inte sparas i tillräcklig omfattning.  Järpe är typisk art för </w:t>
+      </w:r>
+      <w:r>
+        <w:rPr>
+          <w:i/>
+        </w:rPr>
+        <w:t>9010 Taiga, 9740 Skogsbevuxen myr</w:t>
+      </w:r>
+      <w:r>
+        <w:t xml:space="preserve"> och </w:t>
+      </w:r>
+      <w:r>
+        <w:rPr>
+          <w:i/>
+        </w:rPr>
+        <w:t>9080 Lövsumpskog</w:t>
+      </w:r>
+      <w:r>
+        <w:t xml:space="preserve"> (SLU Artdatabanken, 2026).</w:t>
       </w:r>
     </w:p>
     <w:p>
@@ -579,222 +1010,6 @@
         <w:pStyle w:val="Heading2"/>
       </w:pPr>
       <w:r>
-        <w:t>Ur FSC:s policy för associerade organisationer (FSC-POL-01-004)</w:t>
-      </w:r>
-    </w:p>
-    <w:p>
-      <w:r>
-        <w:t xml:space="preserve">Som “Chain of Custody”-certifierad organisation är skogsbolaget bunden av de fastställda reglerna i Del 1 Punkt 1 c) i Policy för organisationer associerade med FSC (FSC-POL-01-004 V2-0 EN + SVE version 2012-03-02): </w:t>
-      </w:r>
-    </w:p>
-    <w:p>
-      <w:pPr>
-        <w:pStyle w:val="ListNumber"/>
-      </w:pPr>
-      <w:r>
-        <w:t>De organisationer FSC kan acceptera association med får inte direkt eller indirekt ha några kopplingar till nedanstående, oacceptabla aktiviteter:</w:t>
-      </w:r>
-    </w:p>
-    <w:p>
-      <w:pPr>
-        <w:ind w:left="357"/>
-      </w:pPr>
-      <w:r>
-        <w:t>a) Olaglig skogsavverkning och handel med olagligt avverkat virke eller skogsprodukter</w:t>
-      </w:r>
-    </w:p>
-    <w:p>
-      <w:pPr>
-        <w:ind w:left="357"/>
-      </w:pPr>
-      <w:r>
-        <w:t>...</w:t>
-      </w:r>
-    </w:p>
-    <w:p>
-      <w:pPr>
-        <w:ind w:left="357"/>
-      </w:pPr>
-      <w:r>
-        <w:t>c) Skogsbruk som förstör höga naturvärden</w:t>
-      </w:r>
-    </w:p>
-    <w:p>
-      <w:pPr>
-        <w:ind w:left="357"/>
-      </w:pPr>
-      <w:r>
-        <w:t>d) Betydande omvandling av skog till plantager eller annan, icke skoglig, markanvändning</w:t>
-      </w:r>
-    </w:p>
-    <w:p>
-      <w:pPr>
-        <w:pStyle w:val="ListBullet"/>
-      </w:pPr>
-      <w:r>
-        <w:rPr>
-          <w:b/>
-          <w:i/>
-        </w:rPr>
-        <w:t xml:space="preserve">Kommentar: </w:t>
-      </w:r>
-      <w:r>
-        <w:rPr>
-          <w:i/>
-        </w:rPr>
-        <w:t>Avverkning av skog med höga naturvärden samt skada på fridlysta arter strider både mot FSC Controlled Wood-standarden och FSC:s policy for associerade organisationer.</w:t>
-      </w:r>
-    </w:p>
-    <w:p>
-      <w:pPr>
-        <w:pStyle w:val="Heading2"/>
-      </w:pPr>
-      <w:r>
-        <w:t>Ur FSC Controlled Wood (FSC-STD-40-005)</w:t>
-      </w:r>
-    </w:p>
-    <w:p>
-      <w:r>
-        <w:t>Virke som inte accepteras i FSC-märkta produkter (oacceptabelt ursprung) enligt FSC Controlled Wood (FSC-STD-40-005):</w:t>
-      </w:r>
-    </w:p>
-    <w:p>
-      <w:pPr>
-        <w:pStyle w:val="ListNumber"/>
-      </w:pPr>
-      <w:r>
-        <w:t>Illegalt avverkat virke.</w:t>
-      </w:r>
-    </w:p>
-    <w:p>
-      <w:pPr>
-        <w:pStyle w:val="ListNumber"/>
-      </w:pPr>
-      <w:r>
-        <w:t>...</w:t>
-      </w:r>
-    </w:p>
-    <w:p>
-      <w:pPr>
-        <w:pStyle w:val="ListNumber"/>
-      </w:pPr>
-      <w:r>
-        <w:t>Virke från avverkningar som hotar höga naturvärden.</w:t>
-      </w:r>
-    </w:p>
-    <w:p>
-      <w:pPr>
-        <w:pStyle w:val="ListNumber"/>
-      </w:pPr>
-      <w:r>
-        <w:t>Virke från skog som konverteras till plantager eller icke-skogligt bruk.</w:t>
-      </w:r>
-    </w:p>
-    <w:p>
-      <w:pPr>
-        <w:pStyle w:val="ListBullet"/>
-      </w:pPr>
-      <w:r>
-        <w:rPr>
-          <w:b/>
-          <w:i/>
-        </w:rPr>
-        <w:t xml:space="preserve">Kommentar: </w:t>
-      </w:r>
-      <w:r>
-        <w:rPr>
-          <w:i/>
-        </w:rPr>
-        <w:t>Avverkning av skog med höga naturvärden samt skada på fridlysta arter strider både mot FSC Controlled Wood-standarden och FSC:s policy for associerade organisationer.</w:t>
-      </w:r>
-    </w:p>
-    <w:p>
-      <w:pPr>
-        <w:pStyle w:val="Heading1"/>
-      </w:pPr>
-      <w:r>
-        <w:t>Ur PEFC-standarden gällande lagefterlevnad</w:t>
-      </w:r>
-    </w:p>
-    <w:p>
-      <w:r>
-        <w:t>PEFC-standarden förutsätter att tillämplig svensk lagstiftning följs. Det är utsedd tillsynsmyndighet som ansvarar för tillsyn av lagens efterlevnad. PEFC-standarden återger innehållet i vissa certifieringskritiska lag- och föreskriftskrav vilka ska ingå i granskning av PEFC-systemets efterlevnad.</w:t>
-      </w:r>
-    </w:p>
-    <w:p>
-      <w:pPr>
-        <w:pStyle w:val="ListBullet"/>
-      </w:pPr>
-      <w:r>
-        <w:rPr>
-          <w:b/>
-          <w:i/>
-        </w:rPr>
-        <w:t xml:space="preserve">Kommentar: </w:t>
-      </w:r>
-      <w:r>
-        <w:rPr>
-          <w:i/>
-        </w:rPr>
-        <w:t>I den avverkningsanmälda skogen har fridlysta arter sina livsmiljöer och växtplatser. Att skada de fridlysta arternas livsmiljöer, växtplatser eller ekologiska funktion är inte tillåtet enligt artskyddsförordningen</w:t>
-      </w:r>
-    </w:p>
-    <w:p>
-      <w:r>
-        <w:br w:type="page"/>
-      </w:r>
-    </w:p>
-    <w:p>
-      <w:pPr>
-        <w:pStyle w:val="Title"/>
-      </w:pPr>
-      <w:r>
-        <w:t>BILAGA 1 –</w:t>
-        <w:br/>
-        <w:t>Fridlysta och rödlistade arter</w:t>
-      </w:r>
-    </w:p>
-    <w:p>
-      <w:pPr>
-        <w:pStyle w:val="Heading1"/>
-      </w:pPr>
-      <w:r>
-        <w:t>Järpe – ekologi samt krav på livsmiljön</w:t>
-      </w:r>
-    </w:p>
-    <w:p>
-      <w:r>
-        <w:t>Järpe är fridlyst enligt 4§ artskyddsförordningen och upptagen i bilaga 1 och 2 EU:s fågeldirektiv. Den finns i sammanhängande grandominerad skog över hela Sverige men förekomsterna är betydligt glesare i Götaland än i övriga landet. Järpen har sina livsmiljöer i tät barrskog med inblandning av lövträd och en väl utvecklad flerskiktad struktur med bärris och yngre eller undertryckta, täta granar i ett lägre skikt, ofta utmed bäckar och åar inne i den skyddande granskogen (SLU Artdatabanken, 2026).</w:t>
-      </w:r>
-    </w:p>
-    <w:p>
-      <w:r>
-        <w:t xml:space="preserve">Arten behöver lämpliga skogsbestånd om sammanlagt minst 25 hektar. Den är mycket stationär inom sitt revir och när ett par etablerat sig stannar de så länge miljön är intakt. Den undviker öppen mark och förﬂyttar sig sällan över större öppna myrar eller åkermark, och är därför känslig för fragmentering. Järpen överlever inte om dess livsmiljö kalavverkas och är även känslig för röjning, gallring och avverkning där unga granar och lövträd inte sparas i tillräcklig omfattning.  Järpe är typisk art för </w:t>
-      </w:r>
-      <w:r>
-        <w:rPr>
-          <w:i/>
-        </w:rPr>
-        <w:t>9010 Taiga, 9740 Skogsbevuxen myr</w:t>
-      </w:r>
-      <w:r>
-        <w:t xml:space="preserve"> och </w:t>
-      </w:r>
-      <w:r>
-        <w:rPr>
-          <w:i/>
-        </w:rPr>
-        <w:t>9080 Lövsumpskog</w:t>
-      </w:r>
-      <w:r>
-        <w:t xml:space="preserve"> (SLU Artdatabanken, 2026).</w:t>
-      </w:r>
-    </w:p>
-    <w:p>
-      <w:pPr>
-        <w:pStyle w:val="Heading2"/>
-      </w:pPr>
-      <w:r>
         <w:t>Referenser – järpe</w:t>
       </w:r>
     </w:p>
@@ -810,264 +1025,6 @@
       </w:r>
       <w:r>
         <w:t>SLU Artdatabanken, Uppsala</w:t>
-      </w:r>
-    </w:p>
-    <w:p>
-      <w:pPr>
-        <w:pStyle w:val="Heading1"/>
-      </w:pPr>
-      <w:r>
-        <w:t>Kungsörn – ekologi samt krav på livsmiljön</w:t>
-      </w:r>
-    </w:p>
-    <w:p>
-      <w:r>
-        <w:t>Kungsörn är rödlistad som nära hotad (NT) och fridlyst enligt 4§ Artskyddsförordningen samt upptagen i bilaga 1 EU:s fågeldirektiv. Kungsörnen häckar i skogs- och fjällområden där den bygger stora risbon i grova träd eller på klipphyllor. Risboet är ca 1,5 m i diameter och i extremfall upp till 5 m högt, vanligtvis beläget i en kraftig tall eller i ett klippstup, ofta med utsikt över terrängen. Varje par har ofta flera alternativa boplatser inom sitt revir och dessa kan ligga åtskilliga kilometer från varandra (upp till 6,5 km konstaterat i Norge). Bon i träd placeras oftast på 2/3 höjd, mera sällan i eller nära toppen (SLU Artdatabanken, 2024).</w:t>
-      </w:r>
-    </w:p>
-    <w:p>
-      <w:r>
-        <w:t>I marker med medelgod bytestillgång är avståndet mellan etablerade par under naturliga förhållanden i genomsnitt cirka 10 km. I områden med gott om byten, som t.ex. i Skåne och Gotland men lokalt även i Norrland, kan avstånden vara betydligt kortare. Till exempel på Gotland har samtidiga häckningar skett i bon belägna endast lite drygt tre kilometer från varandra. I fattiga norrlandsskogar är medelavståndet mellan paren drygt 15 km. (SLU Artdatabanken, 2024).</w:t>
-      </w:r>
-    </w:p>
-    <w:p>
-      <w:r>
-        <w:t>Boträd får inte avverkas och skyddande skog bör vid avverkning alltid sparas runt örnbon, även runt s.k. alternativbon. Som utgångspunkt vid bedömning av hur mycket skog som skall lämnas runt boträdet bör 200 meters radie gälla. Under häckningsperioden (1 januari till 31 augusti) är kungsörnen störningskänslig och inga skogsbruksåtgärder eller annan störande berksamhet får förekomma närmare än 500 m från boet under den tiden. Arealen på det sparade skogspartiet kan uppgå till åtskilliga tiotals hektar beroende på t.ex. topografi, vindexponering och insyn. Det är även värdefullt om sammanhängande skog kan lämnas i någon riktning. Avverkning av gammelskog i bergsbranter och annan svår terräng måste undvikas (SLU Artdatabanken, 2024; Skogsstyrelsen, 2016).</w:t>
-      </w:r>
-    </w:p>
-    <w:p>
-      <w:r>
-        <w:t>Kungsörnen har på lång sikt en något osäker framtid på grund av den genomhuggning och kalavverkning av äldre, urskogsartade bestånd som fortfarande sker långt upp mot fjällområdena. Därvid kan brist på lämpliga boträd uppstå, likaså försämrad bytestillgång. Boträden, tallar i minst 95 % av fallen, bör vara kraftiga och i Norrland helst minst 200 år gamla. Medelåldern på 97 friska träd var 311 år vid en studie i Norrland 1975–1980. På Gotland har medelåldern på boträden konstaterats vara 145 år. Den gammelskog som i dagens läge finns kvar i Norrland hittas framför allt i svåravverkade, branta sluttningar i anslutning till berg, på blockrika berg, i eller i anslutning till raviner och sprickdalar eller på myrholmar. Eftersom ungefär halva den svenska kungsörnsstammen är beroende av lämpliga boträd skulle en mer omfattande avverkning i ovan nämnda terrängtyper troligen vara starkt negativ för artens fortbestånd. (SLU Artdatabanken, 2024).</w:t>
-      </w:r>
-    </w:p>
-    <w:p>
-      <w:pPr>
-        <w:pStyle w:val="Heading2"/>
-      </w:pPr>
-      <w:r>
-        <w:t>Referenser – kungsörn</w:t>
-      </w:r>
-    </w:p>
-    <w:p>
-      <w:r>
-        <w:t xml:space="preserve">Skogsstyrelsen, 2016. </w:t>
-      </w:r>
-      <w:r>
-        <w:rPr>
-          <w:i/>
-        </w:rPr>
-        <w:t xml:space="preserve">Vägledning för hänsyn till kungsörn. </w:t>
-      </w:r>
-      <w:r>
-        <w:t>Vägledningar och kunskapsstöd artskydd – Skogsstyrelsen</w:t>
-      </w:r>
-    </w:p>
-    <w:p>
-      <w:r>
-        <w:t xml:space="preserve">SLU Artdatabanken, 2024. </w:t>
-      </w:r>
-      <w:r>
-        <w:rPr>
-          <w:i/>
-        </w:rPr>
-        <w:t xml:space="preserve">Artfaktablad. Naturvård – artfakta. </w:t>
-      </w:r>
-      <w:r>
-        <w:t>SLU Artdatabanken, Uppsala</w:t>
-      </w:r>
-    </w:p>
-    <w:p>
-      <w:pPr>
-        <w:pStyle w:val="Heading1"/>
-      </w:pPr>
-      <w:r>
-        <w:t>Mindre märgborre – ekologi samt krav på livsmiljön</w:t>
-      </w:r>
-    </w:p>
-    <w:p>
-      <w:r>
-        <w:t xml:space="preserve">Mindre märgborre är en signalart för tallskog med höga naturvärden och kan lätt konstateras genom sina karaktäristiska måsvingeliknande gnagspår som ofta hittas på grova tallgrenar på marken. Mindre märgborre betraktas tillsammans med skarptandad barkborre som nyckelarter, eftersom en rad sällsynta efterföljande arter är beroende av deras gångsystem. Bland dessa kan nämnas åtgärdsprogramsarterna avlång barkborre (VU), </w:t>
-      </w:r>
-      <w:r>
-        <w:rPr>
-          <w:i/>
-        </w:rPr>
-        <w:t>Corticeus longulus</w:t>
-      </w:r>
-      <w:r>
-        <w:t xml:space="preserve"> (VU), tallgångbagge (VU), cholodkovskys bastborre (NT) och tallbarksvartbagge (NT) (Pettersson, 2014; Gunnarsson m fl., 1999).</w:t>
-      </w:r>
-    </w:p>
-    <w:p>
-      <w:r>
-        <w:t>Tallskogar tillhör de livsmiljöer som förändrats i stor skala, där många kvadratmil har omvandlats till unga produktionsskogar. I sådana skogar saknas förutsättningar för de ovannämnda sällsynta barkborrarna och alltmer kunskap tyder på att skogsbrukets omvandling av skogslandskapet, missgynnar åtgärdsprogrammets arter även inne i skyddade områden (Hedgren, 2012; Hedgren m.fl., 2010; Wikars m.fl., 2010; Wikars, 2009). Orsaken är sannolikt att dagens intensiva skogsbruk trivialiserar faunan på nydöda träd. Detta sker genom att generalister förökas upp i sådan grad i den brukade skogen att dessa även kommer att dominera i de för hållandevis små och fragmenterade områden som avsätts för naturvård (Appelqvist, 2005; Janzen, 1983; Ås, 1999).</w:t>
-      </w:r>
-    </w:p>
-    <w:p>
-      <w:r>
-        <w:t>Ett tydligt exempel på en generalist som gynnas av dagens skogsbruk är större märgborre på nydöd tall. Denna utvecklas förutom i vindfällen gärna i avverkningsavfall, inklusive avverkningsstubbar och röjningsstammar. Därmed har den större märgborren möjlighet att upprätthålla stora och stabila populationer på huvuddelen av landets skogsmark, vilket leder till en trivialisering av faunan. Större märgborre inverkar sannolikt direkt negativt på arter som tolvtandad barkborre (EN) och avlång barkborre (VU), och indirekt på de som är gynnade av blånadssvampar, dvs. följearter till framförallt mindre märgborre och skarptandad barkborre. De barkborrar som missgynnas av större märgborre är i mycket högre grad gynnade av tallar som dör genom självgallring, dvs. i normalfallet skog som inte används till skogsproduktion (Pettersson, 2014; Wikars, skriftl.).</w:t>
-      </w:r>
-    </w:p>
-    <w:p>
-      <w:r>
-        <w:t xml:space="preserve">Rika förekomster av främst mindre märgborre men även skarptandad barkborre är en signal för artrikedom och inventeringar har visat att det är i skogar med en naturlig självgallring som det skapas förutsättningar för dessa arter samt de efterföljande åtgärdsprogramsarterna (Pettersson, 2014; Hedgren, 2012). Tallskogar med stark förekomst av mindre märgborre och skarptandad barkborre bör avsättas som reservat. Generellt bör hänsyn tas vid slutavverkning av talldominerad skog så att avverkningsrester som gren- och toppdelar (s.k. GROT) lämnas. Mindre märgborre är typisk art för </w:t>
-      </w:r>
-      <w:r>
-        <w:rPr>
-          <w:i/>
-        </w:rPr>
-        <w:t>9060 Åsbarrskog</w:t>
-      </w:r>
-      <w:r>
-        <w:t xml:space="preserve"> (Pettersson, 2014; SLU Artdatabanken, 2026).</w:t>
-      </w:r>
-    </w:p>
-    <w:p>
-      <w:pPr>
-        <w:pStyle w:val="Heading2"/>
-      </w:pPr>
-      <w:r>
-        <w:t>Referenser – mindre märgborre</w:t>
-      </w:r>
-    </w:p>
-    <w:p>
-      <w:r>
-        <w:t xml:space="preserve">Appelqvist, T., 2005. </w:t>
-      </w:r>
-      <w:r>
-        <w:rPr>
-          <w:i/>
-        </w:rPr>
-        <w:t>Naturvårdsbiologisk forskning. Underlag för områdesskydd i landskapet.</w:t>
-      </w:r>
-      <w:r>
-        <w:t xml:space="preserve"> Naturvårdsverket, Rapport 5452.</w:t>
-      </w:r>
-    </w:p>
-    <w:p>
-      <w:r>
-        <w:t xml:space="preserve">Gunnarsson, B., Pettersson, R. B., Hake, M. och Hultengren, S. &amp; Sjöberg, K., 1999. </w:t>
-      </w:r>
-      <w:r>
-        <w:rPr>
-          <w:i/>
-        </w:rPr>
-        <w:t xml:space="preserve">Spindlar och skalbaggar som indikatorer i barrskog. </w:t>
-      </w:r>
-      <w:r>
-        <w:t>Skog &amp; Forskning, Nr. 2/99, s. 46–51.</w:t>
-      </w:r>
-    </w:p>
-    <w:p>
-      <w:r>
-        <w:t xml:space="preserve">Hedgren, O., 2012. </w:t>
-      </w:r>
-      <w:r>
-        <w:rPr>
-          <w:i/>
-        </w:rPr>
-        <w:t>Hotade insekter på tallved i Dalarna.</w:t>
-      </w:r>
-      <w:r>
-        <w:t xml:space="preserve"> Länsstyrelsen Dalarna, Naturvårdsenheten. Rapport 2012:16.</w:t>
-      </w:r>
-    </w:p>
-    <w:p>
-      <w:r>
-        <w:t xml:space="preserve">Hedgren, O. 2010. </w:t>
-      </w:r>
-      <w:r>
-        <w:rPr>
-          <w:i/>
-        </w:rPr>
-        <w:t>Vedinsekter i tallskog och på brandfält i Värmland.</w:t>
-      </w:r>
-      <w:r>
-        <w:t xml:space="preserve"> Länsstyrelsen Värmland, Stencil, 39 s.</w:t>
-      </w:r>
-    </w:p>
-    <w:p>
-      <w:r>
-        <w:t xml:space="preserve">Janzen, D. H., 1983. </w:t>
-      </w:r>
-      <w:r>
-        <w:rPr>
-          <w:i/>
-        </w:rPr>
-        <w:t>No park is an island: Increase in interference from outside as park size decreases</w:t>
-      </w:r>
-      <w:r>
-        <w:t>. Oikos 41: 402–410.</w:t>
-      </w:r>
-    </w:p>
-    <w:p>
-      <w:r>
-        <w:t xml:space="preserve">Jonsell, M., Weslien, J. &amp; Ehn ström, B., 1998. </w:t>
-      </w:r>
-      <w:r>
-        <w:rPr>
-          <w:i/>
-        </w:rPr>
-        <w:t>Substrate requirements of red-listed saproxylic invertebrates in Sweden</w:t>
-      </w:r>
-      <w:r>
-        <w:t>. Biodiversity and Conserv. 7: 749–764.</w:t>
-      </w:r>
-    </w:p>
-    <w:p>
-      <w:r>
-        <w:t xml:space="preserve">Pettersson, R. B., 2014). </w:t>
-      </w:r>
-      <w:r>
-        <w:rPr>
-          <w:i/>
-        </w:rPr>
-        <w:t>Åtgärdsprogram för skalbaggar på nyligen död tall, 2014–2018.</w:t>
-      </w:r>
-      <w:r>
-        <w:t xml:space="preserve"> Rapport 6599. Bromma: Naturvårdsverket.</w:t>
-      </w:r>
-    </w:p>
-    <w:p>
-      <w:r>
-        <w:t xml:space="preserve">SLU Artdatabanken, 2026. </w:t>
-      </w:r>
-      <w:r>
-        <w:rPr>
-          <w:i/>
-        </w:rPr>
-        <w:t xml:space="preserve">Artfaktablad. Naturvård – artfakta. </w:t>
-      </w:r>
-      <w:r>
-        <w:t>SLU Artdatabanken, Uppsala.</w:t>
-      </w:r>
-    </w:p>
-    <w:p>
-      <w:r>
-        <w:t xml:space="preserve">Wikars, L.-O., Hansson, J. &amp; Hedgren, O., 2010. </w:t>
-      </w:r>
-      <w:r>
-        <w:rPr>
-          <w:i/>
-        </w:rPr>
-        <w:t>Inventering av vedlevande skalbaggar – tallskogar i Örebro län.</w:t>
-      </w:r>
-      <w:r>
-        <w:t xml:space="preserve"> Länsstyrelsen i Örebro län, publ.nr. 2010:2.</w:t>
-      </w:r>
-    </w:p>
-    <w:p>
-      <w:r>
-        <w:t xml:space="preserve">Wikars, L.-O., 2009. </w:t>
-      </w:r>
-      <w:r>
-        <w:rPr>
-          <w:i/>
-        </w:rPr>
-        <w:t>Vedskalbaggar i Hamra nationalpark, Gävleborgs län.</w:t>
-      </w:r>
-      <w:r>
-        <w:t xml:space="preserve"> Länsstyrelsen Gävleborg, Rapport 2009:14.</w:t>
       </w:r>
     </w:p>
     <w:p>
@@ -1339,7 +1296,7 @@
     <w:r>
       <w:tab/>
       <w:tab/>
-      <w:t>2026-06-20</w:t>
+      <w:t>2026-06-21</w:t>
       <w:br/>
       <w:br/>
     </w:r>

--- a/klagomål/A 14308-2026 FSC-klagomål.docx
+++ b/klagomål/A 14308-2026 FSC-klagomål.docx
@@ -1296,7 +1296,7 @@
     <w:r>
       <w:tab/>
       <w:tab/>
-      <w:t>2026-06-21</w:t>
+      <w:t>2026-06-22</w:t>
       <w:br/>
       <w:br/>
     </w:r>

--- a/klagomål/A 14308-2026 FSC-klagomål.docx
+++ b/klagomål/A 14308-2026 FSC-klagomål.docx
@@ -1296,7 +1296,7 @@
     <w:r>
       <w:tab/>
       <w:tab/>
-      <w:t>2026-06-22</w:t>
+      <w:t>2026-06-23</w:t>
       <w:br/>
       <w:br/>
     </w:r>

--- a/klagomål/A 14308-2026 FSC-klagomål.docx
+++ b/klagomål/A 14308-2026 FSC-klagomål.docx
@@ -1296,7 +1296,7 @@
     <w:r>
       <w:tab/>
       <w:tab/>
-      <w:t>2026-06-23</w:t>
+      <w:t>2026-06-24</w:t>
       <w:br/>
       <w:br/>
     </w:r>

--- a/klagomål/A 14308-2026 FSC-klagomål.docx
+++ b/klagomål/A 14308-2026 FSC-klagomål.docx
@@ -1296,7 +1296,7 @@
     <w:r>
       <w:tab/>
       <w:tab/>
-      <w:t>2026-06-24</w:t>
+      <w:t>2026-06-25</w:t>
       <w:br/>
       <w:br/>
     </w:r>

--- a/klagomål/A 14308-2026 FSC-klagomål.docx
+++ b/klagomål/A 14308-2026 FSC-klagomål.docx
@@ -1296,7 +1296,7 @@
     <w:r>
       <w:tab/>
       <w:tab/>
-      <w:t>2026-06-25</w:t>
+      <w:t>2026-06-26</w:t>
       <w:br/>
       <w:br/>
     </w:r>

--- a/klagomål/A 14308-2026 FSC-klagomål.docx
+++ b/klagomål/A 14308-2026 FSC-klagomål.docx
@@ -1296,7 +1296,7 @@
     <w:r>
       <w:tab/>
       <w:tab/>
-      <w:t>2026-06-26</w:t>
+      <w:t>2026-06-27</w:t>
       <w:br/>
       <w:br/>
     </w:r>

--- a/klagomål/A 14308-2026 FSC-klagomål.docx
+++ b/klagomål/A 14308-2026 FSC-klagomål.docx
@@ -1296,7 +1296,7 @@
     <w:r>
       <w:tab/>
       <w:tab/>
-      <w:t>2026-06-27</w:t>
+      <w:t>2026-06-28</w:t>
       <w:br/>
       <w:br/>
     </w:r>

--- a/klagomål/A 14308-2026 FSC-klagomål.docx
+++ b/klagomål/A 14308-2026 FSC-klagomål.docx
@@ -1296,7 +1296,7 @@
     <w:r>
       <w:tab/>
       <w:tab/>
-      <w:t>2026-06-28</w:t>
+      <w:t>2026-06-29</w:t>
       <w:br/>
       <w:br/>
     </w:r>

--- a/klagomål/A 14308-2026 FSC-klagomål.docx
+++ b/klagomål/A 14308-2026 FSC-klagomål.docx
@@ -1296,7 +1296,7 @@
     <w:r>
       <w:tab/>
       <w:tab/>
-      <w:t>2026-06-29</w:t>
+      <w:t>2026-06-30</w:t>
       <w:br/>
       <w:br/>
     </w:r>

--- a/klagomål/A 14308-2026 FSC-klagomål.docx
+++ b/klagomål/A 14308-2026 FSC-klagomål.docx
@@ -1296,7 +1296,7 @@
     <w:r>
       <w:tab/>
       <w:tab/>
-      <w:t>2026-06-30</w:t>
+      <w:t>2026-07-01</w:t>
       <w:br/>
       <w:br/>
     </w:r>

--- a/klagomål/A 14308-2026 FSC-klagomål.docx
+++ b/klagomål/A 14308-2026 FSC-klagomål.docx
@@ -1296,7 +1296,7 @@
     <w:r>
       <w:tab/>
       <w:tab/>
-      <w:t>2026-07-01</w:t>
+      <w:t>2026-07-02</w:t>
       <w:br/>
       <w:br/>
     </w:r>

--- a/klagomål/A 14308-2026 FSC-klagomål.docx
+++ b/klagomål/A 14308-2026 FSC-klagomål.docx
@@ -1296,7 +1296,7 @@
     <w:r>
       <w:tab/>
       <w:tab/>
-      <w:t>2026-07-13</w:t>
+      <w:t>2026-07-14</w:t>
       <w:br/>
       <w:br/>
     </w:r>

--- a/klagomål/A 14308-2026 FSC-klagomål.docx
+++ b/klagomål/A 14308-2026 FSC-klagomål.docx
@@ -1296,7 +1296,7 @@
     <w:r>
       <w:tab/>
       <w:tab/>
-      <w:t>2026-07-14</w:t>
+      <w:t>2026-07-15</w:t>
       <w:br/>
       <w:br/>
     </w:r>

--- a/klagomål/A 14308-2026 FSC-klagomål.docx
+++ b/klagomål/A 14308-2026 FSC-klagomål.docx
@@ -1296,7 +1296,7 @@
     <w:r>
       <w:tab/>
       <w:tab/>
-      <w:t>2026-07-15</w:t>
+      <w:t>2026-07-16</w:t>
       <w:br/>
       <w:br/>
     </w:r>

--- a/klagomål/A 14308-2026 FSC-klagomål.docx
+++ b/klagomål/A 14308-2026 FSC-klagomål.docx
@@ -1296,7 +1296,7 @@
     <w:r>
       <w:tab/>
       <w:tab/>
-      <w:t>2026-07-16</w:t>
+      <w:t>2026-07-17</w:t>
       <w:br/>
       <w:br/>
     </w:r>

--- a/klagomål/A 14308-2026 FSC-klagomål.docx
+++ b/klagomål/A 14308-2026 FSC-klagomål.docx
@@ -1296,7 +1296,7 @@
     <w:r>
       <w:tab/>
       <w:tab/>
-      <w:t>2026-07-17</w:t>
+      <w:t>2026-07-18</w:t>
       <w:br/>
       <w:br/>
     </w:r>

--- a/klagomål/A 14308-2026 FSC-klagomål.docx
+++ b/klagomål/A 14308-2026 FSC-klagomål.docx
@@ -1296,7 +1296,7 @@
     <w:r>
       <w:tab/>
       <w:tab/>
-      <w:t>2026-07-18</w:t>
+      <w:t>2026-07-19</w:t>
       <w:br/>
       <w:br/>
     </w:r>

--- a/klagomål/A 14308-2026 FSC-klagomål.docx
+++ b/klagomål/A 14308-2026 FSC-klagomål.docx
@@ -1296,7 +1296,7 @@
     <w:r>
       <w:tab/>
       <w:tab/>
-      <w:t>2026-07-19</w:t>
+      <w:t>2026-07-20</w:t>
       <w:br/>
       <w:br/>
     </w:r>

--- a/klagomål/A 14308-2026 FSC-klagomål.docx
+++ b/klagomål/A 14308-2026 FSC-klagomål.docx
@@ -1296,7 +1296,7 @@
     <w:r>
       <w:tab/>
       <w:tab/>
-      <w:t>2026-07-20</w:t>
+      <w:t>2026-07-21</w:t>
       <w:br/>
       <w:br/>
     </w:r>

--- a/klagomål/A 14308-2026 FSC-klagomål.docx
+++ b/klagomål/A 14308-2026 FSC-klagomål.docx
@@ -1296,7 +1296,7 @@
     <w:r>
       <w:tab/>
       <w:tab/>
-      <w:t>2026-07-21</w:t>
+      <w:t>2026-07-22</w:t>
       <w:br/>
       <w:br/>
     </w:r>

--- a/klagomål/A 14308-2026 FSC-klagomål.docx
+++ b/klagomål/A 14308-2026 FSC-klagomål.docx
@@ -1296,7 +1296,7 @@
     <w:r>
       <w:tab/>
       <w:tab/>
-      <w:t>2026-07-22</w:t>
+      <w:t>2026-07-23</w:t>
       <w:br/>
       <w:br/>
     </w:r>

--- a/klagomål/A 14308-2026 FSC-klagomål.docx
+++ b/klagomål/A 14308-2026 FSC-klagomål.docx
@@ -1296,7 +1296,7 @@
     <w:r>
       <w:tab/>
       <w:tab/>
-      <w:t>2026-07-23</w:t>
+      <w:t>2026-07-24</w:t>
       <w:br/>
       <w:br/>
     </w:r>

--- a/klagomål/A 14308-2026 FSC-klagomål.docx
+++ b/klagomål/A 14308-2026 FSC-klagomål.docx
@@ -1296,7 +1296,7 @@
     <w:r>
       <w:tab/>
       <w:tab/>
-      <w:t>2026-07-24</w:t>
+      <w:t>2026-07-25</w:t>
       <w:br/>
       <w:br/>
     </w:r>

--- a/klagomål/A 14308-2026 FSC-klagomål.docx
+++ b/klagomål/A 14308-2026 FSC-klagomål.docx
@@ -1296,7 +1296,7 @@
     <w:r>
       <w:tab/>
       <w:tab/>
-      <w:t>2026-07-25</w:t>
+      <w:t>2026-07-26</w:t>
       <w:br/>
       <w:br/>
     </w:r>

--- a/klagomål/A 14308-2026 FSC-klagomål.docx
+++ b/klagomål/A 14308-2026 FSC-klagomål.docx
@@ -1296,7 +1296,7 @@
     <w:r>
       <w:tab/>
       <w:tab/>
-      <w:t>2026-07-26</w:t>
+      <w:t>2026-07-27</w:t>
       <w:br/>
       <w:br/>
     </w:r>

--- a/klagomål/A 14308-2026 FSC-klagomål.docx
+++ b/klagomål/A 14308-2026 FSC-klagomål.docx
@@ -1296,7 +1296,7 @@
     <w:r>
       <w:tab/>
       <w:tab/>
-      <w:t>2026-07-27</w:t>
+      <w:t>2026-07-28</w:t>
       <w:br/>
       <w:br/>
     </w:r>

--- a/klagomål/A 14308-2026 FSC-klagomål.docx
+++ b/klagomål/A 14308-2026 FSC-klagomål.docx
@@ -1296,7 +1296,7 @@
     <w:r>
       <w:tab/>
       <w:tab/>
-      <w:t>2026-07-28</w:t>
+      <w:t>2026-07-29</w:t>
       <w:br/>
       <w:br/>
     </w:r>

--- a/klagomål/A 14308-2026 FSC-klagomål.docx
+++ b/klagomål/A 14308-2026 FSC-klagomål.docx
@@ -1296,7 +1296,7 @@
     <w:r>
       <w:tab/>
       <w:tab/>
-      <w:t>2026-07-29</w:t>
+      <w:t>2026-07-30</w:t>
       <w:br/>
       <w:br/>
     </w:r>

--- a/klagomål/A 14308-2026 FSC-klagomål.docx
+++ b/klagomål/A 14308-2026 FSC-klagomål.docx
@@ -1296,7 +1296,7 @@
     <w:r>
       <w:tab/>
       <w:tab/>
-      <w:t>2026-07-30</w:t>
+      <w:t>2026-07-31</w:t>
       <w:br/>
       <w:br/>
     </w:r>

--- a/klagomål/A 14308-2026 FSC-klagomål.docx
+++ b/klagomål/A 14308-2026 FSC-klagomål.docx
@@ -1296,7 +1296,7 @@
     <w:r>
       <w:tab/>
       <w:tab/>
-      <w:t>2026-07-31</w:t>
+      <w:t>2026-08-01</w:t>
       <w:br/>
       <w:br/>
     </w:r>

--- a/klagomål/A 14308-2026 FSC-klagomål.docx
+++ b/klagomål/A 14308-2026 FSC-klagomål.docx
@@ -1296,7 +1296,7 @@
     <w:r>
       <w:tab/>
       <w:tab/>
-      <w:t>2026-08-01</w:t>
+      <w:t>2026-08-02</w:t>
       <w:br/>
       <w:br/>
     </w:r>

--- a/klagomål/A 14308-2026 FSC-klagomål.docx
+++ b/klagomål/A 14308-2026 FSC-klagomål.docx
@@ -1296,7 +1296,7 @@
     <w:r>
       <w:tab/>
       <w:tab/>
-      <w:t>2026-08-02</w:t>
+      <w:t>2026-08-03</w:t>
       <w:br/>
       <w:br/>
     </w:r>

--- a/klagomål/A 14308-2026 FSC-klagomål.docx
+++ b/klagomål/A 14308-2026 FSC-klagomål.docx
@@ -1296,7 +1296,7 @@
     <w:r>
       <w:tab/>
       <w:tab/>
-      <w:t>2026-08-03</w:t>
+      <w:t>2026-08-05</w:t>
       <w:br/>
       <w:br/>
     </w:r>

--- a/klagomål/A 14308-2026 FSC-klagomål.docx
+++ b/klagomål/A 14308-2026 FSC-klagomål.docx
@@ -1296,7 +1296,7 @@
     <w:r>
       <w:tab/>
       <w:tab/>
-      <w:t>2026-08-05</w:t>
+      <w:t>2026-08-07</w:t>
       <w:br/>
       <w:br/>
     </w:r>

--- a/klagomål/A 14308-2026 FSC-klagomål.docx
+++ b/klagomål/A 14308-2026 FSC-klagomål.docx
@@ -1296,7 +1296,7 @@
     <w:r>
       <w:tab/>
       <w:tab/>
-      <w:t>2026-08-07</w:t>
+      <w:t>2026-08-08</w:t>
       <w:br/>
       <w:br/>
     </w:r>

--- a/klagomål/A 14308-2026 FSC-klagomål.docx
+++ b/klagomål/A 14308-2026 FSC-klagomål.docx
@@ -216,7 +216,7 @@
         <w:spacing w:after="240"/>
       </w:pPr>
       <w:r>
-        <w:t>Figur 1. Fyndplatser för naturvårdsarter i och inom 25 meter från avverkningsanmälan. Markörer utan svart kant är placerade på fyndplatsen. Markörer med svart kant är placerade vid sidan av fyndplatsen har ett svart streck som visar fyndplatsens exakta position. Kartans mittpunktskoordinat är N 6716878, E 549282 i SWEREF 99 TM.</w:t>
+        <w:t>Figur 1. Fyndplatser för naturvårdsarter i och inom 25 meter från avverkningsanmälan. Markörer utan svart kant är placerade på fyndplatsen. Markörer med svart kant är placerade vid sidan av fyndplatsen och har ett svart streck som visar fyndplatsens exakta position. Kartans mittpunktskoordinat är N 6716878, E 549282 i SWEREF 99 TM.</w:t>
       </w:r>
     </w:p>
     <w:p>
@@ -1296,7 +1296,7 @@
     <w:r>
       <w:tab/>
       <w:tab/>
-      <w:t>2026-08-14</w:t>
+      <w:t>2026-08-15</w:t>
       <w:br/>
       <w:br/>
     </w:r>

--- a/klagomål/A 14308-2026 FSC-klagomål.docx
+++ b/klagomål/A 14308-2026 FSC-klagomål.docx
@@ -1296,7 +1296,7 @@
     <w:r>
       <w:tab/>
       <w:tab/>
-      <w:t>2026-08-15</w:t>
+      <w:t>2026-08-16</w:t>
       <w:br/>
       <w:br/>
     </w:r>

--- a/klagomål/A 14308-2026 FSC-klagomål.docx
+++ b/klagomål/A 14308-2026 FSC-klagomål.docx
@@ -1296,7 +1296,7 @@
     <w:r>
       <w:tab/>
       <w:tab/>
-      <w:t>2026-08-16</w:t>
+      <w:t>2026-08-17</w:t>
       <w:br/>
       <w:br/>
     </w:r>

--- a/klagomål/A 14308-2026 FSC-klagomål.docx
+++ b/klagomål/A 14308-2026 FSC-klagomål.docx
@@ -1296,7 +1296,7 @@
     <w:r>
       <w:tab/>
       <w:tab/>
-      <w:t>2026-08-17</w:t>
+      <w:t>2026-08-18</w:t>
       <w:br/>
       <w:br/>
     </w:r>

--- a/klagomål/A 14308-2026 FSC-klagomål.docx
+++ b/klagomål/A 14308-2026 FSC-klagomål.docx
@@ -1296,7 +1296,7 @@
     <w:r>
       <w:tab/>
       <w:tab/>
-      <w:t>2026-08-18</w:t>
+      <w:t>2026-08-19</w:t>
       <w:br/>
       <w:br/>
     </w:r>

--- a/klagomål/A 14308-2026 FSC-klagomål.docx
+++ b/klagomål/A 14308-2026 FSC-klagomål.docx
@@ -1296,7 +1296,7 @@
     <w:r>
       <w:tab/>
       <w:tab/>
-      <w:t>2026-08-19</w:t>
+      <w:t>2026-08-20</w:t>
       <w:br/>
       <w:br/>
     </w:r>

--- a/klagomål/A 14308-2026 FSC-klagomål.docx
+++ b/klagomål/A 14308-2026 FSC-klagomål.docx
@@ -1296,7 +1296,7 @@
     <w:r>
       <w:tab/>
       <w:tab/>
-      <w:t>2026-08-20</w:t>
+      <w:t>2026-08-21</w:t>
       <w:br/>
       <w:br/>
     </w:r>

--- a/klagomål/A 14308-2026 FSC-klagomål.docx
+++ b/klagomål/A 14308-2026 FSC-klagomål.docx
@@ -1296,7 +1296,7 @@
     <w:r>
       <w:tab/>
       <w:tab/>
-      <w:t>2026-08-21</w:t>
+      <w:t>2026-08-22</w:t>
       <w:br/>
       <w:br/>
     </w:r>

--- a/klagomål/A 14308-2026 FSC-klagomål.docx
+++ b/klagomål/A 14308-2026 FSC-klagomål.docx
@@ -1296,7 +1296,7 @@
     <w:r>
       <w:tab/>
       <w:tab/>
-      <w:t>2026-08-22</w:t>
+      <w:t>2026-08-23</w:t>
       <w:br/>
       <w:br/>
     </w:r>

--- a/klagomål/A 14308-2026 FSC-klagomål.docx
+++ b/klagomål/A 14308-2026 FSC-klagomål.docx
@@ -1296,7 +1296,7 @@
     <w:r>
       <w:tab/>
       <w:tab/>
-      <w:t>2026-08-23</w:t>
+      <w:t>2026-08-24</w:t>
       <w:br/>
       <w:br/>
     </w:r>

--- a/klagomål/A 14308-2026 FSC-klagomål.docx
+++ b/klagomål/A 14308-2026 FSC-klagomål.docx
@@ -1296,7 +1296,7 @@
     <w:r>
       <w:tab/>
       <w:tab/>
-      <w:t>2026-08-24</w:t>
+      <w:t>2026-08-25</w:t>
       <w:br/>
       <w:br/>
     </w:r>

--- a/klagomål/A 14308-2026 FSC-klagomål.docx
+++ b/klagomål/A 14308-2026 FSC-klagomål.docx
@@ -1296,7 +1296,7 @@
     <w:r>
       <w:tab/>
       <w:tab/>
-      <w:t>2026-08-25</w:t>
+      <w:t>2026-08-26</w:t>
       <w:br/>
       <w:br/>
     </w:r>

--- a/klagomål/A 14308-2026 FSC-klagomål.docx
+++ b/klagomål/A 14308-2026 FSC-klagomål.docx
@@ -1296,7 +1296,7 @@
     <w:r>
       <w:tab/>
       <w:tab/>
-      <w:t>2026-08-26</w:t>
+      <w:t>2026-08-27</w:t>
       <w:br/>
       <w:br/>
     </w:r>

--- a/klagomål/A 14308-2026 FSC-klagomål.docx
+++ b/klagomål/A 14308-2026 FSC-klagomål.docx
@@ -1296,7 +1296,7 @@
     <w:r>
       <w:tab/>
       <w:tab/>
-      <w:t>2026-08-27</w:t>
+      <w:t>2026-08-28</w:t>
       <w:br/>
       <w:br/>
     </w:r>

--- a/klagomål/A 14308-2026 FSC-klagomål.docx
+++ b/klagomål/A 14308-2026 FSC-klagomål.docx
@@ -1296,7 +1296,7 @@
     <w:r>
       <w:tab/>
       <w:tab/>
-      <w:t>2026-08-28</w:t>
+      <w:t>2026-08-29</w:t>
       <w:br/>
       <w:br/>
     </w:r>

--- a/klagomål/A 14308-2026 FSC-klagomål.docx
+++ b/klagomål/A 14308-2026 FSC-klagomål.docx
@@ -1296,7 +1296,7 @@
     <w:r>
       <w:tab/>
       <w:tab/>
-      <w:t>2026-08-29</w:t>
+      <w:t>2026-08-31</w:t>
       <w:br/>
       <w:br/>
     </w:r>

--- a/klagomål/A 14308-2026 FSC-klagomål.docx
+++ b/klagomål/A 14308-2026 FSC-klagomål.docx
@@ -1296,7 +1296,7 @@
     <w:r>
       <w:tab/>
       <w:tab/>
-      <w:t>2026-08-31</w:t>
+      <w:t>2026-09-01</w:t>
       <w:br/>
       <w:br/>
     </w:r>

--- a/klagomål/A 14308-2026 FSC-klagomål.docx
+++ b/klagomål/A 14308-2026 FSC-klagomål.docx
@@ -1296,7 +1296,7 @@
     <w:r>
       <w:tab/>
       <w:tab/>
-      <w:t>2026-09-01</w:t>
+      <w:t>2026-09-02</w:t>
       <w:br/>
       <w:br/>
     </w:r>

--- a/klagomål/A 14308-2026 FSC-klagomål.docx
+++ b/klagomål/A 14308-2026 FSC-klagomål.docx
@@ -1296,7 +1296,7 @@
     <w:r>
       <w:tab/>
       <w:tab/>
-      <w:t>2026-09-02</w:t>
+      <w:t>2026-09-03</w:t>
       <w:br/>
       <w:br/>
     </w:r>

--- a/klagomål/A 14308-2026 FSC-klagomål.docx
+++ b/klagomål/A 14308-2026 FSC-klagomål.docx
@@ -1296,7 +1296,7 @@
     <w:r>
       <w:tab/>
       <w:tab/>
-      <w:t>2026-09-03</w:t>
+      <w:t>2026-09-04</w:t>
       <w:br/>
       <w:br/>
     </w:r>

--- a/klagomål/A 14308-2026 FSC-klagomål.docx
+++ b/klagomål/A 14308-2026 FSC-klagomål.docx
@@ -1296,7 +1296,7 @@
     <w:r>
       <w:tab/>
       <w:tab/>
-      <w:t>2026-09-04</w:t>
+      <w:t>2026-09-05</w:t>
       <w:br/>
       <w:br/>
     </w:r>

--- a/klagomål/A 14308-2026 FSC-klagomål.docx
+++ b/klagomål/A 14308-2026 FSC-klagomål.docx
@@ -1296,7 +1296,7 @@
     <w:r>
       <w:tab/>
       <w:tab/>
-      <w:t>2026-09-05</w:t>
+      <w:t>2026-09-06</w:t>
       <w:br/>
       <w:br/>
     </w:r>

--- a/klagomål/A 14308-2026 FSC-klagomål.docx
+++ b/klagomål/A 14308-2026 FSC-klagomål.docx
@@ -1296,7 +1296,7 @@
     <w:r>
       <w:tab/>
       <w:tab/>
-      <w:t>2026-09-06</w:t>
+      <w:t>2026-09-07</w:t>
       <w:br/>
       <w:br/>
     </w:r>

--- a/klagomål/A 14308-2026 FSC-klagomål.docx
+++ b/klagomål/A 14308-2026 FSC-klagomål.docx
@@ -1296,7 +1296,7 @@
     <w:r>
       <w:tab/>
       <w:tab/>
-      <w:t>2026-09-07</w:t>
+      <w:t>2026-09-08</w:t>
       <w:br/>
       <w:br/>
     </w:r>

--- a/klagomål/A 14308-2026 FSC-klagomål.docx
+++ b/klagomål/A 14308-2026 FSC-klagomål.docx
@@ -1296,7 +1296,7 @@
     <w:r>
       <w:tab/>
       <w:tab/>
-      <w:t>2026-09-08</w:t>
+      <w:t>2026-09-09</w:t>
       <w:br/>
       <w:br/>
     </w:r>

--- a/klagomål/A 14308-2026 FSC-klagomål.docx
+++ b/klagomål/A 14308-2026 FSC-klagomål.docx
@@ -1296,7 +1296,7 @@
     <w:r>
       <w:tab/>
       <w:tab/>
-      <w:t>2026-09-09</w:t>
+      <w:t>2026-09-10</w:t>
       <w:br/>
       <w:br/>
     </w:r>

--- a/klagomål/A 14308-2026 FSC-klagomål.docx
+++ b/klagomål/A 14308-2026 FSC-klagomål.docx
@@ -1296,7 +1296,7 @@
     <w:r>
       <w:tab/>
       <w:tab/>
-      <w:t>2026-09-10</w:t>
+      <w:t>2026-09-11</w:t>
       <w:br/>
       <w:br/>
     </w:r>

--- a/klagomål/A 14308-2026 FSC-klagomål.docx
+++ b/klagomål/A 14308-2026 FSC-klagomål.docx
@@ -1296,7 +1296,7 @@
     <w:r>
       <w:tab/>
       <w:tab/>
-      <w:t>2026-09-11</w:t>
+      <w:t>2026-09-12</w:t>
       <w:br/>
       <w:br/>
     </w:r>

--- a/klagomål/A 14308-2026 FSC-klagomål.docx
+++ b/klagomål/A 14308-2026 FSC-klagomål.docx
@@ -1296,7 +1296,7 @@
     <w:r>
       <w:tab/>
       <w:tab/>
-      <w:t>2026-09-12</w:t>
+      <w:t>2026-09-13</w:t>
       <w:br/>
       <w:br/>
     </w:r>
